--- a/docs/Especificacao-NPS-Embed-Final.docx
+++ b/docs/Especificacao-NPS-Embed-Final.docx
@@ -1,10 +1,10 @@
 
 <file path=word/document.xml><?xml version="1.0" encoding="utf-8"?>
-<w:document xmlns:wpc="http://schemas.microsoft.com/office/word/2010/wordprocessingCanvas" xmlns:mc="http://schemas.openxmlformats.org/markup-compatibility/2006" xmlns:o="urn:schemas-microsoft-com:office:office" xmlns:r="http://schemas.openxmlformats.org/officeDocument/2006/relationships" xmlns:m="http://schemas.openxmlformats.org/officeDocument/2006/math" xmlns:v="urn:schemas-microsoft-com:vml" xmlns:wp14="http://schemas.microsoft.com/office/word/2010/wordprocessingDrawing" xmlns:wp="http://schemas.openxmlformats.org/drawingml/2006/wordprocessingDrawing" xmlns:w10="urn:schemas-microsoft-com:office:word" xmlns:w="http://schemas.openxmlformats.org/wordprocessingml/2006/main" xmlns:w14="http://schemas.microsoft.com/office/word/2010/wordml" xmlns:w15="http://schemas.microsoft.com/office/word/2012/wordml" xmlns:wpg="http://schemas.microsoft.com/office/word/2010/wordprocessingGroup" xmlns:wpi="http://schemas.microsoft.com/office/word/2010/wordprocessingInk" xmlns:wne="http://schemas.microsoft.com/office/word/2006/wordml" xmlns:wps="http://schemas.microsoft.com/office/word/2010/wordprocessingShape" xmlns:cx="http://schemas.microsoft.com/office/drawing/2014/chartex" xmlns:cx1="http://schemas.microsoft.com/office/drawing/2015/9/8/chartex" xmlns:cx2="http://schemas.microsoft.com/office/drawing/2015/10/21/chartex" xmlns:cx3="http://schemas.microsoft.com/office/drawing/2016/5/9/chartex" xmlns:cx4="http://schemas.microsoft.com/office/drawing/2016/5/10/chartex" xmlns:cx5="http://schemas.microsoft.com/office/drawing/2016/5/11/chartex" xmlns:cx6="http://schemas.microsoft.com/office/drawing/2016/5/12/chartex" xmlns:cx7="http://schemas.microsoft.com/office/drawing/2016/5/13/chartex" xmlns:cx8="http://schemas.microsoft.com/office/drawing/2016/5/14/chartex" xmlns:aink="http://schemas.microsoft.com/office/drawing/2016/ink" xmlns:am3d="http://schemas.microsoft.com/office/drawing/2017/model3d" xmlns:w16cex="http://schemas.microsoft.com/office/word/2018/wordml/cex" xmlns:w16cid="http://schemas.microsoft.com/office/word/2016/wordml/cid" xmlns:w16="http://schemas.microsoft.com/office/word/2018/wordml" xmlns:w16sdtdh="http://schemas.microsoft.com/office/word/2020/wordml/sdtdatahash" xmlns:w16se="http://schemas.microsoft.com/office/word/2015/wordml/symex" mc:Ignorable="w14 w15 wp14">
+<w:document xmlns:wpc="http://schemas.microsoft.com/office/word/2010/wordprocessingCanvas" xmlns:cx="http://schemas.microsoft.com/office/drawing/2014/chartex" xmlns:cx1="http://schemas.microsoft.com/office/drawing/2015/9/8/chartex" xmlns:cx2="http://schemas.microsoft.com/office/drawing/2015/10/21/chartex" xmlns:cx3="http://schemas.microsoft.com/office/drawing/2016/5/9/chartex" xmlns:cx4="http://schemas.microsoft.com/office/drawing/2016/5/10/chartex" xmlns:cx5="http://schemas.microsoft.com/office/drawing/2016/5/11/chartex" xmlns:cx6="http://schemas.microsoft.com/office/drawing/2016/5/12/chartex" xmlns:cx7="http://schemas.microsoft.com/office/drawing/2016/5/13/chartex" xmlns:cx8="http://schemas.microsoft.com/office/drawing/2016/5/14/chartex" xmlns:mc="http://schemas.openxmlformats.org/markup-compatibility/2006" xmlns:aink="http://schemas.microsoft.com/office/drawing/2016/ink" xmlns:am3d="http://schemas.microsoft.com/office/drawing/2017/model3d" xmlns:o="urn:schemas-microsoft-com:office:office" xmlns:oel="http://schemas.microsoft.com/office/2019/extlst" xmlns:r="http://schemas.openxmlformats.org/officeDocument/2006/relationships" xmlns:m="http://schemas.openxmlformats.org/officeDocument/2006/math" xmlns:v="urn:schemas-microsoft-com:vml" xmlns:wp14="http://schemas.microsoft.com/office/word/2010/wordprocessingDrawing" xmlns:wp="http://schemas.openxmlformats.org/drawingml/2006/wordprocessingDrawing" xmlns:w10="urn:schemas-microsoft-com:office:word" xmlns:w="http://schemas.openxmlformats.org/wordprocessingml/2006/main" xmlns:w14="http://schemas.microsoft.com/office/word/2010/wordml" xmlns:w15="http://schemas.microsoft.com/office/word/2012/wordml" xmlns:w16cex="http://schemas.microsoft.com/office/word/2018/wordml/cex" xmlns:w16cid="http://schemas.microsoft.com/office/word/2016/wordml/cid" xmlns:w16="http://schemas.microsoft.com/office/word/2018/wordml" xmlns:w16du="http://schemas.microsoft.com/office/word/2023/wordml/word16du" xmlns:w16sdtdh="http://schemas.microsoft.com/office/word/2020/wordml/sdtdatahash" xmlns:w16sdtfl="http://schemas.microsoft.com/office/word/2024/wordml/sdtformatlock" xmlns:w16se="http://schemas.microsoft.com/office/word/2015/wordml/symex" xmlns:wpg="http://schemas.microsoft.com/office/word/2010/wordprocessingGroup" xmlns:wpi="http://schemas.microsoft.com/office/word/2010/wordprocessingInk" xmlns:wne="http://schemas.microsoft.com/office/word/2006/wordml" xmlns:wps="http://schemas.microsoft.com/office/word/2010/wordprocessingShape" mc:Ignorable="w14 w15 w16se w16cid w16 w16cex w16sdtdh w16sdtfl w16du wp14">
   <w:body>
     <w:p>
       <w:pPr>
-        <w:spacing w:after="0" w:before="2400"/>
+        <w:spacing w:before="2400"/>
         <w:jc w:val="center"/>
       </w:pPr>
       <w:r>
@@ -15,7 +15,7 @@
           <w:sz w:val="56"/>
           <w:szCs w:val="56"/>
         </w:rPr>
-        <w:t xml:space="preserve">ESPECIFICAÇÃO TÉCNICA</w:t>
+        <w:t>ESPECIFICAÇÃO TÉCNICA</w:t>
       </w:r>
     </w:p>
     <w:p>
@@ -29,7 +29,7 @@
           <w:sz w:val="36"/>
           <w:szCs w:val="36"/>
         </w:rPr>
-        <w:t xml:space="preserve">Pesquisa de NPS embutida (embed.js)</w:t>
+        <w:t>Pesquisa de NPS embutida (embed.js)</w:t>
       </w:r>
     </w:p>
     <w:p>
@@ -45,13 +45,13 @@
           <w:sz w:val="24"/>
           <w:szCs w:val="24"/>
         </w:rPr>
-        <w:t xml:space="preserve">Guia de implementação para o time de Produto / Engenharia Plannera</w:t>
+        <w:t>Guia de implementação para o time de Produto / Engenharia Plannera</w:t>
       </w:r>
     </w:p>
     <w:p>
       <w:pPr>
         <w:pBdr>
-          <w:top w:val="single" w:color="2E75B6" w:sz="6" w:space="8"/>
+          <w:top w:val="single" w:sz="6" w:space="8" w:color="2E75B6"/>
         </w:pBdr>
         <w:jc w:val="center"/>
       </w:pPr>
@@ -65,10 +65,8 @@
         <w:rPr>
           <w:b/>
           <w:bCs/>
-          <w:sz w:val="22"/>
-          <w:szCs w:val="22"/>
         </w:rPr>
-        <w:t xml:space="preserve">Versão Final</w:t>
+        <w:t>Versão Final</w:t>
       </w:r>
     </w:p>
     <w:p>
@@ -78,10 +76,8 @@
       <w:r>
         <w:rPr>
           <w:color w:val="666666"/>
-          <w:sz w:val="22"/>
-          <w:szCs w:val="22"/>
         </w:rPr>
-        <w:t xml:space="preserve">Data: 03/06/2026</w:t>
+        <w:t>Data: 03/06/2026</w:t>
       </w:r>
     </w:p>
     <w:p>
@@ -92,10 +88,8 @@
         <w:rPr>
           <w:b/>
           <w:bCs/>
-          <w:sz w:val="22"/>
-          <w:szCs w:val="22"/>
         </w:rPr>
-        <w:t xml:space="preserve">Autor: Vinicius Caramori da Silva</w:t>
+        <w:t>Autor: Vinicius Caramori da Silva</w:t>
       </w:r>
     </w:p>
     <w:p>
@@ -105,10 +99,8 @@
       <w:r>
         <w:rPr>
           <w:color w:val="666666"/>
-          <w:sz w:val="22"/>
-          <w:szCs w:val="22"/>
         </w:rPr>
-        <w:t xml:space="preserve">Origem: plataforma cs-plataform (Customer Success)</w:t>
+        <w:t>Origem: plataforma cs-plataform (Customer Success)</w:t>
       </w:r>
     </w:p>
     <w:p>
@@ -118,23 +110,945 @@
     </w:p>
     <w:p>
       <w:pPr>
-        <w:pStyle w:val="Heading1"/>
-      </w:pPr>
-      <w:r>
-        <w:t xml:space="preserve">Sumário</w:t>
-      </w:r>
+        <w:pStyle w:val="Ttulo1"/>
+      </w:pPr>
+      <w:bookmarkStart w:id="0" w:name="_Toc231397989"/>
+      <w:r>
+        <w:lastRenderedPageBreak/>
+        <w:t>Sumário</w:t>
+      </w:r>
+      <w:bookmarkEnd w:id="0"/>
     </w:p>
     <w:sdt>
       <w:sdtPr>
         <w:alias w:val="Sumário"/>
+        <w:id w:val="2095132561"/>
       </w:sdtPr>
+      <w:sdtEndPr/>
       <w:sdtContent>
         <w:p>
+          <w:pPr>
+            <w:pStyle w:val="Sumrio1"/>
+            <w:tabs>
+              <w:tab w:val="right" w:leader="dot" w:pos="9350"/>
+            </w:tabs>
+            <w:rPr>
+              <w:noProof/>
+            </w:rPr>
+          </w:pPr>
           <w:r>
-            <w:fldChar w:fldCharType="begin" w:dirty="true"/>
-            <w:instrText xml:space="preserve">TOC \h \o "1-2"</w:instrText>
+            <w:fldChar w:fldCharType="begin"/>
+          </w:r>
+          <w:r>
+            <w:instrText>TOC \h \o "1-2"</w:instrText>
+          </w:r>
+          <w:r>
             <w:fldChar w:fldCharType="separate"/>
           </w:r>
+          <w:hyperlink w:anchor="_Toc231397989" w:history="1">
+            <w:r>
+              <w:rPr>
+                <w:rStyle w:val="Hyperlink"/>
+                <w:noProof/>
+              </w:rPr>
+              <w:t>Sumário</w:t>
+            </w:r>
+            <w:r>
+              <w:rPr>
+                <w:noProof/>
+              </w:rPr>
+              <w:tab/>
+            </w:r>
+            <w:r>
+              <w:rPr>
+                <w:noProof/>
+              </w:rPr>
+              <w:fldChar w:fldCharType="begin"/>
+            </w:r>
+            <w:r>
+              <w:rPr>
+                <w:noProof/>
+              </w:rPr>
+              <w:instrText xml:space="preserve"> PAGEREF _Toc231397989 \h </w:instrText>
+            </w:r>
+            <w:r>
+              <w:rPr>
+                <w:noProof/>
+              </w:rPr>
+            </w:r>
+            <w:r>
+              <w:rPr>
+                <w:noProof/>
+              </w:rPr>
+              <w:fldChar w:fldCharType="separate"/>
+            </w:r>
+            <w:r>
+              <w:rPr>
+                <w:noProof/>
+              </w:rPr>
+              <w:t>2</w:t>
+            </w:r>
+            <w:r>
+              <w:rPr>
+                <w:noProof/>
+              </w:rPr>
+              <w:fldChar w:fldCharType="end"/>
+            </w:r>
+          </w:hyperlink>
+        </w:p>
+        <w:p>
+          <w:pPr>
+            <w:pStyle w:val="Sumrio1"/>
+            <w:tabs>
+              <w:tab w:val="right" w:leader="dot" w:pos="9350"/>
+            </w:tabs>
+            <w:rPr>
+              <w:noProof/>
+            </w:rPr>
+          </w:pPr>
+          <w:hyperlink w:anchor="_Toc231397990" w:history="1">
+            <w:r>
+              <w:rPr>
+                <w:rStyle w:val="Hyperlink"/>
+                <w:noProof/>
+              </w:rPr>
+              <w:t>1. Objetivo e escopo</w:t>
+            </w:r>
+            <w:r>
+              <w:rPr>
+                <w:noProof/>
+              </w:rPr>
+              <w:tab/>
+            </w:r>
+            <w:r>
+              <w:rPr>
+                <w:noProof/>
+              </w:rPr>
+              <w:fldChar w:fldCharType="begin"/>
+            </w:r>
+            <w:r>
+              <w:rPr>
+                <w:noProof/>
+              </w:rPr>
+              <w:instrText xml:space="preserve"> PAGEREF _Toc231397990 \h </w:instrText>
+            </w:r>
+            <w:r>
+              <w:rPr>
+                <w:noProof/>
+              </w:rPr>
+            </w:r>
+            <w:r>
+              <w:rPr>
+                <w:noProof/>
+              </w:rPr>
+              <w:fldChar w:fldCharType="separate"/>
+            </w:r>
+            <w:r>
+              <w:rPr>
+                <w:noProof/>
+              </w:rPr>
+              <w:t>3</w:t>
+            </w:r>
+            <w:r>
+              <w:rPr>
+                <w:noProof/>
+              </w:rPr>
+              <w:fldChar w:fldCharType="end"/>
+            </w:r>
+          </w:hyperlink>
+        </w:p>
+        <w:p>
+          <w:pPr>
+            <w:pStyle w:val="Sumrio2"/>
+            <w:tabs>
+              <w:tab w:val="right" w:leader="dot" w:pos="9350"/>
+            </w:tabs>
+            <w:rPr>
+              <w:noProof/>
+            </w:rPr>
+          </w:pPr>
+          <w:hyperlink w:anchor="_Toc231397991" w:history="1">
+            <w:r>
+              <w:rPr>
+                <w:rStyle w:val="Hyperlink"/>
+                <w:noProof/>
+              </w:rPr>
+              <w:t>Fora de escopo</w:t>
+            </w:r>
+            <w:r>
+              <w:rPr>
+                <w:noProof/>
+              </w:rPr>
+              <w:tab/>
+            </w:r>
+            <w:r>
+              <w:rPr>
+                <w:noProof/>
+              </w:rPr>
+              <w:fldChar w:fldCharType="begin"/>
+            </w:r>
+            <w:r>
+              <w:rPr>
+                <w:noProof/>
+              </w:rPr>
+              <w:instrText xml:space="preserve"> PAGEREF _Toc231397991 \h </w:instrText>
+            </w:r>
+            <w:r>
+              <w:rPr>
+                <w:noProof/>
+              </w:rPr>
+            </w:r>
+            <w:r>
+              <w:rPr>
+                <w:noProof/>
+              </w:rPr>
+              <w:fldChar w:fldCharType="separate"/>
+            </w:r>
+            <w:r>
+              <w:rPr>
+                <w:noProof/>
+              </w:rPr>
+              <w:t>3</w:t>
+            </w:r>
+            <w:r>
+              <w:rPr>
+                <w:noProof/>
+              </w:rPr>
+              <w:fldChar w:fldCharType="end"/>
+            </w:r>
+          </w:hyperlink>
+        </w:p>
+        <w:p>
+          <w:pPr>
+            <w:pStyle w:val="Sumrio1"/>
+            <w:tabs>
+              <w:tab w:val="right" w:leader="dot" w:pos="9350"/>
+            </w:tabs>
+            <w:rPr>
+              <w:noProof/>
+            </w:rPr>
+          </w:pPr>
+          <w:hyperlink w:anchor="_Toc231397992" w:history="1">
+            <w:r>
+              <w:rPr>
+                <w:rStyle w:val="Hyperlink"/>
+                <w:noProof/>
+              </w:rPr>
+              <w:t>2. Snippet de integração</w:t>
+            </w:r>
+            <w:r>
+              <w:rPr>
+                <w:noProof/>
+              </w:rPr>
+              <w:tab/>
+            </w:r>
+            <w:r>
+              <w:rPr>
+                <w:noProof/>
+              </w:rPr>
+              <w:fldChar w:fldCharType="begin"/>
+            </w:r>
+            <w:r>
+              <w:rPr>
+                <w:noProof/>
+              </w:rPr>
+              <w:instrText xml:space="preserve"> PAGEREF _Toc231397992 \h </w:instrText>
+            </w:r>
+            <w:r>
+              <w:rPr>
+                <w:noProof/>
+              </w:rPr>
+            </w:r>
+            <w:r>
+              <w:rPr>
+                <w:noProof/>
+              </w:rPr>
+              <w:fldChar w:fldCharType="separate"/>
+            </w:r>
+            <w:r>
+              <w:rPr>
+                <w:noProof/>
+              </w:rPr>
+              <w:t>3</w:t>
+            </w:r>
+            <w:r>
+              <w:rPr>
+                <w:noProof/>
+              </w:rPr>
+              <w:fldChar w:fldCharType="end"/>
+            </w:r>
+          </w:hyperlink>
+        </w:p>
+        <w:p>
+          <w:pPr>
+            <w:pStyle w:val="Sumrio2"/>
+            <w:tabs>
+              <w:tab w:val="right" w:leader="dot" w:pos="9350"/>
+            </w:tabs>
+            <w:rPr>
+              <w:noProof/>
+            </w:rPr>
+          </w:pPr>
+          <w:hyperlink w:anchor="_Toc231397993" w:history="1">
+            <w:r>
+              <w:rPr>
+                <w:rStyle w:val="Hyperlink"/>
+                <w:noProof/>
+              </w:rPr>
+              <w:t>2.1. Atributos</w:t>
+            </w:r>
+            <w:r>
+              <w:rPr>
+                <w:noProof/>
+              </w:rPr>
+              <w:tab/>
+            </w:r>
+            <w:r>
+              <w:rPr>
+                <w:noProof/>
+              </w:rPr>
+              <w:fldChar w:fldCharType="begin"/>
+            </w:r>
+            <w:r>
+              <w:rPr>
+                <w:noProof/>
+              </w:rPr>
+              <w:instrText xml:space="preserve"> PAGEREF _Toc231397993 \h </w:instrText>
+            </w:r>
+            <w:r>
+              <w:rPr>
+                <w:noProof/>
+              </w:rPr>
+            </w:r>
+            <w:r>
+              <w:rPr>
+                <w:noProof/>
+              </w:rPr>
+              <w:fldChar w:fldCharType="separate"/>
+            </w:r>
+            <w:r>
+              <w:rPr>
+                <w:noProof/>
+              </w:rPr>
+              <w:t>3</w:t>
+            </w:r>
+            <w:r>
+              <w:rPr>
+                <w:noProof/>
+              </w:rPr>
+              <w:fldChar w:fldCharType="end"/>
+            </w:r>
+          </w:hyperlink>
+        </w:p>
+        <w:p>
+          <w:pPr>
+            <w:pStyle w:val="Sumrio1"/>
+            <w:tabs>
+              <w:tab w:val="right" w:leader="dot" w:pos="9350"/>
+            </w:tabs>
+            <w:rPr>
+              <w:noProof/>
+            </w:rPr>
+          </w:pPr>
+          <w:hyperlink w:anchor="_Toc231397994" w:history="1">
+            <w:r>
+              <w:rPr>
+                <w:rStyle w:val="Hyperlink"/>
+                <w:noProof/>
+              </w:rPr>
+              <w:t>3. Origem dos dados</w:t>
+            </w:r>
+            <w:r>
+              <w:rPr>
+                <w:noProof/>
+              </w:rPr>
+              <w:tab/>
+            </w:r>
+            <w:r>
+              <w:rPr>
+                <w:noProof/>
+              </w:rPr>
+              <w:fldChar w:fldCharType="begin"/>
+            </w:r>
+            <w:r>
+              <w:rPr>
+                <w:noProof/>
+              </w:rPr>
+              <w:instrText xml:space="preserve"> PAGEREF _Toc231397994 \h </w:instrText>
+            </w:r>
+            <w:r>
+              <w:rPr>
+                <w:noProof/>
+              </w:rPr>
+            </w:r>
+            <w:r>
+              <w:rPr>
+                <w:noProof/>
+              </w:rPr>
+              <w:fldChar w:fldCharType="separate"/>
+            </w:r>
+            <w:r>
+              <w:rPr>
+                <w:noProof/>
+              </w:rPr>
+              <w:t>3</w:t>
+            </w:r>
+            <w:r>
+              <w:rPr>
+                <w:noProof/>
+              </w:rPr>
+              <w:fldChar w:fldCharType="end"/>
+            </w:r>
+          </w:hyperlink>
+        </w:p>
+        <w:p>
+          <w:pPr>
+            <w:pStyle w:val="Sumrio2"/>
+            <w:tabs>
+              <w:tab w:val="right" w:leader="dot" w:pos="9350"/>
+            </w:tabs>
+            <w:rPr>
+              <w:noProof/>
+            </w:rPr>
+          </w:pPr>
+          <w:hyperlink w:anchor="_Toc231397995" w:history="1">
+            <w:r>
+              <w:rPr>
+                <w:rStyle w:val="Hyperlink"/>
+                <w:noProof/>
+              </w:rPr>
+              <w:t>3.1. data-instance — a instância do cliente</w:t>
+            </w:r>
+            <w:r>
+              <w:rPr>
+                <w:noProof/>
+              </w:rPr>
+              <w:tab/>
+            </w:r>
+            <w:r>
+              <w:rPr>
+                <w:noProof/>
+              </w:rPr>
+              <w:fldChar w:fldCharType="begin"/>
+            </w:r>
+            <w:r>
+              <w:rPr>
+                <w:noProof/>
+              </w:rPr>
+              <w:instrText xml:space="preserve"> PAGEREF _Toc231397995 \h </w:instrText>
+            </w:r>
+            <w:r>
+              <w:rPr>
+                <w:noProof/>
+              </w:rPr>
+            </w:r>
+            <w:r>
+              <w:rPr>
+                <w:noProof/>
+              </w:rPr>
+              <w:fldChar w:fldCharType="separate"/>
+            </w:r>
+            <w:r>
+              <w:rPr>
+                <w:noProof/>
+              </w:rPr>
+              <w:t>3</w:t>
+            </w:r>
+            <w:r>
+              <w:rPr>
+                <w:noProof/>
+              </w:rPr>
+              <w:fldChar w:fldCharType="end"/>
+            </w:r>
+          </w:hyperlink>
+        </w:p>
+        <w:p>
+          <w:pPr>
+            <w:pStyle w:val="Sumrio2"/>
+            <w:tabs>
+              <w:tab w:val="right" w:leader="dot" w:pos="9350"/>
+            </w:tabs>
+            <w:rPr>
+              <w:noProof/>
+            </w:rPr>
+          </w:pPr>
+          <w:hyperlink w:anchor="_Toc231397996" w:history="1">
+            <w:r>
+              <w:rPr>
+                <w:rStyle w:val="Hyperlink"/>
+                <w:noProof/>
+              </w:rPr>
+              <w:t>3.2. data-email — o usuário</w:t>
+            </w:r>
+            <w:r>
+              <w:rPr>
+                <w:noProof/>
+              </w:rPr>
+              <w:tab/>
+            </w:r>
+            <w:r>
+              <w:rPr>
+                <w:noProof/>
+              </w:rPr>
+              <w:fldChar w:fldCharType="begin"/>
+            </w:r>
+            <w:r>
+              <w:rPr>
+                <w:noProof/>
+              </w:rPr>
+              <w:instrText xml:space="preserve"> PAGEREF _Toc231397996 \h </w:instrText>
+            </w:r>
+            <w:r>
+              <w:rPr>
+                <w:noProof/>
+              </w:rPr>
+            </w:r>
+            <w:r>
+              <w:rPr>
+                <w:noProof/>
+              </w:rPr>
+              <w:fldChar w:fldCharType="separate"/>
+            </w:r>
+            <w:r>
+              <w:rPr>
+                <w:noProof/>
+              </w:rPr>
+              <w:t>4</w:t>
+            </w:r>
+            <w:r>
+              <w:rPr>
+                <w:noProof/>
+              </w:rPr>
+              <w:fldChar w:fldCharType="end"/>
+            </w:r>
+          </w:hyperlink>
+        </w:p>
+        <w:p>
+          <w:pPr>
+            <w:pStyle w:val="Sumrio1"/>
+            <w:tabs>
+              <w:tab w:val="right" w:leader="dot" w:pos="9350"/>
+            </w:tabs>
+            <w:rPr>
+              <w:noProof/>
+            </w:rPr>
+          </w:pPr>
+          <w:hyperlink w:anchor="_Toc231397997" w:history="1">
+            <w:r>
+              <w:rPr>
+                <w:rStyle w:val="Hyperlink"/>
+                <w:noProof/>
+              </w:rPr>
+              <w:t>4. Comportamento em tempo de execução</w:t>
+            </w:r>
+            <w:r>
+              <w:rPr>
+                <w:noProof/>
+              </w:rPr>
+              <w:tab/>
+            </w:r>
+            <w:r>
+              <w:rPr>
+                <w:noProof/>
+              </w:rPr>
+              <w:fldChar w:fldCharType="begin"/>
+            </w:r>
+            <w:r>
+              <w:rPr>
+                <w:noProof/>
+              </w:rPr>
+              <w:instrText xml:space="preserve"> PAGEREF _Toc231397997 \h </w:instrText>
+            </w:r>
+            <w:r>
+              <w:rPr>
+                <w:noProof/>
+              </w:rPr>
+            </w:r>
+            <w:r>
+              <w:rPr>
+                <w:noProof/>
+              </w:rPr>
+              <w:fldChar w:fldCharType="separate"/>
+            </w:r>
+            <w:r>
+              <w:rPr>
+                <w:noProof/>
+              </w:rPr>
+              <w:t>4</w:t>
+            </w:r>
+            <w:r>
+              <w:rPr>
+                <w:noProof/>
+              </w:rPr>
+              <w:fldChar w:fldCharType="end"/>
+            </w:r>
+          </w:hyperlink>
+        </w:p>
+        <w:p>
+          <w:pPr>
+            <w:pStyle w:val="Sumrio2"/>
+            <w:tabs>
+              <w:tab w:val="right" w:leader="dot" w:pos="9350"/>
+            </w:tabs>
+            <w:rPr>
+              <w:noProof/>
+            </w:rPr>
+          </w:pPr>
+          <w:hyperlink w:anchor="_Toc231397998" w:history="1">
+            <w:r>
+              <w:rPr>
+                <w:rStyle w:val="Hyperlink"/>
+                <w:noProof/>
+              </w:rPr>
+              <w:t>4.1. Regras de exibição (lado do CS)</w:t>
+            </w:r>
+            <w:r>
+              <w:rPr>
+                <w:noProof/>
+              </w:rPr>
+              <w:tab/>
+            </w:r>
+            <w:r>
+              <w:rPr>
+                <w:noProof/>
+              </w:rPr>
+              <w:fldChar w:fldCharType="begin"/>
+            </w:r>
+            <w:r>
+              <w:rPr>
+                <w:noProof/>
+              </w:rPr>
+              <w:instrText xml:space="preserve"> PAGEREF _Toc231397998 \h </w:instrText>
+            </w:r>
+            <w:r>
+              <w:rPr>
+                <w:noProof/>
+              </w:rPr>
+            </w:r>
+            <w:r>
+              <w:rPr>
+                <w:noProof/>
+              </w:rPr>
+              <w:fldChar w:fldCharType="separate"/>
+            </w:r>
+            <w:r>
+              <w:rPr>
+                <w:noProof/>
+              </w:rPr>
+              <w:t>4</w:t>
+            </w:r>
+            <w:r>
+              <w:rPr>
+                <w:noProof/>
+              </w:rPr>
+              <w:fldChar w:fldCharType="end"/>
+            </w:r>
+          </w:hyperlink>
+        </w:p>
+        <w:p>
+          <w:pPr>
+            <w:pStyle w:val="Sumrio2"/>
+            <w:tabs>
+              <w:tab w:val="right" w:leader="dot" w:pos="9350"/>
+            </w:tabs>
+            <w:rPr>
+              <w:noProof/>
+            </w:rPr>
+          </w:pPr>
+          <w:hyperlink w:anchor="_Toc231397999" w:history="1">
+            <w:r>
+              <w:rPr>
+                <w:rStyle w:val="Hyperlink"/>
+                <w:noProof/>
+              </w:rPr>
+              <w:t>4.2. Resposta sem instância cadastrada (órfã)</w:t>
+            </w:r>
+            <w:r>
+              <w:rPr>
+                <w:noProof/>
+              </w:rPr>
+              <w:tab/>
+            </w:r>
+            <w:r>
+              <w:rPr>
+                <w:noProof/>
+              </w:rPr>
+              <w:fldChar w:fldCharType="begin"/>
+            </w:r>
+            <w:r>
+              <w:rPr>
+                <w:noProof/>
+              </w:rPr>
+              <w:instrText xml:space="preserve"> PAGEREF _Toc231397999 \h </w:instrText>
+            </w:r>
+            <w:r>
+              <w:rPr>
+                <w:noProof/>
+              </w:rPr>
+            </w:r>
+            <w:r>
+              <w:rPr>
+                <w:noProof/>
+              </w:rPr>
+              <w:fldChar w:fldCharType="separate"/>
+            </w:r>
+            <w:r>
+              <w:rPr>
+                <w:noProof/>
+              </w:rPr>
+              <w:t>4</w:t>
+            </w:r>
+            <w:r>
+              <w:rPr>
+                <w:noProof/>
+              </w:rPr>
+              <w:fldChar w:fldCharType="end"/>
+            </w:r>
+          </w:hyperlink>
+        </w:p>
+        <w:p>
+          <w:pPr>
+            <w:pStyle w:val="Sumrio1"/>
+            <w:tabs>
+              <w:tab w:val="right" w:leader="dot" w:pos="9350"/>
+            </w:tabs>
+            <w:rPr>
+              <w:noProof/>
+            </w:rPr>
+          </w:pPr>
+          <w:hyperlink w:anchor="_Toc231398000" w:history="1">
+            <w:r>
+              <w:rPr>
+                <w:rStyle w:val="Hyperlink"/>
+                <w:noProof/>
+              </w:rPr>
+              <w:t>5. Privacidade e segurança</w:t>
+            </w:r>
+            <w:r>
+              <w:rPr>
+                <w:noProof/>
+              </w:rPr>
+              <w:tab/>
+            </w:r>
+            <w:r>
+              <w:rPr>
+                <w:noProof/>
+              </w:rPr>
+              <w:fldChar w:fldCharType="begin"/>
+            </w:r>
+            <w:r>
+              <w:rPr>
+                <w:noProof/>
+              </w:rPr>
+              <w:instrText xml:space="preserve"> PAGEREF _Toc231398000 \h </w:instrText>
+            </w:r>
+            <w:r>
+              <w:rPr>
+                <w:noProof/>
+              </w:rPr>
+            </w:r>
+            <w:r>
+              <w:rPr>
+                <w:noProof/>
+              </w:rPr>
+              <w:fldChar w:fldCharType="separate"/>
+            </w:r>
+            <w:r>
+              <w:rPr>
+                <w:noProof/>
+              </w:rPr>
+              <w:t>4</w:t>
+            </w:r>
+            <w:r>
+              <w:rPr>
+                <w:noProof/>
+              </w:rPr>
+              <w:fldChar w:fldCharType="end"/>
+            </w:r>
+          </w:hyperlink>
+        </w:p>
+        <w:p>
+          <w:pPr>
+            <w:pStyle w:val="Sumrio1"/>
+            <w:tabs>
+              <w:tab w:val="right" w:leader="dot" w:pos="9350"/>
+            </w:tabs>
+            <w:rPr>
+              <w:noProof/>
+            </w:rPr>
+          </w:pPr>
+          <w:hyperlink w:anchor="_Toc231398001" w:history="1">
+            <w:r>
+              <w:rPr>
+                <w:rStyle w:val="Hyperlink"/>
+                <w:noProof/>
+              </w:rPr>
+              <w:t>6. Checklist de implementação</w:t>
+            </w:r>
+            <w:r>
+              <w:rPr>
+                <w:noProof/>
+              </w:rPr>
+              <w:tab/>
+            </w:r>
+            <w:r>
+              <w:rPr>
+                <w:noProof/>
+              </w:rPr>
+              <w:fldChar w:fldCharType="begin"/>
+            </w:r>
+            <w:r>
+              <w:rPr>
+                <w:noProof/>
+              </w:rPr>
+              <w:instrText xml:space="preserve"> PAGEREF _Toc231398001 \h </w:instrText>
+            </w:r>
+            <w:r>
+              <w:rPr>
+                <w:noProof/>
+              </w:rPr>
+            </w:r>
+            <w:r>
+              <w:rPr>
+                <w:noProof/>
+              </w:rPr>
+              <w:fldChar w:fldCharType="separate"/>
+            </w:r>
+            <w:r>
+              <w:rPr>
+                <w:noProof/>
+              </w:rPr>
+              <w:t>5</w:t>
+            </w:r>
+            <w:r>
+              <w:rPr>
+                <w:noProof/>
+              </w:rPr>
+              <w:fldChar w:fldCharType="end"/>
+            </w:r>
+          </w:hyperlink>
+        </w:p>
+        <w:p>
+          <w:pPr>
+            <w:pStyle w:val="Sumrio1"/>
+            <w:tabs>
+              <w:tab w:val="right" w:leader="dot" w:pos="9350"/>
+            </w:tabs>
+            <w:rPr>
+              <w:noProof/>
+            </w:rPr>
+          </w:pPr>
+          <w:hyperlink w:anchor="_Toc231398002" w:history="1">
+            <w:r>
+              <w:rPr>
+                <w:rStyle w:val="Hyperlink"/>
+                <w:noProof/>
+              </w:rPr>
+              <w:t>7. Teste de aceite</w:t>
+            </w:r>
+            <w:r>
+              <w:rPr>
+                <w:noProof/>
+              </w:rPr>
+              <w:tab/>
+            </w:r>
+            <w:r>
+              <w:rPr>
+                <w:noProof/>
+              </w:rPr>
+              <w:fldChar w:fldCharType="begin"/>
+            </w:r>
+            <w:r>
+              <w:rPr>
+                <w:noProof/>
+              </w:rPr>
+              <w:instrText xml:space="preserve"> PAGEREF _Toc231398002 \h </w:instrText>
+            </w:r>
+            <w:r>
+              <w:rPr>
+                <w:noProof/>
+              </w:rPr>
+            </w:r>
+            <w:r>
+              <w:rPr>
+                <w:noProof/>
+              </w:rPr>
+              <w:fldChar w:fldCharType="separate"/>
+            </w:r>
+            <w:r>
+              <w:rPr>
+                <w:noProof/>
+              </w:rPr>
+              <w:t>5</w:t>
+            </w:r>
+            <w:r>
+              <w:rPr>
+                <w:noProof/>
+              </w:rPr>
+              <w:fldChar w:fldCharType="end"/>
+            </w:r>
+          </w:hyperlink>
+        </w:p>
+        <w:p>
+          <w:pPr>
+            <w:pStyle w:val="Sumrio1"/>
+            <w:tabs>
+              <w:tab w:val="right" w:leader="dot" w:pos="9350"/>
+            </w:tabs>
+            <w:rPr>
+              <w:noProof/>
+            </w:rPr>
+          </w:pPr>
+          <w:hyperlink w:anchor="_Toc231398003" w:history="1">
+            <w:r>
+              <w:rPr>
+                <w:rStyle w:val="Hyperlink"/>
+                <w:noProof/>
+              </w:rPr>
+              <w:t>8. Parâmetros por ambiente (a confirmar com o CS)</w:t>
+            </w:r>
+            <w:r>
+              <w:rPr>
+                <w:noProof/>
+              </w:rPr>
+              <w:tab/>
+            </w:r>
+            <w:r>
+              <w:rPr>
+                <w:noProof/>
+              </w:rPr>
+              <w:fldChar w:fldCharType="begin"/>
+            </w:r>
+            <w:r>
+              <w:rPr>
+                <w:noProof/>
+              </w:rPr>
+              <w:instrText xml:space="preserve"> PAGEREF _Toc231398003 \h </w:instrText>
+            </w:r>
+            <w:r>
+              <w:rPr>
+                <w:noProof/>
+              </w:rPr>
+            </w:r>
+            <w:r>
+              <w:rPr>
+                <w:noProof/>
+              </w:rPr>
+              <w:fldChar w:fldCharType="separate"/>
+            </w:r>
+            <w:r>
+              <w:rPr>
+                <w:noProof/>
+              </w:rPr>
+              <w:t>5</w:t>
+            </w:r>
+            <w:r>
+              <w:rPr>
+                <w:noProof/>
+              </w:rPr>
+              <w:fldChar w:fldCharType="end"/>
+            </w:r>
+          </w:hyperlink>
         </w:p>
         <w:p>
           <w:r>
@@ -150,18 +1064,21 @@
     </w:p>
     <w:p>
       <w:pPr>
-        <w:pStyle w:val="Heading1"/>
-      </w:pPr>
-      <w:r>
-        <w:t xml:space="preserve">1. Objetivo e escopo</w:t>
-      </w:r>
+        <w:pStyle w:val="Ttulo1"/>
+      </w:pPr>
+      <w:bookmarkStart w:id="1" w:name="_Toc231397990"/>
+      <w:r>
+        <w:lastRenderedPageBreak/>
+        <w:t>1. Objetivo e escopo</w:t>
+      </w:r>
+      <w:bookmarkEnd w:id="1"/>
     </w:p>
     <w:p>
       <w:pPr>
         <w:spacing w:after="120"/>
       </w:pPr>
       <w:r>
-        <w:t xml:space="preserve">Este documento especifica como o time de Produto/Engenharia da Plannera deve integrar a pesquisa de NPS (Net Promoter Score) embutida nas ferramentas Plannera. A pesquisa é entregue por um único script JavaScript (embed.js) hospedado pela plataforma de Customer Success (cs-plataform).</w:t>
+        <w:t>Este documento especifica como o time de Produto/Engenharia da Plannera deve integrar a pesquisa de NPS (Net Promoter Score) embutida nas ferramentas Plannera. A pesquisa é entregue por um único script JavaScript (embed.js) hospedado pela plataforma de Customer Success (cs-plataform).</w:t>
       </w:r>
     </w:p>
     <w:p>
@@ -169,24 +1086,22 @@
         <w:spacing w:after="120"/>
       </w:pPr>
       <w:r>
-        <w:rPr>
-          <w:b w:val="false"/>
-          <w:bCs w:val="false"/>
-        </w:rPr>
-        <w:t xml:space="preserve">Toda a lógica de quando exibir, quais perguntas mostrar e a gravação das respostas reside no backend do CS. A aplicação Plannera é responsável apenas por carregar o script informando dois dados do usuário logado: a instância e o e-mail.</w:t>
-      </w:r>
-    </w:p>
-    <w:p>
-      <w:pPr>
-        <w:pStyle w:val="Heading2"/>
-      </w:pPr>
-      <w:r>
-        <w:t xml:space="preserve">Fora de escopo</w:t>
-      </w:r>
-    </w:p>
-    <w:p>
-      <w:pPr>
-        <w:pStyle w:val="ListParagraph"/>
+        <w:t>Toda a lógica de quando exibir, quais perguntas mostrar e a gravação das respostas reside no backend do CS. A aplicação Plannera é responsável apenas por carregar o script informando dois dados do usuário logado: a instância e o e-mail.</w:t>
+      </w:r>
+    </w:p>
+    <w:p>
+      <w:pPr>
+        <w:pStyle w:val="Ttulo2"/>
+      </w:pPr>
+      <w:bookmarkStart w:id="2" w:name="_Toc231397991"/>
+      <w:r>
+        <w:t>Fora de escopo</w:t>
+      </w:r>
+      <w:bookmarkEnd w:id="2"/>
+    </w:p>
+    <w:p>
+      <w:pPr>
+        <w:pStyle w:val="PargrafodaLista"/>
         <w:numPr>
           <w:ilvl w:val="0"/>
           <w:numId w:val="2"/>
@@ -194,12 +1109,12 @@
         <w:spacing w:after="60"/>
       </w:pPr>
       <w:r>
-        <w:t xml:space="preserve">Configuração das perguntas e regras da pesquisa (feita no painel do CS).</w:t>
-      </w:r>
-    </w:p>
-    <w:p>
-      <w:pPr>
-        <w:pStyle w:val="ListParagraph"/>
+        <w:t>Configuração das perguntas e regras da pesquisa (feita no painel do CS).</w:t>
+      </w:r>
+    </w:p>
+    <w:p>
+      <w:pPr>
+        <w:pStyle w:val="PargrafodaLista"/>
         <w:numPr>
           <w:ilvl w:val="0"/>
           <w:numId w:val="2"/>
@@ -207,12 +1122,12 @@
         <w:spacing w:after="60"/>
       </w:pPr>
       <w:r>
-        <w:t xml:space="preserve">Cadastro de contas/contratos e instâncias (feito pelo time de CS em Gestão Comercial).</w:t>
-      </w:r>
-    </w:p>
-    <w:p>
-      <w:pPr>
-        <w:pStyle w:val="ListParagraph"/>
+        <w:t>Cadastro de contas/contratos e instâncias (feito pelo time de CS em Gestão Comercial).</w:t>
+      </w:r>
+    </w:p>
+    <w:p>
+      <w:pPr>
+        <w:pStyle w:val="PargrafodaLista"/>
         <w:numPr>
           <w:ilvl w:val="0"/>
           <w:numId w:val="2"/>
@@ -220,47 +1135,49 @@
         <w:spacing w:after="60"/>
       </w:pPr>
       <w:r>
-        <w:t xml:space="preserve">Autenticação do usuário (responsabilidade da própria ferramenta Plannera).</w:t>
-      </w:r>
-    </w:p>
-    <w:p>
-      <w:pPr>
-        <w:pStyle w:val="Heading1"/>
-      </w:pPr>
-      <w:r>
-        <w:t xml:space="preserve">2. Snippet de integração</w:t>
-      </w:r>
+        <w:t>Autenticação do usuário (responsabilidade da própria ferramenta Plannera).</w:t>
+      </w:r>
+    </w:p>
+    <w:p>
+      <w:pPr>
+        <w:pStyle w:val="Ttulo1"/>
+      </w:pPr>
+      <w:bookmarkStart w:id="3" w:name="_Toc231397992"/>
+      <w:r>
+        <w:t>2. Snippet de integração</w:t>
+      </w:r>
+      <w:bookmarkEnd w:id="3"/>
     </w:p>
     <w:p>
       <w:pPr>
         <w:spacing w:after="120"/>
       </w:pPr>
       <w:r>
-        <w:t xml:space="preserve">Inserir o bloco abaixo nas páginas em que o NPS pode aparecer — idealmente em um layout/base compartilhado, carregado após o login do usuário:</w:t>
-      </w:r>
-    </w:p>
-    <w:p>
-      <w:pPr>
-        <w:shd w:fill="F2F2F2" w:val="clear"/>
+        <w:t>Inserir o bloco abaixo nas páginas em que o NPS pode aparecer — idealmente em um layout/base compartilhado, carregado após o login do usuário:</w:t>
+      </w:r>
+    </w:p>
+    <w:p>
+      <w:pPr>
+        <w:shd w:val="clear" w:color="auto" w:fill="F2F2F2"/>
         <w:spacing w:after="40"/>
       </w:pPr>
       <w:r>
         <w:rPr>
-          <w:rFonts w:ascii="Consolas" w:cs="Consolas" w:eastAsia="Consolas" w:hAnsi="Consolas"/>
+          <w:rFonts w:ascii="Consolas" w:eastAsia="Consolas" w:hAnsi="Consolas" w:cs="Consolas"/>
           <w:sz w:val="18"/>
           <w:szCs w:val="18"/>
         </w:rPr>
-        <w:t xml:space="preserve">&lt;script src="https://cs-plataform.vercel.app/embed.js"</w:t>
-      </w:r>
-    </w:p>
-    <w:p>
-      <w:pPr>
-        <w:shd w:fill="F2F2F2" w:val="clear"/>
+        <w:t>&lt;script src="https://cs-plataform.vercel.app/embed.js"</w:t>
+      </w:r>
+    </w:p>
+    <w:p>
+      <w:pPr>
+        <w:shd w:val="clear" w:color="auto" w:fill="F2F2F2"/>
         <w:spacing w:after="40"/>
       </w:pPr>
       <w:r>
         <w:rPr>
-          <w:rFonts w:ascii="Consolas" w:cs="Consolas" w:eastAsia="Consolas" w:hAnsi="Consolas"/>
+          <w:rFonts w:ascii="Consolas" w:eastAsia="Consolas" w:hAnsi="Consolas" w:cs="Consolas"/>
           <w:sz w:val="18"/>
           <w:szCs w:val="18"/>
         </w:rPr>
@@ -269,12 +1186,12 @@
     </w:p>
     <w:p>
       <w:pPr>
-        <w:shd w:fill="F2F2F2" w:val="clear"/>
+        <w:shd w:val="clear" w:color="auto" w:fill="F2F2F2"/>
         <w:spacing w:after="40"/>
       </w:pPr>
       <w:r>
         <w:rPr>
-          <w:rFonts w:ascii="Consolas" w:cs="Consolas" w:eastAsia="Consolas" w:hAnsi="Consolas"/>
+          <w:rFonts w:ascii="Consolas" w:eastAsia="Consolas" w:hAnsi="Consolas" w:cs="Consolas"/>
           <w:sz w:val="18"/>
           <w:szCs w:val="18"/>
         </w:rPr>
@@ -283,12 +1200,12 @@
     </w:p>
     <w:p>
       <w:pPr>
-        <w:shd w:fill="F2F2F2" w:val="clear"/>
+        <w:shd w:val="clear" w:color="auto" w:fill="F2F2F2"/>
         <w:spacing w:after="40"/>
       </w:pPr>
       <w:r>
         <w:rPr>
-          <w:rFonts w:ascii="Consolas" w:cs="Consolas" w:eastAsia="Consolas" w:hAnsi="Consolas"/>
+          <w:rFonts w:ascii="Consolas" w:eastAsia="Consolas" w:hAnsi="Consolas" w:cs="Consolas"/>
           <w:sz w:val="18"/>
           <w:szCs w:val="18"/>
         </w:rPr>
@@ -297,12 +1214,12 @@
     </w:p>
     <w:p>
       <w:pPr>
-        <w:shd w:fill="F2F2F2" w:val="clear"/>
+        <w:shd w:val="clear" w:color="auto" w:fill="F2F2F2"/>
         <w:spacing w:after="40"/>
       </w:pPr>
       <w:r>
         <w:rPr>
-          <w:rFonts w:ascii="Consolas" w:cs="Consolas" w:eastAsia="Consolas" w:hAnsi="Consolas"/>
+          <w:rFonts w:ascii="Consolas" w:eastAsia="Consolas" w:hAnsi="Consolas" w:cs="Consolas"/>
           <w:sz w:val="18"/>
           <w:szCs w:val="18"/>
         </w:rPr>
@@ -311,21 +1228,21 @@
     </w:p>
     <w:p>
       <w:pPr>
-        <w:shd w:fill="F2F2F2" w:val="clear"/>
+        <w:shd w:val="clear" w:color="auto" w:fill="F2F2F2"/>
         <w:spacing w:after="40"/>
       </w:pPr>
       <w:r>
         <w:rPr>
-          <w:rFonts w:ascii="Consolas" w:cs="Consolas" w:eastAsia="Consolas" w:hAnsi="Consolas"/>
+          <w:rFonts w:ascii="Consolas" w:eastAsia="Consolas" w:hAnsi="Consolas" w:cs="Consolas"/>
           <w:sz w:val="18"/>
           <w:szCs w:val="18"/>
         </w:rPr>
-        <w:t xml:space="preserve">&lt;/script&gt;</w:t>
-      </w:r>
-    </w:p>
-    <w:p>
-      <w:pPr>
-        <w:spacing w:after="120" w:before="100"/>
+        <w:t>&lt;/script&gt;</w:t>
+      </w:r>
+    </w:p>
+    <w:p>
+      <w:pPr>
+        <w:spacing w:before="100" w:after="120"/>
       </w:pPr>
       <w:r>
         <w:rPr>
@@ -336,54 +1253,67 @@
         <w:t xml:space="preserve">Importante: </w:t>
       </w:r>
       <w:r>
-        <w:t xml:space="preserve">os valores INSTANCIA_DO_CLIENTE e EMAIL_DO_USUARIO devem ser substituídos dinamicamente pela aplicação, com os dados do usuário logado. Não publicar os placeholders literais.</w:t>
-      </w:r>
-    </w:p>
-    <w:p>
-      <w:pPr>
-        <w:pStyle w:val="Heading2"/>
-      </w:pPr>
-      <w:r>
-        <w:t xml:space="preserve">2.1. Atributos</w:t>
-      </w:r>
+        <w:t>os valores INSTANCIA_DO_CLIENTE e EMAIL_DO_USUARIO devem ser substituídos dinamicamente pela aplicação, com os dados do usuário logado. Não publicar os placeholders literais.</w:t>
+      </w:r>
+    </w:p>
+    <w:p>
+      <w:pPr>
+        <w:pStyle w:val="Ttulo2"/>
+      </w:pPr>
+      <w:bookmarkStart w:id="4" w:name="_Toc231397993"/>
+      <w:r>
+        <w:t>2.1. Atributos</w:t>
+      </w:r>
+      <w:bookmarkEnd w:id="4"/>
     </w:p>
     <w:tbl>
       <w:tblPr>
-        <w:tblW w:type="dxa" w:w="9360"/>
+        <w:tblW w:w="9360" w:type="dxa"/>
         <w:tblBorders>
-          <w:top w:val="single" w:color="auto" w:sz="4"/>
-          <w:left w:val="single" w:color="auto" w:sz="4"/>
-          <w:bottom w:val="single" w:color="auto" w:sz="4"/>
-          <w:right w:val="single" w:color="auto" w:sz="4"/>
-          <w:insideH w:val="single" w:color="auto" w:sz="4"/>
-          <w:insideV w:val="single" w:color="auto" w:sz="4"/>
+          <w:top w:val="single" w:sz="4" w:space="0" w:color="auto"/>
+          <w:left w:val="single" w:sz="4" w:space="0" w:color="auto"/>
+          <w:bottom w:val="single" w:sz="4" w:space="0" w:color="auto"/>
+          <w:right w:val="single" w:sz="4" w:space="0" w:color="auto"/>
+          <w:insideH w:val="single" w:sz="4" w:space="0" w:color="auto"/>
+          <w:insideV w:val="single" w:sz="4" w:space="0" w:color="auto"/>
         </w:tblBorders>
+        <w:tblCellMar>
+          <w:left w:w="10" w:type="dxa"/>
+          <w:right w:w="10" w:type="dxa"/>
+        </w:tblCellMar>
+        <w:tblLook w:val="04A0" w:firstRow="1" w:lastRow="0" w:firstColumn="1" w:lastColumn="0" w:noHBand="0" w:noVBand="1"/>
       </w:tblPr>
       <w:tblGrid>
-        <w:gridCol w:w="2300"/>
-        <w:gridCol w:w="1100"/>
-        <w:gridCol w:w="4060"/>
-        <w:gridCol w:w="1900"/>
+        <w:gridCol w:w="2039"/>
+        <w:gridCol w:w="1039"/>
+        <w:gridCol w:w="3496"/>
+        <w:gridCol w:w="2786"/>
       </w:tblGrid>
       <w:tr>
+        <w:tblPrEx>
+          <w:tblCellMar>
+            <w:top w:w="0" w:type="dxa"/>
+            <w:bottom w:w="0" w:type="dxa"/>
+          </w:tblCellMar>
+        </w:tblPrEx>
         <w:trPr>
           <w:tblHeader/>
         </w:trPr>
         <w:tc>
           <w:tcPr>
-            <w:tcW w:type="dxa" w:w="2300"/>
+            <w:tcW w:w="2300" w:type="dxa"/>
             <w:tcBorders>
-              <w:top w:val="single" w:color="BFBFBF" w:sz="1"/>
-              <w:left w:val="single" w:color="BFBFBF" w:sz="1"/>
-              <w:bottom w:val="single" w:color="BFBFBF" w:sz="1"/>
-              <w:right w:val="single" w:color="BFBFBF" w:sz="1"/>
+              <w:top w:val="single" w:sz="1" w:space="0" w:color="BFBFBF"/>
+              <w:left w:val="single" w:sz="1" w:space="0" w:color="BFBFBF"/>
+              <w:bottom w:val="single" w:sz="1" w:space="0" w:color="BFBFBF"/>
+              <w:right w:val="single" w:sz="1" w:space="0" w:color="BFBFBF"/>
             </w:tcBorders>
-            <w:shd w:fill="1F3864" w:val="clear"/>
+            <w:shd w:val="clear" w:color="auto" w:fill="1F3864"/>
             <w:tcMar>
-              <w:top w:type="dxa" w:w="60"/>
-              <w:left w:type="dxa" w:w="120"/>
-              <w:bottom w:type="dxa" w:w="60"/>
-              <w:right w:type="dxa" w:w="120"/>
+              <w:top w:w="60" w:type="dxa"/>
+              <w:left w:w="120" w:type="dxa"/>
+              <w:bottom w:w="60" w:type="dxa"/>
+              <w:right w:w="120" w:type="dxa"/>
             </w:tcMar>
           </w:tcPr>
           <w:p>
@@ -395,25 +1325,25 @@
                 <w:sz w:val="19"/>
                 <w:szCs w:val="19"/>
               </w:rPr>
-              <w:t xml:space="preserve">Atributo</w:t>
+              <w:t>Atributo</w:t>
             </w:r>
           </w:p>
         </w:tc>
         <w:tc>
           <w:tcPr>
-            <w:tcW w:type="dxa" w:w="1100"/>
+            <w:tcW w:w="1100" w:type="dxa"/>
             <w:tcBorders>
-              <w:top w:val="single" w:color="BFBFBF" w:sz="1"/>
-              <w:left w:val="single" w:color="BFBFBF" w:sz="1"/>
-              <w:bottom w:val="single" w:color="BFBFBF" w:sz="1"/>
-              <w:right w:val="single" w:color="BFBFBF" w:sz="1"/>
+              <w:top w:val="single" w:sz="1" w:space="0" w:color="BFBFBF"/>
+              <w:left w:val="single" w:sz="1" w:space="0" w:color="BFBFBF"/>
+              <w:bottom w:val="single" w:sz="1" w:space="0" w:color="BFBFBF"/>
+              <w:right w:val="single" w:sz="1" w:space="0" w:color="BFBFBF"/>
             </w:tcBorders>
-            <w:shd w:fill="1F3864" w:val="clear"/>
+            <w:shd w:val="clear" w:color="auto" w:fill="1F3864"/>
             <w:tcMar>
-              <w:top w:type="dxa" w:w="60"/>
-              <w:left w:type="dxa" w:w="120"/>
-              <w:bottom w:type="dxa" w:w="60"/>
-              <w:right w:type="dxa" w:w="120"/>
+              <w:top w:w="60" w:type="dxa"/>
+              <w:left w:w="120" w:type="dxa"/>
+              <w:bottom w:w="60" w:type="dxa"/>
+              <w:right w:w="120" w:type="dxa"/>
             </w:tcMar>
           </w:tcPr>
           <w:p>
@@ -425,25 +1355,25 @@
                 <w:sz w:val="19"/>
                 <w:szCs w:val="19"/>
               </w:rPr>
-              <w:t xml:space="preserve">Obrig.</w:t>
+              <w:t>Obrig.</w:t>
             </w:r>
           </w:p>
         </w:tc>
         <w:tc>
           <w:tcPr>
-            <w:tcW w:type="dxa" w:w="4060"/>
+            <w:tcW w:w="4060" w:type="dxa"/>
             <w:tcBorders>
-              <w:top w:val="single" w:color="BFBFBF" w:sz="1"/>
-              <w:left w:val="single" w:color="BFBFBF" w:sz="1"/>
-              <w:bottom w:val="single" w:color="BFBFBF" w:sz="1"/>
-              <w:right w:val="single" w:color="BFBFBF" w:sz="1"/>
+              <w:top w:val="single" w:sz="1" w:space="0" w:color="BFBFBF"/>
+              <w:left w:val="single" w:sz="1" w:space="0" w:color="BFBFBF"/>
+              <w:bottom w:val="single" w:sz="1" w:space="0" w:color="BFBFBF"/>
+              <w:right w:val="single" w:sz="1" w:space="0" w:color="BFBFBF"/>
             </w:tcBorders>
-            <w:shd w:fill="1F3864" w:val="clear"/>
+            <w:shd w:val="clear" w:color="auto" w:fill="1F3864"/>
             <w:tcMar>
-              <w:top w:type="dxa" w:w="60"/>
-              <w:left w:type="dxa" w:w="120"/>
-              <w:bottom w:type="dxa" w:w="60"/>
-              <w:right w:type="dxa" w:w="120"/>
+              <w:top w:w="60" w:type="dxa"/>
+              <w:left w:w="120" w:type="dxa"/>
+              <w:bottom w:w="60" w:type="dxa"/>
+              <w:right w:w="120" w:type="dxa"/>
             </w:tcMar>
           </w:tcPr>
           <w:p>
@@ -455,25 +1385,25 @@
                 <w:sz w:val="19"/>
                 <w:szCs w:val="19"/>
               </w:rPr>
-              <w:t xml:space="preserve">O que enviar</w:t>
+              <w:t>O que enviar</w:t>
             </w:r>
           </w:p>
         </w:tc>
         <w:tc>
           <w:tcPr>
-            <w:tcW w:type="dxa" w:w="1900"/>
+            <w:tcW w:w="1900" w:type="dxa"/>
             <w:tcBorders>
-              <w:top w:val="single" w:color="BFBFBF" w:sz="1"/>
-              <w:left w:val="single" w:color="BFBFBF" w:sz="1"/>
-              <w:bottom w:val="single" w:color="BFBFBF" w:sz="1"/>
-              <w:right w:val="single" w:color="BFBFBF" w:sz="1"/>
+              <w:top w:val="single" w:sz="1" w:space="0" w:color="BFBFBF"/>
+              <w:left w:val="single" w:sz="1" w:space="0" w:color="BFBFBF"/>
+              <w:bottom w:val="single" w:sz="1" w:space="0" w:color="BFBFBF"/>
+              <w:right w:val="single" w:sz="1" w:space="0" w:color="BFBFBF"/>
             </w:tcBorders>
-            <w:shd w:fill="1F3864" w:val="clear"/>
+            <w:shd w:val="clear" w:color="auto" w:fill="1F3864"/>
             <w:tcMar>
-              <w:top w:type="dxa" w:w="60"/>
-              <w:left w:type="dxa" w:w="120"/>
-              <w:bottom w:type="dxa" w:w="60"/>
-              <w:right w:type="dxa" w:w="120"/>
+              <w:top w:w="60" w:type="dxa"/>
+              <w:left w:w="120" w:type="dxa"/>
+              <w:bottom w:w="60" w:type="dxa"/>
+              <w:right w:w="120" w:type="dxa"/>
             </w:tcMar>
           </w:tcPr>
           <w:p>
@@ -485,612 +1415,587 @@
                 <w:sz w:val="19"/>
                 <w:szCs w:val="19"/>
               </w:rPr>
-              <w:t xml:space="preserve">Exemplo</w:t>
+              <w:t>Exemplo</w:t>
             </w:r>
           </w:p>
         </w:tc>
       </w:tr>
       <w:tr>
-        <w:trPr>
-          <w:tblHeader w:val="false"/>
-        </w:trPr>
+        <w:tblPrEx>
+          <w:tblCellMar>
+            <w:top w:w="0" w:type="dxa"/>
+            <w:bottom w:w="0" w:type="dxa"/>
+          </w:tblCellMar>
+        </w:tblPrEx>
         <w:tc>
           <w:tcPr>
-            <w:tcW w:type="dxa" w:w="2300"/>
+            <w:tcW w:w="2300" w:type="dxa"/>
             <w:tcBorders>
-              <w:top w:val="single" w:color="BFBFBF" w:sz="1"/>
-              <w:left w:val="single" w:color="BFBFBF" w:sz="1"/>
-              <w:bottom w:val="single" w:color="BFBFBF" w:sz="1"/>
-              <w:right w:val="single" w:color="BFBFBF" w:sz="1"/>
+              <w:top w:val="single" w:sz="1" w:space="0" w:color="BFBFBF"/>
+              <w:left w:val="single" w:sz="1" w:space="0" w:color="BFBFBF"/>
+              <w:bottom w:val="single" w:sz="1" w:space="0" w:color="BFBFBF"/>
+              <w:right w:val="single" w:sz="1" w:space="0" w:color="BFBFBF"/>
             </w:tcBorders>
             <w:tcMar>
-              <w:top w:type="dxa" w:w="60"/>
-              <w:left w:type="dxa" w:w="120"/>
-              <w:bottom w:type="dxa" w:w="60"/>
-              <w:right w:type="dxa" w:w="120"/>
+              <w:top w:w="60" w:type="dxa"/>
+              <w:left w:w="120" w:type="dxa"/>
+              <w:bottom w:w="60" w:type="dxa"/>
+              <w:right w:w="120" w:type="dxa"/>
             </w:tcMar>
           </w:tcPr>
           <w:p>
             <w:r>
               <w:rPr>
-                <w:b w:val="false"/>
-                <w:bCs w:val="false"/>
                 <w:color w:val="000000"/>
                 <w:sz w:val="19"/>
                 <w:szCs w:val="19"/>
               </w:rPr>
-              <w:t xml:space="preserve">data-program-key</w:t>
+              <w:t>data-program-key</w:t>
             </w:r>
           </w:p>
         </w:tc>
         <w:tc>
           <w:tcPr>
-            <w:tcW w:type="dxa" w:w="1100"/>
+            <w:tcW w:w="1100" w:type="dxa"/>
             <w:tcBorders>
-              <w:top w:val="single" w:color="BFBFBF" w:sz="1"/>
-              <w:left w:val="single" w:color="BFBFBF" w:sz="1"/>
-              <w:bottom w:val="single" w:color="BFBFBF" w:sz="1"/>
-              <w:right w:val="single" w:color="BFBFBF" w:sz="1"/>
+              <w:top w:val="single" w:sz="1" w:space="0" w:color="BFBFBF"/>
+              <w:left w:val="single" w:sz="1" w:space="0" w:color="BFBFBF"/>
+              <w:bottom w:val="single" w:sz="1" w:space="0" w:color="BFBFBF"/>
+              <w:right w:val="single" w:sz="1" w:space="0" w:color="BFBFBF"/>
             </w:tcBorders>
             <w:tcMar>
-              <w:top w:type="dxa" w:w="60"/>
-              <w:left w:type="dxa" w:w="120"/>
-              <w:bottom w:type="dxa" w:w="60"/>
-              <w:right w:type="dxa" w:w="120"/>
+              <w:top w:w="60" w:type="dxa"/>
+              <w:left w:w="120" w:type="dxa"/>
+              <w:bottom w:w="60" w:type="dxa"/>
+              <w:right w:w="120" w:type="dxa"/>
             </w:tcMar>
           </w:tcPr>
           <w:p>
             <w:r>
               <w:rPr>
-                <w:b w:val="false"/>
-                <w:bCs w:val="false"/>
                 <w:color w:val="000000"/>
                 <w:sz w:val="19"/>
                 <w:szCs w:val="19"/>
               </w:rPr>
-              <w:t xml:space="preserve">Sim</w:t>
+              <w:t>Sim</w:t>
             </w:r>
           </w:p>
         </w:tc>
         <w:tc>
           <w:tcPr>
-            <w:tcW w:type="dxa" w:w="4060"/>
+            <w:tcW w:w="4060" w:type="dxa"/>
             <w:tcBorders>
-              <w:top w:val="single" w:color="BFBFBF" w:sz="1"/>
-              <w:left w:val="single" w:color="BFBFBF" w:sz="1"/>
-              <w:bottom w:val="single" w:color="BFBFBF" w:sz="1"/>
-              <w:right w:val="single" w:color="BFBFBF" w:sz="1"/>
+              <w:top w:val="single" w:sz="1" w:space="0" w:color="BFBFBF"/>
+              <w:left w:val="single" w:sz="1" w:space="0" w:color="BFBFBF"/>
+              <w:bottom w:val="single" w:sz="1" w:space="0" w:color="BFBFBF"/>
+              <w:right w:val="single" w:sz="1" w:space="0" w:color="BFBFBF"/>
             </w:tcBorders>
             <w:tcMar>
-              <w:top w:type="dxa" w:w="60"/>
-              <w:left w:type="dxa" w:w="120"/>
-              <w:bottom w:type="dxa" w:w="60"/>
-              <w:right w:type="dxa" w:w="120"/>
+              <w:top w:w="60" w:type="dxa"/>
+              <w:left w:w="120" w:type="dxa"/>
+              <w:bottom w:w="60" w:type="dxa"/>
+              <w:right w:w="120" w:type="dxa"/>
             </w:tcMar>
           </w:tcPr>
           <w:p>
             <w:r>
               <w:rPr>
-                <w:b w:val="false"/>
-                <w:bCs w:val="false"/>
                 <w:color w:val="000000"/>
                 <w:sz w:val="19"/>
                 <w:szCs w:val="19"/>
               </w:rPr>
-              <w:t xml:space="preserve">Identificador da pesquisa. Fixo, fornecido pelo CS.</w:t>
+              <w:t>Identificador da pesquisa. Fixo, fornecido pelo CS.</w:t>
             </w:r>
           </w:p>
         </w:tc>
         <w:tc>
           <w:tcPr>
-            <w:tcW w:type="dxa" w:w="1900"/>
+            <w:tcW w:w="1900" w:type="dxa"/>
             <w:tcBorders>
-              <w:top w:val="single" w:color="BFBFBF" w:sz="1"/>
-              <w:left w:val="single" w:color="BFBFBF" w:sz="1"/>
-              <w:bottom w:val="single" w:color="BFBFBF" w:sz="1"/>
-              <w:right w:val="single" w:color="BFBFBF" w:sz="1"/>
+              <w:top w:val="single" w:sz="1" w:space="0" w:color="BFBFBF"/>
+              <w:left w:val="single" w:sz="1" w:space="0" w:color="BFBFBF"/>
+              <w:bottom w:val="single" w:sz="1" w:space="0" w:color="BFBFBF"/>
+              <w:right w:val="single" w:sz="1" w:space="0" w:color="BFBFBF"/>
             </w:tcBorders>
             <w:tcMar>
-              <w:top w:type="dxa" w:w="60"/>
-              <w:left w:type="dxa" w:w="120"/>
-              <w:bottom w:type="dxa" w:w="60"/>
-              <w:right w:type="dxa" w:w="120"/>
+              <w:top w:w="60" w:type="dxa"/>
+              <w:left w:w="120" w:type="dxa"/>
+              <w:bottom w:w="60" w:type="dxa"/>
+              <w:right w:w="120" w:type="dxa"/>
             </w:tcMar>
           </w:tcPr>
           <w:p>
             <w:r>
               <w:rPr>
-                <w:b w:val="false"/>
-                <w:bCs w:val="false"/>
                 <w:color w:val="000000"/>
                 <w:sz w:val="19"/>
                 <w:szCs w:val="19"/>
               </w:rPr>
-              <w:t xml:space="preserve">dda223f802...797dc</w:t>
+              <w:t>dda223f802...797dc</w:t>
             </w:r>
           </w:p>
         </w:tc>
       </w:tr>
       <w:tr>
-        <w:trPr>
-          <w:tblHeader w:val="false"/>
-        </w:trPr>
+        <w:tblPrEx>
+          <w:tblCellMar>
+            <w:top w:w="0" w:type="dxa"/>
+            <w:bottom w:w="0" w:type="dxa"/>
+          </w:tblCellMar>
+        </w:tblPrEx>
         <w:tc>
           <w:tcPr>
-            <w:tcW w:type="dxa" w:w="2300"/>
+            <w:tcW w:w="2300" w:type="dxa"/>
             <w:tcBorders>
-              <w:top w:val="single" w:color="BFBFBF" w:sz="1"/>
-              <w:left w:val="single" w:color="BFBFBF" w:sz="1"/>
-              <w:bottom w:val="single" w:color="BFBFBF" w:sz="1"/>
-              <w:right w:val="single" w:color="BFBFBF" w:sz="1"/>
+              <w:top w:val="single" w:sz="1" w:space="0" w:color="BFBFBF"/>
+              <w:left w:val="single" w:sz="1" w:space="0" w:color="BFBFBF"/>
+              <w:bottom w:val="single" w:sz="1" w:space="0" w:color="BFBFBF"/>
+              <w:right w:val="single" w:sz="1" w:space="0" w:color="BFBFBF"/>
             </w:tcBorders>
             <w:tcMar>
-              <w:top w:type="dxa" w:w="60"/>
-              <w:left w:type="dxa" w:w="120"/>
-              <w:bottom w:type="dxa" w:w="60"/>
-              <w:right w:type="dxa" w:w="120"/>
+              <w:top w:w="60" w:type="dxa"/>
+              <w:left w:w="120" w:type="dxa"/>
+              <w:bottom w:w="60" w:type="dxa"/>
+              <w:right w:w="120" w:type="dxa"/>
             </w:tcMar>
           </w:tcPr>
           <w:p>
             <w:r>
               <w:rPr>
-                <w:b w:val="false"/>
-                <w:bCs w:val="false"/>
                 <w:color w:val="000000"/>
                 <w:sz w:val="19"/>
                 <w:szCs w:val="19"/>
               </w:rPr>
-              <w:t xml:space="preserve">data-instance</w:t>
+              <w:t>data-instance</w:t>
             </w:r>
           </w:p>
         </w:tc>
         <w:tc>
           <w:tcPr>
-            <w:tcW w:type="dxa" w:w="1100"/>
+            <w:tcW w:w="1100" w:type="dxa"/>
             <w:tcBorders>
-              <w:top w:val="single" w:color="BFBFBF" w:sz="1"/>
-              <w:left w:val="single" w:color="BFBFBF" w:sz="1"/>
-              <w:bottom w:val="single" w:color="BFBFBF" w:sz="1"/>
-              <w:right w:val="single" w:color="BFBFBF" w:sz="1"/>
+              <w:top w:val="single" w:sz="1" w:space="0" w:color="BFBFBF"/>
+              <w:left w:val="single" w:sz="1" w:space="0" w:color="BFBFBF"/>
+              <w:bottom w:val="single" w:sz="1" w:space="0" w:color="BFBFBF"/>
+              <w:right w:val="single" w:sz="1" w:space="0" w:color="BFBFBF"/>
             </w:tcBorders>
             <w:tcMar>
-              <w:top w:type="dxa" w:w="60"/>
-              <w:left w:type="dxa" w:w="120"/>
-              <w:bottom w:type="dxa" w:w="60"/>
-              <w:right w:type="dxa" w:w="120"/>
+              <w:top w:w="60" w:type="dxa"/>
+              <w:left w:w="120" w:type="dxa"/>
+              <w:bottom w:w="60" w:type="dxa"/>
+              <w:right w:w="120" w:type="dxa"/>
             </w:tcMar>
           </w:tcPr>
           <w:p>
             <w:r>
               <w:rPr>
-                <w:b w:val="false"/>
-                <w:bCs w:val="false"/>
                 <w:color w:val="000000"/>
                 <w:sz w:val="19"/>
                 <w:szCs w:val="19"/>
               </w:rPr>
-              <w:t xml:space="preserve">Sim</w:t>
+              <w:t>Sim</w:t>
             </w:r>
           </w:p>
         </w:tc>
         <w:tc>
           <w:tcPr>
-            <w:tcW w:type="dxa" w:w="4060"/>
+            <w:tcW w:w="4060" w:type="dxa"/>
             <w:tcBorders>
-              <w:top w:val="single" w:color="BFBFBF" w:sz="1"/>
-              <w:left w:val="single" w:color="BFBFBF" w:sz="1"/>
-              <w:bottom w:val="single" w:color="BFBFBF" w:sz="1"/>
-              <w:right w:val="single" w:color="BFBFBF" w:sz="1"/>
+              <w:top w:val="single" w:sz="1" w:space="0" w:color="BFBFBF"/>
+              <w:left w:val="single" w:sz="1" w:space="0" w:color="BFBFBF"/>
+              <w:bottom w:val="single" w:sz="1" w:space="0" w:color="BFBFBF"/>
+              <w:right w:val="single" w:sz="1" w:space="0" w:color="BFBFBF"/>
             </w:tcBorders>
             <w:tcMar>
-              <w:top w:type="dxa" w:w="60"/>
-              <w:left w:type="dxa" w:w="120"/>
-              <w:bottom w:type="dxa" w:w="60"/>
-              <w:right w:type="dxa" w:w="120"/>
+              <w:top w:w="60" w:type="dxa"/>
+              <w:left w:w="120" w:type="dxa"/>
+              <w:bottom w:w="60" w:type="dxa"/>
+              <w:right w:w="120" w:type="dxa"/>
             </w:tcMar>
           </w:tcPr>
           <w:p>
             <w:r>
               <w:rPr>
-                <w:b w:val="false"/>
-                <w:bCs w:val="false"/>
                 <w:color w:val="000000"/>
                 <w:sz w:val="19"/>
                 <w:szCs w:val="19"/>
               </w:rPr>
-              <w:t xml:space="preserve">A instância (URL) do cliente. Liga a resposta à conta.</w:t>
+              <w:t>A instância (URL) do cliente. Liga a resposta à conta.</w:t>
             </w:r>
           </w:p>
         </w:tc>
         <w:tc>
           <w:tcPr>
-            <w:tcW w:type="dxa" w:w="1900"/>
+            <w:tcW w:w="1900" w:type="dxa"/>
             <w:tcBorders>
-              <w:top w:val="single" w:color="BFBFBF" w:sz="1"/>
-              <w:left w:val="single" w:color="BFBFBF" w:sz="1"/>
-              <w:bottom w:val="single" w:color="BFBFBF" w:sz="1"/>
-              <w:right w:val="single" w:color="BFBFBF" w:sz="1"/>
+              <w:top w:val="single" w:sz="1" w:space="0" w:color="BFBFBF"/>
+              <w:left w:val="single" w:sz="1" w:space="0" w:color="BFBFBF"/>
+              <w:bottom w:val="single" w:sz="1" w:space="0" w:color="BFBFBF"/>
+              <w:right w:val="single" w:sz="1" w:space="0" w:color="BFBFBF"/>
             </w:tcBorders>
             <w:tcMar>
-              <w:top w:type="dxa" w:w="60"/>
-              <w:left w:type="dxa" w:w="120"/>
-              <w:bottom w:type="dxa" w:w="60"/>
-              <w:right w:type="dxa" w:w="120"/>
+              <w:top w:w="60" w:type="dxa"/>
+              <w:left w:w="120" w:type="dxa"/>
+              <w:bottom w:w="60" w:type="dxa"/>
+              <w:right w:w="120" w:type="dxa"/>
             </w:tcMar>
           </w:tcPr>
           <w:p>
             <w:r>
               <w:rPr>
-                <w:b w:val="false"/>
-                <w:bCs w:val="false"/>
                 <w:color w:val="000000"/>
                 <w:sz w:val="19"/>
                 <w:szCs w:val="19"/>
               </w:rPr>
-              <w:t xml:space="preserve">https://cliente.plannera.com.br</w:t>
+              <w:t>https://cliente.plannera.com.br</w:t>
             </w:r>
           </w:p>
         </w:tc>
       </w:tr>
       <w:tr>
-        <w:trPr>
-          <w:tblHeader w:val="false"/>
-        </w:trPr>
+        <w:tblPrEx>
+          <w:tblCellMar>
+            <w:top w:w="0" w:type="dxa"/>
+            <w:bottom w:w="0" w:type="dxa"/>
+          </w:tblCellMar>
+        </w:tblPrEx>
         <w:tc>
           <w:tcPr>
-            <w:tcW w:type="dxa" w:w="2300"/>
+            <w:tcW w:w="2300" w:type="dxa"/>
             <w:tcBorders>
-              <w:top w:val="single" w:color="BFBFBF" w:sz="1"/>
-              <w:left w:val="single" w:color="BFBFBF" w:sz="1"/>
-              <w:bottom w:val="single" w:color="BFBFBF" w:sz="1"/>
-              <w:right w:val="single" w:color="BFBFBF" w:sz="1"/>
+              <w:top w:val="single" w:sz="1" w:space="0" w:color="BFBFBF"/>
+              <w:left w:val="single" w:sz="1" w:space="0" w:color="BFBFBF"/>
+              <w:bottom w:val="single" w:sz="1" w:space="0" w:color="BFBFBF"/>
+              <w:right w:val="single" w:sz="1" w:space="0" w:color="BFBFBF"/>
             </w:tcBorders>
             <w:tcMar>
-              <w:top w:type="dxa" w:w="60"/>
-              <w:left w:type="dxa" w:w="120"/>
-              <w:bottom w:type="dxa" w:w="60"/>
-              <w:right w:type="dxa" w:w="120"/>
+              <w:top w:w="60" w:type="dxa"/>
+              <w:left w:w="120" w:type="dxa"/>
+              <w:bottom w:w="60" w:type="dxa"/>
+              <w:right w:w="120" w:type="dxa"/>
             </w:tcMar>
           </w:tcPr>
           <w:p>
             <w:r>
               <w:rPr>
-                <w:b w:val="false"/>
-                <w:bCs w:val="false"/>
                 <w:color w:val="000000"/>
                 <w:sz w:val="19"/>
                 <w:szCs w:val="19"/>
               </w:rPr>
-              <w:t xml:space="preserve">data-email</w:t>
+              <w:t>data-email</w:t>
             </w:r>
           </w:p>
         </w:tc>
         <w:tc>
           <w:tcPr>
-            <w:tcW w:type="dxa" w:w="1100"/>
+            <w:tcW w:w="1100" w:type="dxa"/>
             <w:tcBorders>
-              <w:top w:val="single" w:color="BFBFBF" w:sz="1"/>
-              <w:left w:val="single" w:color="BFBFBF" w:sz="1"/>
-              <w:bottom w:val="single" w:color="BFBFBF" w:sz="1"/>
-              <w:right w:val="single" w:color="BFBFBF" w:sz="1"/>
+              <w:top w:val="single" w:sz="1" w:space="0" w:color="BFBFBF"/>
+              <w:left w:val="single" w:sz="1" w:space="0" w:color="BFBFBF"/>
+              <w:bottom w:val="single" w:sz="1" w:space="0" w:color="BFBFBF"/>
+              <w:right w:val="single" w:sz="1" w:space="0" w:color="BFBFBF"/>
             </w:tcBorders>
             <w:tcMar>
-              <w:top w:type="dxa" w:w="60"/>
-              <w:left w:type="dxa" w:w="120"/>
-              <w:bottom w:type="dxa" w:w="60"/>
-              <w:right w:type="dxa" w:w="120"/>
+              <w:top w:w="60" w:type="dxa"/>
+              <w:left w:w="120" w:type="dxa"/>
+              <w:bottom w:w="60" w:type="dxa"/>
+              <w:right w:w="120" w:type="dxa"/>
             </w:tcMar>
           </w:tcPr>
           <w:p>
             <w:r>
               <w:rPr>
-                <w:b w:val="false"/>
-                <w:bCs w:val="false"/>
                 <w:color w:val="000000"/>
                 <w:sz w:val="19"/>
                 <w:szCs w:val="19"/>
               </w:rPr>
-              <w:t xml:space="preserve">Sim</w:t>
+              <w:t>Sim</w:t>
             </w:r>
           </w:p>
         </w:tc>
         <w:tc>
           <w:tcPr>
-            <w:tcW w:type="dxa" w:w="4060"/>
+            <w:tcW w:w="4060" w:type="dxa"/>
             <w:tcBorders>
-              <w:top w:val="single" w:color="BFBFBF" w:sz="1"/>
-              <w:left w:val="single" w:color="BFBFBF" w:sz="1"/>
-              <w:bottom w:val="single" w:color="BFBFBF" w:sz="1"/>
-              <w:right w:val="single" w:color="BFBFBF" w:sz="1"/>
+              <w:top w:val="single" w:sz="1" w:space="0" w:color="BFBFBF"/>
+              <w:left w:val="single" w:sz="1" w:space="0" w:color="BFBFBF"/>
+              <w:bottom w:val="single" w:sz="1" w:space="0" w:color="BFBFBF"/>
+              <w:right w:val="single" w:sz="1" w:space="0" w:color="BFBFBF"/>
             </w:tcBorders>
             <w:tcMar>
-              <w:top w:type="dxa" w:w="60"/>
-              <w:left w:type="dxa" w:w="120"/>
-              <w:bottom w:type="dxa" w:w="60"/>
-              <w:right w:type="dxa" w:w="120"/>
+              <w:top w:w="60" w:type="dxa"/>
+              <w:left w:w="120" w:type="dxa"/>
+              <w:bottom w:w="60" w:type="dxa"/>
+              <w:right w:w="120" w:type="dxa"/>
             </w:tcMar>
           </w:tcPr>
           <w:p>
             <w:r>
               <w:rPr>
-                <w:b w:val="false"/>
-                <w:bCs w:val="false"/>
                 <w:color w:val="000000"/>
                 <w:sz w:val="19"/>
                 <w:szCs w:val="19"/>
               </w:rPr>
-              <w:t xml:space="preserve">E-mail de login do usuário na ferramenta Plannera.</w:t>
+              <w:t>E-mail de login do usuário na ferramenta Plannera.</w:t>
             </w:r>
           </w:p>
         </w:tc>
         <w:tc>
           <w:tcPr>
-            <w:tcW w:type="dxa" w:w="1900"/>
+            <w:tcW w:w="1900" w:type="dxa"/>
             <w:tcBorders>
-              <w:top w:val="single" w:color="BFBFBF" w:sz="1"/>
-              <w:left w:val="single" w:color="BFBFBF" w:sz="1"/>
-              <w:bottom w:val="single" w:color="BFBFBF" w:sz="1"/>
-              <w:right w:val="single" w:color="BFBFBF" w:sz="1"/>
+              <w:top w:val="single" w:sz="1" w:space="0" w:color="BFBFBF"/>
+              <w:left w:val="single" w:sz="1" w:space="0" w:color="BFBFBF"/>
+              <w:bottom w:val="single" w:sz="1" w:space="0" w:color="BFBFBF"/>
+              <w:right w:val="single" w:sz="1" w:space="0" w:color="BFBFBF"/>
             </w:tcBorders>
             <w:tcMar>
-              <w:top w:type="dxa" w:w="60"/>
-              <w:left w:type="dxa" w:w="120"/>
-              <w:bottom w:type="dxa" w:w="60"/>
-              <w:right w:type="dxa" w:w="120"/>
+              <w:top w:w="60" w:type="dxa"/>
+              <w:left w:w="120" w:type="dxa"/>
+              <w:bottom w:w="60" w:type="dxa"/>
+              <w:right w:w="120" w:type="dxa"/>
             </w:tcMar>
           </w:tcPr>
           <w:p>
             <w:r>
               <w:rPr>
-                <w:b w:val="false"/>
-                <w:bCs w:val="false"/>
                 <w:color w:val="000000"/>
                 <w:sz w:val="19"/>
                 <w:szCs w:val="19"/>
               </w:rPr>
-              <w:t xml:space="preserve">joao@cliente.com</w:t>
+              <w:t>joao@cliente.com</w:t>
             </w:r>
           </w:p>
         </w:tc>
       </w:tr>
       <w:tr>
-        <w:trPr>
-          <w:tblHeader w:val="false"/>
-        </w:trPr>
+        <w:tblPrEx>
+          <w:tblCellMar>
+            <w:top w:w="0" w:type="dxa"/>
+            <w:bottom w:w="0" w:type="dxa"/>
+          </w:tblCellMar>
+        </w:tblPrEx>
         <w:tc>
           <w:tcPr>
-            <w:tcW w:type="dxa" w:w="2300"/>
+            <w:tcW w:w="2300" w:type="dxa"/>
             <w:tcBorders>
-              <w:top w:val="single" w:color="BFBFBF" w:sz="1"/>
-              <w:left w:val="single" w:color="BFBFBF" w:sz="1"/>
-              <w:bottom w:val="single" w:color="BFBFBF" w:sz="1"/>
-              <w:right w:val="single" w:color="BFBFBF" w:sz="1"/>
+              <w:top w:val="single" w:sz="1" w:space="0" w:color="BFBFBF"/>
+              <w:left w:val="single" w:sz="1" w:space="0" w:color="BFBFBF"/>
+              <w:bottom w:val="single" w:sz="1" w:space="0" w:color="BFBFBF"/>
+              <w:right w:val="single" w:sz="1" w:space="0" w:color="BFBFBF"/>
             </w:tcBorders>
             <w:tcMar>
-              <w:top w:type="dxa" w:w="60"/>
-              <w:left w:type="dxa" w:w="120"/>
-              <w:bottom w:type="dxa" w:w="60"/>
-              <w:right w:type="dxa" w:w="120"/>
+              <w:top w:w="60" w:type="dxa"/>
+              <w:left w:w="120" w:type="dxa"/>
+              <w:bottom w:w="60" w:type="dxa"/>
+              <w:right w:w="120" w:type="dxa"/>
             </w:tcMar>
           </w:tcPr>
           <w:p>
             <w:r>
               <w:rPr>
-                <w:b w:val="false"/>
-                <w:bCs w:val="false"/>
                 <w:color w:val="000000"/>
                 <w:sz w:val="19"/>
                 <w:szCs w:val="19"/>
               </w:rPr>
-              <w:t xml:space="preserve">data-base-url</w:t>
+              <w:t>data-base-url</w:t>
             </w:r>
           </w:p>
         </w:tc>
         <w:tc>
           <w:tcPr>
-            <w:tcW w:type="dxa" w:w="1100"/>
+            <w:tcW w:w="1100" w:type="dxa"/>
             <w:tcBorders>
-              <w:top w:val="single" w:color="BFBFBF" w:sz="1"/>
-              <w:left w:val="single" w:color="BFBFBF" w:sz="1"/>
-              <w:bottom w:val="single" w:color="BFBFBF" w:sz="1"/>
-              <w:right w:val="single" w:color="BFBFBF" w:sz="1"/>
+              <w:top w:val="single" w:sz="1" w:space="0" w:color="BFBFBF"/>
+              <w:left w:val="single" w:sz="1" w:space="0" w:color="BFBFBF"/>
+              <w:bottom w:val="single" w:sz="1" w:space="0" w:color="BFBFBF"/>
+              <w:right w:val="single" w:sz="1" w:space="0" w:color="BFBFBF"/>
             </w:tcBorders>
             <w:tcMar>
-              <w:top w:type="dxa" w:w="60"/>
-              <w:left w:type="dxa" w:w="120"/>
-              <w:bottom w:type="dxa" w:w="60"/>
-              <w:right w:type="dxa" w:w="120"/>
+              <w:top w:w="60" w:type="dxa"/>
+              <w:left w:w="120" w:type="dxa"/>
+              <w:bottom w:w="60" w:type="dxa"/>
+              <w:right w:w="120" w:type="dxa"/>
             </w:tcMar>
           </w:tcPr>
           <w:p>
             <w:r>
               <w:rPr>
-                <w:b w:val="false"/>
-                <w:bCs w:val="false"/>
                 <w:color w:val="000000"/>
                 <w:sz w:val="19"/>
                 <w:szCs w:val="19"/>
               </w:rPr>
-              <w:t xml:space="preserve">Sim</w:t>
+              <w:t>Sim</w:t>
             </w:r>
           </w:p>
         </w:tc>
         <w:tc>
           <w:tcPr>
-            <w:tcW w:type="dxa" w:w="4060"/>
+            <w:tcW w:w="4060" w:type="dxa"/>
             <w:tcBorders>
-              <w:top w:val="single" w:color="BFBFBF" w:sz="1"/>
-              <w:left w:val="single" w:color="BFBFBF" w:sz="1"/>
-              <w:bottom w:val="single" w:color="BFBFBF" w:sz="1"/>
-              <w:right w:val="single" w:color="BFBFBF" w:sz="1"/>
+              <w:top w:val="single" w:sz="1" w:space="0" w:color="BFBFBF"/>
+              <w:left w:val="single" w:sz="1" w:space="0" w:color="BFBFBF"/>
+              <w:bottom w:val="single" w:sz="1" w:space="0" w:color="BFBFBF"/>
+              <w:right w:val="single" w:sz="1" w:space="0" w:color="BFBFBF"/>
             </w:tcBorders>
             <w:tcMar>
-              <w:top w:type="dxa" w:w="60"/>
-              <w:left w:type="dxa" w:w="120"/>
-              <w:bottom w:type="dxa" w:w="60"/>
-              <w:right w:type="dxa" w:w="120"/>
+              <w:top w:w="60" w:type="dxa"/>
+              <w:left w:w="120" w:type="dxa"/>
+              <w:bottom w:w="60" w:type="dxa"/>
+              <w:right w:w="120" w:type="dxa"/>
             </w:tcMar>
           </w:tcPr>
           <w:p>
             <w:r>
               <w:rPr>
-                <w:b w:val="false"/>
-                <w:bCs w:val="false"/>
                 <w:color w:val="000000"/>
                 <w:sz w:val="19"/>
                 <w:szCs w:val="19"/>
               </w:rPr>
-              <w:t xml:space="preserve">Endereço da API do CS. Fixo.</w:t>
+              <w:t>Endereço da API do CS. Fixo.</w:t>
             </w:r>
           </w:p>
         </w:tc>
         <w:tc>
           <w:tcPr>
-            <w:tcW w:type="dxa" w:w="1900"/>
+            <w:tcW w:w="1900" w:type="dxa"/>
             <w:tcBorders>
-              <w:top w:val="single" w:color="BFBFBF" w:sz="1"/>
-              <w:left w:val="single" w:color="BFBFBF" w:sz="1"/>
-              <w:bottom w:val="single" w:color="BFBFBF" w:sz="1"/>
-              <w:right w:val="single" w:color="BFBFBF" w:sz="1"/>
+              <w:top w:val="single" w:sz="1" w:space="0" w:color="BFBFBF"/>
+              <w:left w:val="single" w:sz="1" w:space="0" w:color="BFBFBF"/>
+              <w:bottom w:val="single" w:sz="1" w:space="0" w:color="BFBFBF"/>
+              <w:right w:val="single" w:sz="1" w:space="0" w:color="BFBFBF"/>
             </w:tcBorders>
             <w:tcMar>
-              <w:top w:type="dxa" w:w="60"/>
-              <w:left w:type="dxa" w:w="120"/>
-              <w:bottom w:type="dxa" w:w="60"/>
-              <w:right w:type="dxa" w:w="120"/>
+              <w:top w:w="60" w:type="dxa"/>
+              <w:left w:w="120" w:type="dxa"/>
+              <w:bottom w:w="60" w:type="dxa"/>
+              <w:right w:w="120" w:type="dxa"/>
             </w:tcMar>
           </w:tcPr>
           <w:p>
             <w:r>
               <w:rPr>
-                <w:b w:val="false"/>
-                <w:bCs w:val="false"/>
                 <w:color w:val="000000"/>
                 <w:sz w:val="19"/>
                 <w:szCs w:val="19"/>
               </w:rPr>
-              <w:t xml:space="preserve">https://cs-plataform.vercel.app</w:t>
+              <w:t>https://cs-plataform.vercel.app</w:t>
             </w:r>
           </w:p>
         </w:tc>
       </w:tr>
       <w:tr>
-        <w:trPr>
-          <w:tblHeader w:val="false"/>
-        </w:trPr>
+        <w:tblPrEx>
+          <w:tblCellMar>
+            <w:top w:w="0" w:type="dxa"/>
+            <w:bottom w:w="0" w:type="dxa"/>
+          </w:tblCellMar>
+        </w:tblPrEx>
         <w:tc>
           <w:tcPr>
-            <w:tcW w:type="dxa" w:w="2300"/>
+            <w:tcW w:w="2300" w:type="dxa"/>
             <w:tcBorders>
-              <w:top w:val="single" w:color="BFBFBF" w:sz="1"/>
-              <w:left w:val="single" w:color="BFBFBF" w:sz="1"/>
-              <w:bottom w:val="single" w:color="BFBFBF" w:sz="1"/>
-              <w:right w:val="single" w:color="BFBFBF" w:sz="1"/>
+              <w:top w:val="single" w:sz="1" w:space="0" w:color="BFBFBF"/>
+              <w:left w:val="single" w:sz="1" w:space="0" w:color="BFBFBF"/>
+              <w:bottom w:val="single" w:sz="1" w:space="0" w:color="BFBFBF"/>
+              <w:right w:val="single" w:sz="1" w:space="0" w:color="BFBFBF"/>
             </w:tcBorders>
             <w:tcMar>
-              <w:top w:type="dxa" w:w="60"/>
-              <w:left w:type="dxa" w:w="120"/>
-              <w:bottom w:type="dxa" w:w="60"/>
-              <w:right w:type="dxa" w:w="120"/>
+              <w:top w:w="60" w:type="dxa"/>
+              <w:left w:w="120" w:type="dxa"/>
+              <w:bottom w:w="60" w:type="dxa"/>
+              <w:right w:w="120" w:type="dxa"/>
             </w:tcMar>
           </w:tcPr>
           <w:p>
             <w:r>
               <w:rPr>
-                <w:b w:val="false"/>
-                <w:bCs w:val="false"/>
                 <w:color w:val="000000"/>
                 <w:sz w:val="19"/>
                 <w:szCs w:val="19"/>
               </w:rPr>
-              <w:t xml:space="preserve">data-force</w:t>
+              <w:t>data-force</w:t>
             </w:r>
           </w:p>
         </w:tc>
         <w:tc>
           <w:tcPr>
-            <w:tcW w:type="dxa" w:w="1100"/>
+            <w:tcW w:w="1100" w:type="dxa"/>
             <w:tcBorders>
-              <w:top w:val="single" w:color="BFBFBF" w:sz="1"/>
-              <w:left w:val="single" w:color="BFBFBF" w:sz="1"/>
-              <w:bottom w:val="single" w:color="BFBFBF" w:sz="1"/>
-              <w:right w:val="single" w:color="BFBFBF" w:sz="1"/>
+              <w:top w:val="single" w:sz="1" w:space="0" w:color="BFBFBF"/>
+              <w:left w:val="single" w:sz="1" w:space="0" w:color="BFBFBF"/>
+              <w:bottom w:val="single" w:sz="1" w:space="0" w:color="BFBFBF"/>
+              <w:right w:val="single" w:sz="1" w:space="0" w:color="BFBFBF"/>
             </w:tcBorders>
             <w:tcMar>
-              <w:top w:type="dxa" w:w="60"/>
-              <w:left w:type="dxa" w:w="120"/>
-              <w:bottom w:type="dxa" w:w="60"/>
-              <w:right w:type="dxa" w:w="120"/>
+              <w:top w:w="60" w:type="dxa"/>
+              <w:left w:w="120" w:type="dxa"/>
+              <w:bottom w:w="60" w:type="dxa"/>
+              <w:right w:w="120" w:type="dxa"/>
             </w:tcMar>
           </w:tcPr>
           <w:p>
             <w:r>
               <w:rPr>
-                <w:b w:val="false"/>
-                <w:bCs w:val="false"/>
                 <w:color w:val="000000"/>
                 <w:sz w:val="19"/>
                 <w:szCs w:val="19"/>
               </w:rPr>
-              <w:t xml:space="preserve">Não</w:t>
+              <w:t>Não</w:t>
             </w:r>
           </w:p>
         </w:tc>
         <w:tc>
           <w:tcPr>
-            <w:tcW w:type="dxa" w:w="4060"/>
+            <w:tcW w:w="4060" w:type="dxa"/>
             <w:tcBorders>
-              <w:top w:val="single" w:color="BFBFBF" w:sz="1"/>
-              <w:left w:val="single" w:color="BFBFBF" w:sz="1"/>
-              <w:bottom w:val="single" w:color="BFBFBF" w:sz="1"/>
-              <w:right w:val="single" w:color="BFBFBF" w:sz="1"/>
+              <w:top w:val="single" w:sz="1" w:space="0" w:color="BFBFBF"/>
+              <w:left w:val="single" w:sz="1" w:space="0" w:color="BFBFBF"/>
+              <w:bottom w:val="single" w:sz="1" w:space="0" w:color="BFBFBF"/>
+              <w:right w:val="single" w:sz="1" w:space="0" w:color="BFBFBF"/>
             </w:tcBorders>
             <w:tcMar>
-              <w:top w:type="dxa" w:w="60"/>
-              <w:left w:type="dxa" w:w="120"/>
-              <w:bottom w:type="dxa" w:w="60"/>
-              <w:right w:type="dxa" w:w="120"/>
+              <w:top w:w="60" w:type="dxa"/>
+              <w:left w:w="120" w:type="dxa"/>
+              <w:bottom w:w="60" w:type="dxa"/>
+              <w:right w:w="120" w:type="dxa"/>
             </w:tcMar>
           </w:tcPr>
           <w:p>
             <w:r>
               <w:rPr>
-                <w:b w:val="false"/>
-                <w:bCs w:val="false"/>
                 <w:color w:val="000000"/>
                 <w:sz w:val="19"/>
                 <w:szCs w:val="19"/>
               </w:rPr>
-              <w:t xml:space="preserve">"true" força exibição (somente testes).</w:t>
+              <w:t>"true" força exibição (somente testes).</w:t>
             </w:r>
           </w:p>
         </w:tc>
         <w:tc>
           <w:tcPr>
-            <w:tcW w:type="dxa" w:w="1900"/>
+            <w:tcW w:w="1900" w:type="dxa"/>
             <w:tcBorders>
-              <w:top w:val="single" w:color="BFBFBF" w:sz="1"/>
-              <w:left w:val="single" w:color="BFBFBF" w:sz="1"/>
-              <w:bottom w:val="single" w:color="BFBFBF" w:sz="1"/>
-              <w:right w:val="single" w:color="BFBFBF" w:sz="1"/>
+              <w:top w:val="single" w:sz="1" w:space="0" w:color="BFBFBF"/>
+              <w:left w:val="single" w:sz="1" w:space="0" w:color="BFBFBF"/>
+              <w:bottom w:val="single" w:sz="1" w:space="0" w:color="BFBFBF"/>
+              <w:right w:val="single" w:sz="1" w:space="0" w:color="BFBFBF"/>
             </w:tcBorders>
             <w:tcMar>
-              <w:top w:type="dxa" w:w="60"/>
-              <w:left w:type="dxa" w:w="120"/>
-              <w:bottom w:type="dxa" w:w="60"/>
-              <w:right w:type="dxa" w:w="120"/>
+              <w:top w:w="60" w:type="dxa"/>
+              <w:left w:w="120" w:type="dxa"/>
+              <w:bottom w:w="60" w:type="dxa"/>
+              <w:right w:w="120" w:type="dxa"/>
             </w:tcMar>
           </w:tcPr>
           <w:p>
             <w:r>
               <w:rPr>
-                <w:b w:val="false"/>
-                <w:bCs w:val="false"/>
                 <w:color w:val="000000"/>
                 <w:sz w:val="19"/>
                 <w:szCs w:val="19"/>
               </w:rPr>
-              <w:t xml:space="preserve">true</w:t>
+              <w:t>true</w:t>
             </w:r>
           </w:p>
         </w:tc>
@@ -1108,36 +2013,46 @@
         <w:t xml:space="preserve">São apenas 2 dados dinâmicos: data-instance e data-email. </w:t>
       </w:r>
       <w:r>
-        <w:t xml:space="preserve">Os demais são fixos por ambiente.</w:t>
-      </w:r>
-    </w:p>
-    <w:p>
-      <w:pPr>
-        <w:pStyle w:val="Heading1"/>
-      </w:pPr>
-      <w:r>
-        <w:t xml:space="preserve">3. Origem dos dados</w:t>
-      </w:r>
-    </w:p>
-    <w:p>
-      <w:pPr>
-        <w:pStyle w:val="Heading2"/>
-      </w:pPr>
-      <w:r>
-        <w:t xml:space="preserve">3.1. data-instance — a instância do cliente</w:t>
-      </w:r>
+        <w:t>Os demais são fixos por ambiente.</w:t>
+      </w:r>
+    </w:p>
+    <w:p>
+      <w:r>
+        <w:br w:type="page"/>
+      </w:r>
+    </w:p>
+    <w:p>
+      <w:pPr>
+        <w:pStyle w:val="Ttulo1"/>
+      </w:pPr>
+      <w:bookmarkStart w:id="5" w:name="_Toc231397994"/>
+      <w:r>
+        <w:lastRenderedPageBreak/>
+        <w:t>3. Origem dos dados</w:t>
+      </w:r>
+      <w:bookmarkEnd w:id="5"/>
+    </w:p>
+    <w:p>
+      <w:pPr>
+        <w:pStyle w:val="Ttulo2"/>
+      </w:pPr>
+      <w:bookmarkStart w:id="6" w:name="_Toc231397995"/>
+      <w:r>
+        <w:t>3.1. data-instance — a instância do cliente</w:t>
+      </w:r>
+      <w:bookmarkEnd w:id="6"/>
     </w:p>
     <w:p>
       <w:pPr>
         <w:spacing w:after="120"/>
       </w:pPr>
       <w:r>
-        <w:t xml:space="preserve">É a URL/endereço da instância do cliente — a mesma cadastrada no contrato (campo "Instância (URL)" em Gestão Comercial no CS). A aplicação Plannera já sabe em qual instância o usuário está; basta injetar esse valor.</w:t>
-      </w:r>
-    </w:p>
-    <w:p>
-      <w:pPr>
-        <w:pStyle w:val="ListParagraph"/>
+        <w:t>É a URL/endereço da instância do cliente — a mesma cadastrada no contrato (campo "Instância (URL)" em Gestão Comercial no CS). A aplicação Plannera já sabe em qual instância o usuário está; basta injetar esse valor.</w:t>
+      </w:r>
+    </w:p>
+    <w:p>
+      <w:pPr>
+        <w:pStyle w:val="PargrafodaLista"/>
         <w:numPr>
           <w:ilvl w:val="0"/>
           <w:numId w:val="2"/>
@@ -1145,12 +2060,12 @@
         <w:spacing w:after="60"/>
       </w:pPr>
       <w:r>
-        <w:t xml:space="preserve">Um mesmo cliente pode ter várias instâncias (vários endereços/contratos). Cada uma envia o seu próprio data-instance; o CS agrega os resultados por cliente.</w:t>
-      </w:r>
-    </w:p>
-    <w:p>
-      <w:pPr>
-        <w:pStyle w:val="ListParagraph"/>
+        <w:t>Um mesmo cliente pode ter várias instâncias (vários endereços/contratos). Cada uma envia o seu próprio data-instance; o CS agrega os resultados por cliente.</w:t>
+      </w:r>
+    </w:p>
+    <w:p>
+      <w:pPr>
+        <w:pStyle w:val="PargrafodaLista"/>
         <w:numPr>
           <w:ilvl w:val="0"/>
           <w:numId w:val="2"/>
@@ -1158,23 +2073,25 @@
         <w:spacing w:after="60"/>
       </w:pPr>
       <w:r>
-        <w:t xml:space="preserve">O valor é normalizado de forma tolerante (protocolo, www., barra final e maiúsculas/minúsculas), mas recomenda-se enviar a URL exatamente como cadastrada no contrato.</w:t>
-      </w:r>
-    </w:p>
-    <w:p>
-      <w:pPr>
-        <w:pStyle w:val="Heading2"/>
-      </w:pPr>
-      <w:r>
-        <w:t xml:space="preserve">3.2. data-email — o usuário</w:t>
-      </w:r>
+        <w:t>O valor é normalizado de forma tolerante (protocolo, www., barra final e maiúsculas/minúsculas), mas recomenda-se enviar a URL exatamente como cadastrada no contrato.</w:t>
+      </w:r>
+    </w:p>
+    <w:p>
+      <w:pPr>
+        <w:pStyle w:val="Ttulo2"/>
+      </w:pPr>
+      <w:bookmarkStart w:id="7" w:name="_Toc231397996"/>
+      <w:r>
+        <w:t>3.2. data-email — o usuário</w:t>
+      </w:r>
+      <w:bookmarkEnd w:id="7"/>
     </w:p>
     <w:p>
       <w:pPr>
         <w:spacing w:after="120"/>
       </w:pPr>
       <w:r>
-        <w:t xml:space="preserve">É o e-mail de login do usuário na ferramenta Plannera. Usado para controlar a recorrência (não incomodar a mesma pessoa repetidamente).</w:t>
+        <w:t>É o e-mail de login do usuário na ferramenta Plannera. Usado para controlar a recorrência (não incomodar a mesma pessoa repetidamente).</w:t>
       </w:r>
     </w:p>
     <w:p>
@@ -1190,32 +2107,34 @@
         <w:t xml:space="preserve">user_id foi descontinuado. </w:t>
       </w:r>
       <w:r>
-        <w:t xml:space="preserve">Versões antigas usavam data-user-id; não é mais necessário. O script aceita data-user-id apenas como fallback de compatibilidade, mas o correto é usar data-instance.</w:t>
-      </w:r>
-    </w:p>
-    <w:p>
-      <w:pPr>
-        <w:pStyle w:val="Heading1"/>
-      </w:pPr>
-      <w:r>
-        <w:t xml:space="preserve">4. Comportamento em tempo de execução</w:t>
-      </w:r>
-    </w:p>
-    <w:p>
-      <w:pPr>
-        <w:pStyle w:val="ListParagraph"/>
+        <w:t>Versões antigas usavam data-user-id; não é mais necessário. O script aceita data-user-id apenas como fallback de compatibilidade, mas o correto é usar data-instance.</w:t>
+      </w:r>
+    </w:p>
+    <w:p>
+      <w:pPr>
+        <w:pStyle w:val="Ttulo1"/>
+      </w:pPr>
+      <w:bookmarkStart w:id="8" w:name="_Toc231397997"/>
+      <w:r>
+        <w:t>4. Comportamento em tempo de execução</w:t>
+      </w:r>
+      <w:bookmarkEnd w:id="8"/>
+    </w:p>
+    <w:p>
+      <w:pPr>
+        <w:pStyle w:val="PargrafodaLista"/>
         <w:numPr>
           <w:ilvl w:val="0"/>
           <w:numId w:val="2"/>
         </w:numPr>
       </w:pPr>
       <w:r>
-        <w:t xml:space="preserve">O script lê os atributos. Se faltar program-key ou email, não faz nada.</w:t>
-      </w:r>
-    </w:p>
-    <w:p>
-      <w:pPr>
-        <w:pStyle w:val="ListParagraph"/>
+        <w:t>O script lê os atributos. Se faltar program-key ou email, não faz nada.</w:t>
+      </w:r>
+    </w:p>
+    <w:p>
+      <w:pPr>
+        <w:pStyle w:val="PargrafodaLista"/>
         <w:numPr>
           <w:ilvl w:val="0"/>
           <w:numId w:val="2"/>
@@ -1223,12 +2142,12 @@
         <w:spacing w:after="60"/>
       </w:pPr>
       <w:r>
-        <w:t xml:space="preserve">Chama GET {base-url}/api/nps/check com program_key, email e instance.</w:t>
-      </w:r>
-    </w:p>
-    <w:p>
-      <w:pPr>
-        <w:pStyle w:val="ListParagraph"/>
+        <w:t>Chama GET {base-url}/api/nps/check com program_key, email e instance.</w:t>
+      </w:r>
+    </w:p>
+    <w:p>
+      <w:pPr>
+        <w:pStyle w:val="PargrafodaLista"/>
         <w:numPr>
           <w:ilvl w:val="0"/>
           <w:numId w:val="2"/>
@@ -1236,12 +2155,12 @@
         <w:spacing w:after="60"/>
       </w:pPr>
       <w:r>
-        <w:t xml:space="preserve">O CS decide se exibe, conforme regras de negócio (ver 4.1).</w:t>
-      </w:r>
-    </w:p>
-    <w:p>
-      <w:pPr>
-        <w:pStyle w:val="ListParagraph"/>
+        <w:t>O CS decide se exibe, conforme regras de negócio (ver 4.1).</w:t>
+      </w:r>
+    </w:p>
+    <w:p>
+      <w:pPr>
+        <w:pStyle w:val="PargrafodaLista"/>
         <w:numPr>
           <w:ilvl w:val="0"/>
           <w:numId w:val="2"/>
@@ -1249,12 +2168,12 @@
         <w:spacing w:after="60"/>
       </w:pPr>
       <w:r>
-        <w:t xml:space="preserve">Se deve exibir, renderiza um painel lateral com as perguntas configuradas.</w:t>
-      </w:r>
-    </w:p>
-    <w:p>
-      <w:pPr>
-        <w:pStyle w:val="ListParagraph"/>
+        <w:t>Se deve exibir, renderiza um painel lateral com as perguntas configuradas.</w:t>
+      </w:r>
+    </w:p>
+    <w:p>
+      <w:pPr>
+        <w:pStyle w:val="PargrafodaLista"/>
         <w:numPr>
           <w:ilvl w:val="0"/>
           <w:numId w:val="2"/>
@@ -1262,12 +2181,12 @@
         <w:spacing w:after="60"/>
       </w:pPr>
       <w:r>
-        <w:t xml:space="preserve">Ao enviar, faz POST {base-url}/api/nps/response com a resposta + instance.</w:t>
-      </w:r>
-    </w:p>
-    <w:p>
-      <w:pPr>
-        <w:pStyle w:val="ListParagraph"/>
+        <w:t>Ao enviar, faz POST {base-url}/api/nps/response com a resposta + instance.</w:t>
+      </w:r>
+    </w:p>
+    <w:p>
+      <w:pPr>
+        <w:pStyle w:val="PargrafodaLista"/>
         <w:numPr>
           <w:ilvl w:val="0"/>
           <w:numId w:val="2"/>
@@ -1275,60 +2194,73 @@
         <w:spacing w:after="60"/>
       </w:pPr>
       <w:r>
-        <w:t xml:space="preserve">Há um atraso de ~1,5s após o carregamento da página antes de exibir, para não competir com o carregamento inicial.</w:t>
-      </w:r>
-    </w:p>
-    <w:p>
-      <w:pPr>
-        <w:pStyle w:val="Heading2"/>
-      </w:pPr>
-      <w:r>
-        <w:t xml:space="preserve">4.1. Regras de exibição (lado do CS)</w:t>
-      </w:r>
+        <w:t>Há um atraso de ~1,5s após o carregamento da página antes de exibir, para não competir com o carregamento inicial.</w:t>
+      </w:r>
+    </w:p>
+    <w:p>
+      <w:pPr>
+        <w:pStyle w:val="Ttulo2"/>
+      </w:pPr>
+      <w:bookmarkStart w:id="9" w:name="_Toc231397998"/>
+      <w:r>
+        <w:t>4.1. Regras de exibição (lado do CS)</w:t>
+      </w:r>
+      <w:bookmarkEnd w:id="9"/>
     </w:p>
     <w:p>
       <w:pPr>
         <w:spacing w:after="120"/>
       </w:pPr>
       <w:r>
-        <w:t xml:space="preserve">O controle é por usuário (e-mail). Não há limite por conta: todos os usuários de uma mesma instância/conta podem receber a pesquisa, respeitando apenas a recorrência individual.</w:t>
+        <w:t>O controle é por usuário (e-mail). Não há limite por conta: todos os usuários de uma mesma instância/conta podem receber a pesquisa, respeitando apenas a recorrência individual.</w:t>
       </w:r>
     </w:p>
     <w:tbl>
       <w:tblPr>
-        <w:tblW w:type="dxa" w:w="9360"/>
+        <w:tblW w:w="9360" w:type="dxa"/>
         <w:tblBorders>
-          <w:top w:val="single" w:color="auto" w:sz="4"/>
-          <w:left w:val="single" w:color="auto" w:sz="4"/>
-          <w:bottom w:val="single" w:color="auto" w:sz="4"/>
-          <w:right w:val="single" w:color="auto" w:sz="4"/>
-          <w:insideH w:val="single" w:color="auto" w:sz="4"/>
-          <w:insideV w:val="single" w:color="auto" w:sz="4"/>
+          <w:top w:val="single" w:sz="4" w:space="0" w:color="auto"/>
+          <w:left w:val="single" w:sz="4" w:space="0" w:color="auto"/>
+          <w:bottom w:val="single" w:sz="4" w:space="0" w:color="auto"/>
+          <w:right w:val="single" w:sz="4" w:space="0" w:color="auto"/>
+          <w:insideH w:val="single" w:sz="4" w:space="0" w:color="auto"/>
+          <w:insideV w:val="single" w:sz="4" w:space="0" w:color="auto"/>
         </w:tblBorders>
+        <w:tblCellMar>
+          <w:left w:w="10" w:type="dxa"/>
+          <w:right w:w="10" w:type="dxa"/>
+        </w:tblCellMar>
+        <w:tblLook w:val="04A0" w:firstRow="1" w:lastRow="0" w:firstColumn="1" w:lastColumn="0" w:noHBand="0" w:noVBand="1"/>
       </w:tblPr>
       <w:tblGrid>
         <w:gridCol w:w="4680"/>
         <w:gridCol w:w="4680"/>
       </w:tblGrid>
       <w:tr>
+        <w:tblPrEx>
+          <w:tblCellMar>
+            <w:top w:w="0" w:type="dxa"/>
+            <w:bottom w:w="0" w:type="dxa"/>
+          </w:tblCellMar>
+        </w:tblPrEx>
         <w:trPr>
           <w:tblHeader/>
         </w:trPr>
         <w:tc>
           <w:tcPr>
-            <w:tcW w:type="dxa" w:w="4680"/>
+            <w:tcW w:w="4680" w:type="dxa"/>
             <w:tcBorders>
-              <w:top w:val="single" w:color="BFBFBF" w:sz="1"/>
-              <w:left w:val="single" w:color="BFBFBF" w:sz="1"/>
-              <w:bottom w:val="single" w:color="BFBFBF" w:sz="1"/>
-              <w:right w:val="single" w:color="BFBFBF" w:sz="1"/>
+              <w:top w:val="single" w:sz="1" w:space="0" w:color="BFBFBF"/>
+              <w:left w:val="single" w:sz="1" w:space="0" w:color="BFBFBF"/>
+              <w:bottom w:val="single" w:sz="1" w:space="0" w:color="BFBFBF"/>
+              <w:right w:val="single" w:sz="1" w:space="0" w:color="BFBFBF"/>
             </w:tcBorders>
-            <w:shd w:fill="1F3864" w:val="clear"/>
+            <w:shd w:val="clear" w:color="auto" w:fill="1F3864"/>
             <w:tcMar>
-              <w:top w:type="dxa" w:w="60"/>
-              <w:left w:type="dxa" w:w="120"/>
-              <w:bottom w:type="dxa" w:w="60"/>
-              <w:right w:type="dxa" w:w="120"/>
+              <w:top w:w="60" w:type="dxa"/>
+              <w:left w:w="120" w:type="dxa"/>
+              <w:bottom w:w="60" w:type="dxa"/>
+              <w:right w:w="120" w:type="dxa"/>
             </w:tcMar>
           </w:tcPr>
           <w:p>
@@ -1340,25 +2272,25 @@
                 <w:sz w:val="19"/>
                 <w:szCs w:val="19"/>
               </w:rPr>
-              <w:t xml:space="preserve">Regra</w:t>
+              <w:t>Regra</w:t>
             </w:r>
           </w:p>
         </w:tc>
         <w:tc>
           <w:tcPr>
-            <w:tcW w:type="dxa" w:w="4680"/>
+            <w:tcW w:w="4680" w:type="dxa"/>
             <w:tcBorders>
-              <w:top w:val="single" w:color="BFBFBF" w:sz="1"/>
-              <w:left w:val="single" w:color="BFBFBF" w:sz="1"/>
-              <w:bottom w:val="single" w:color="BFBFBF" w:sz="1"/>
-              <w:right w:val="single" w:color="BFBFBF" w:sz="1"/>
+              <w:top w:val="single" w:sz="1" w:space="0" w:color="BFBFBF"/>
+              <w:left w:val="single" w:sz="1" w:space="0" w:color="BFBFBF"/>
+              <w:bottom w:val="single" w:sz="1" w:space="0" w:color="BFBFBF"/>
+              <w:right w:val="single" w:sz="1" w:space="0" w:color="BFBFBF"/>
             </w:tcBorders>
-            <w:shd w:fill="1F3864" w:val="clear"/>
+            <w:shd w:val="clear" w:color="auto" w:fill="1F3864"/>
             <w:tcMar>
-              <w:top w:type="dxa" w:w="60"/>
-              <w:left w:type="dxa" w:w="120"/>
-              <w:bottom w:type="dxa" w:w="60"/>
-              <w:right w:type="dxa" w:w="120"/>
+              <w:top w:w="60" w:type="dxa"/>
+              <w:left w:w="120" w:type="dxa"/>
+              <w:bottom w:w="60" w:type="dxa"/>
+              <w:right w:w="120" w:type="dxa"/>
             </w:tcMar>
           </w:tcPr>
           <w:p>
@@ -1370,196 +2302,193 @@
                 <w:sz w:val="19"/>
                 <w:szCs w:val="19"/>
               </w:rPr>
-              <w:t xml:space="preserve">Comportamento padrão</w:t>
+              <w:t>Comportamento padrão</w:t>
             </w:r>
           </w:p>
         </w:tc>
       </w:tr>
       <w:tr>
-        <w:trPr>
-          <w:tblHeader w:val="false"/>
-        </w:trPr>
+        <w:tblPrEx>
+          <w:tblCellMar>
+            <w:top w:w="0" w:type="dxa"/>
+            <w:bottom w:w="0" w:type="dxa"/>
+          </w:tblCellMar>
+        </w:tblPrEx>
         <w:tc>
           <w:tcPr>
-            <w:tcW w:type="dxa" w:w="4680"/>
+            <w:tcW w:w="4680" w:type="dxa"/>
             <w:tcBorders>
-              <w:top w:val="single" w:color="BFBFBF" w:sz="1"/>
-              <w:left w:val="single" w:color="BFBFBF" w:sz="1"/>
-              <w:bottom w:val="single" w:color="BFBFBF" w:sz="1"/>
-              <w:right w:val="single" w:color="BFBFBF" w:sz="1"/>
+              <w:top w:val="single" w:sz="1" w:space="0" w:color="BFBFBF"/>
+              <w:left w:val="single" w:sz="1" w:space="0" w:color="BFBFBF"/>
+              <w:bottom w:val="single" w:sz="1" w:space="0" w:color="BFBFBF"/>
+              <w:right w:val="single" w:sz="1" w:space="0" w:color="BFBFBF"/>
             </w:tcBorders>
             <w:tcMar>
-              <w:top w:type="dxa" w:w="60"/>
-              <w:left w:type="dxa" w:w="120"/>
-              <w:bottom w:type="dxa" w:w="60"/>
-              <w:right w:type="dxa" w:w="120"/>
+              <w:top w:w="60" w:type="dxa"/>
+              <w:left w:w="120" w:type="dxa"/>
+              <w:bottom w:w="60" w:type="dxa"/>
+              <w:right w:w="120" w:type="dxa"/>
             </w:tcMar>
           </w:tcPr>
           <w:p>
             <w:r>
               <w:rPr>
-                <w:b w:val="false"/>
-                <w:bCs w:val="false"/>
                 <w:color w:val="000000"/>
                 <w:sz w:val="19"/>
                 <w:szCs w:val="19"/>
               </w:rPr>
-              <w:t xml:space="preserve">Vigência da pesquisa</w:t>
+              <w:t>Vigência da pesquisa</w:t>
             </w:r>
           </w:p>
         </w:tc>
         <w:tc>
           <w:tcPr>
-            <w:tcW w:type="dxa" w:w="4680"/>
+            <w:tcW w:w="4680" w:type="dxa"/>
             <w:tcBorders>
-              <w:top w:val="single" w:color="BFBFBF" w:sz="1"/>
-              <w:left w:val="single" w:color="BFBFBF" w:sz="1"/>
-              <w:bottom w:val="single" w:color="BFBFBF" w:sz="1"/>
-              <w:right w:val="single" w:color="BFBFBF" w:sz="1"/>
+              <w:top w:val="single" w:sz="1" w:space="0" w:color="BFBFBF"/>
+              <w:left w:val="single" w:sz="1" w:space="0" w:color="BFBFBF"/>
+              <w:bottom w:val="single" w:sz="1" w:space="0" w:color="BFBFBF"/>
+              <w:right w:val="single" w:sz="1" w:space="0" w:color="BFBFBF"/>
             </w:tcBorders>
             <w:tcMar>
-              <w:top w:type="dxa" w:w="60"/>
-              <w:left w:type="dxa" w:w="120"/>
-              <w:bottom w:type="dxa" w:w="60"/>
-              <w:right w:type="dxa" w:w="120"/>
+              <w:top w:w="60" w:type="dxa"/>
+              <w:left w:w="120" w:type="dxa"/>
+              <w:bottom w:w="60" w:type="dxa"/>
+              <w:right w:w="120" w:type="dxa"/>
             </w:tcMar>
           </w:tcPr>
           <w:p>
             <w:r>
               <w:rPr>
-                <w:b w:val="false"/>
-                <w:bCs w:val="false"/>
                 <w:color w:val="000000"/>
                 <w:sz w:val="19"/>
                 <w:szCs w:val="19"/>
               </w:rPr>
-              <w:t xml:space="preserve">Só exibe dentro do período ativo configurado.</w:t>
+              <w:t>Só exibe dentro do período ativo configurado.</w:t>
             </w:r>
           </w:p>
         </w:tc>
       </w:tr>
       <w:tr>
-        <w:trPr>
-          <w:tblHeader w:val="false"/>
-        </w:trPr>
+        <w:tblPrEx>
+          <w:tblCellMar>
+            <w:top w:w="0" w:type="dxa"/>
+            <w:bottom w:w="0" w:type="dxa"/>
+          </w:tblCellMar>
+        </w:tblPrEx>
         <w:tc>
           <w:tcPr>
-            <w:tcW w:type="dxa" w:w="4680"/>
+            <w:tcW w:w="4680" w:type="dxa"/>
             <w:tcBorders>
-              <w:top w:val="single" w:color="BFBFBF" w:sz="1"/>
-              <w:left w:val="single" w:color="BFBFBF" w:sz="1"/>
-              <w:bottom w:val="single" w:color="BFBFBF" w:sz="1"/>
-              <w:right w:val="single" w:color="BFBFBF" w:sz="1"/>
+              <w:top w:val="single" w:sz="1" w:space="0" w:color="BFBFBF"/>
+              <w:left w:val="single" w:sz="1" w:space="0" w:color="BFBFBF"/>
+              <w:bottom w:val="single" w:sz="1" w:space="0" w:color="BFBFBF"/>
+              <w:right w:val="single" w:sz="1" w:space="0" w:color="BFBFBF"/>
             </w:tcBorders>
             <w:tcMar>
-              <w:top w:type="dxa" w:w="60"/>
-              <w:left w:type="dxa" w:w="120"/>
-              <w:bottom w:type="dxa" w:w="60"/>
-              <w:right w:type="dxa" w:w="120"/>
+              <w:top w:w="60" w:type="dxa"/>
+              <w:left w:w="120" w:type="dxa"/>
+              <w:bottom w:w="60" w:type="dxa"/>
+              <w:right w:w="120" w:type="dxa"/>
             </w:tcMar>
           </w:tcPr>
           <w:p>
             <w:r>
               <w:rPr>
-                <w:b w:val="false"/>
-                <w:bCs w:val="false"/>
                 <w:color w:val="000000"/>
                 <w:sz w:val="19"/>
                 <w:szCs w:val="19"/>
               </w:rPr>
-              <w:t xml:space="preserve">Recorrência por usuário (resposta)</w:t>
+              <w:t>Recorrência por usuário (resposta)</w:t>
             </w:r>
           </w:p>
         </w:tc>
         <w:tc>
           <w:tcPr>
-            <w:tcW w:type="dxa" w:w="4680"/>
+            <w:tcW w:w="4680" w:type="dxa"/>
             <w:tcBorders>
-              <w:top w:val="single" w:color="BFBFBF" w:sz="1"/>
-              <w:left w:val="single" w:color="BFBFBF" w:sz="1"/>
-              <w:bottom w:val="single" w:color="BFBFBF" w:sz="1"/>
-              <w:right w:val="single" w:color="BFBFBF" w:sz="1"/>
+              <w:top w:val="single" w:sz="1" w:space="0" w:color="BFBFBF"/>
+              <w:left w:val="single" w:sz="1" w:space="0" w:color="BFBFBF"/>
+              <w:bottom w:val="single" w:sz="1" w:space="0" w:color="BFBFBF"/>
+              <w:right w:val="single" w:sz="1" w:space="0" w:color="BFBFBF"/>
             </w:tcBorders>
             <w:tcMar>
-              <w:top w:type="dxa" w:w="60"/>
-              <w:left w:type="dxa" w:w="120"/>
-              <w:bottom w:type="dxa" w:w="60"/>
-              <w:right w:type="dxa" w:w="120"/>
+              <w:top w:w="60" w:type="dxa"/>
+              <w:left w:w="120" w:type="dxa"/>
+              <w:bottom w:w="60" w:type="dxa"/>
+              <w:right w:w="120" w:type="dxa"/>
             </w:tcMar>
           </w:tcPr>
           <w:p>
             <w:r>
               <w:rPr>
-                <w:b w:val="false"/>
-                <w:bCs w:val="false"/>
                 <w:color w:val="000000"/>
                 <w:sz w:val="19"/>
                 <w:szCs w:val="19"/>
               </w:rPr>
-              <w:t xml:space="preserve">Não reexibe por 90 dias após o usuário responder.</w:t>
+              <w:t>Não reexibe por 90 dias após o usuário responder.</w:t>
             </w:r>
           </w:p>
         </w:tc>
       </w:tr>
       <w:tr>
-        <w:trPr>
-          <w:tblHeader w:val="false"/>
-        </w:trPr>
+        <w:tblPrEx>
+          <w:tblCellMar>
+            <w:top w:w="0" w:type="dxa"/>
+            <w:bottom w:w="0" w:type="dxa"/>
+          </w:tblCellMar>
+        </w:tblPrEx>
         <w:tc>
           <w:tcPr>
-            <w:tcW w:type="dxa" w:w="4680"/>
+            <w:tcW w:w="4680" w:type="dxa"/>
             <w:tcBorders>
-              <w:top w:val="single" w:color="BFBFBF" w:sz="1"/>
-              <w:left w:val="single" w:color="BFBFBF" w:sz="1"/>
-              <w:bottom w:val="single" w:color="BFBFBF" w:sz="1"/>
-              <w:right w:val="single" w:color="BFBFBF" w:sz="1"/>
+              <w:top w:val="single" w:sz="1" w:space="0" w:color="BFBFBF"/>
+              <w:left w:val="single" w:sz="1" w:space="0" w:color="BFBFBF"/>
+              <w:bottom w:val="single" w:sz="1" w:space="0" w:color="BFBFBF"/>
+              <w:right w:val="single" w:sz="1" w:space="0" w:color="BFBFBF"/>
             </w:tcBorders>
             <w:tcMar>
-              <w:top w:type="dxa" w:w="60"/>
-              <w:left w:type="dxa" w:w="120"/>
-              <w:bottom w:type="dxa" w:w="60"/>
-              <w:right w:type="dxa" w:w="120"/>
+              <w:top w:w="60" w:type="dxa"/>
+              <w:left w:w="120" w:type="dxa"/>
+              <w:bottom w:w="60" w:type="dxa"/>
+              <w:right w:w="120" w:type="dxa"/>
             </w:tcMar>
           </w:tcPr>
           <w:p>
             <w:r>
               <w:rPr>
-                <w:b w:val="false"/>
-                <w:bCs w:val="false"/>
                 <w:color w:val="000000"/>
                 <w:sz w:val="19"/>
                 <w:szCs w:val="19"/>
               </w:rPr>
-              <w:t xml:space="preserve">Recorrência por usuário (descarte)</w:t>
+              <w:t>Recorrência por usuário (descarte)</w:t>
             </w:r>
           </w:p>
         </w:tc>
         <w:tc>
           <w:tcPr>
-            <w:tcW w:type="dxa" w:w="4680"/>
+            <w:tcW w:w="4680" w:type="dxa"/>
             <w:tcBorders>
-              <w:top w:val="single" w:color="BFBFBF" w:sz="1"/>
-              <w:left w:val="single" w:color="BFBFBF" w:sz="1"/>
-              <w:bottom w:val="single" w:color="BFBFBF" w:sz="1"/>
-              <w:right w:val="single" w:color="BFBFBF" w:sz="1"/>
+              <w:top w:val="single" w:sz="1" w:space="0" w:color="BFBFBF"/>
+              <w:left w:val="single" w:sz="1" w:space="0" w:color="BFBFBF"/>
+              <w:bottom w:val="single" w:sz="1" w:space="0" w:color="BFBFBF"/>
+              <w:right w:val="single" w:sz="1" w:space="0" w:color="BFBFBF"/>
             </w:tcBorders>
             <w:tcMar>
-              <w:top w:type="dxa" w:w="60"/>
-              <w:left w:type="dxa" w:w="120"/>
-              <w:bottom w:type="dxa" w:w="60"/>
-              <w:right w:type="dxa" w:w="120"/>
+              <w:top w:w="60" w:type="dxa"/>
+              <w:left w:w="120" w:type="dxa"/>
+              <w:bottom w:w="60" w:type="dxa"/>
+              <w:right w:w="120" w:type="dxa"/>
             </w:tcMar>
           </w:tcPr>
           <w:p>
             <w:r>
               <w:rPr>
-                <w:b w:val="false"/>
-                <w:bCs w:val="false"/>
                 <w:color w:val="000000"/>
                 <w:sz w:val="19"/>
                 <w:szCs w:val="19"/>
               </w:rPr>
-              <w:t xml:space="preserve">Não reexibe por 30 dias se o usuário fechar sem responder.</w:t>
+              <w:t>Não reexibe por 30 dias se o usuário fechar sem responder.</w:t>
             </w:r>
           </w:p>
         </w:tc>
@@ -1567,31 +2496,36 @@
     </w:tbl>
     <w:p>
       <w:pPr>
-        <w:pStyle w:val="Heading2"/>
-      </w:pPr>
-      <w:r>
-        <w:t xml:space="preserve">4.2. Resposta sem instância cadastrada (órfã)</w:t>
-      </w:r>
+        <w:pStyle w:val="Ttulo2"/>
+      </w:pPr>
+      <w:bookmarkStart w:id="10" w:name="_Toc231397999"/>
+      <w:r>
+        <w:t>4.2. Resposta sem instância cadastrada (órfã)</w:t>
+      </w:r>
+      <w:bookmarkEnd w:id="10"/>
     </w:p>
     <w:p>
       <w:pPr>
         <w:spacing w:after="120"/>
       </w:pPr>
       <w:r>
-        <w:t xml:space="preserve">Se a instância enviada ainda não estiver cadastrada em nenhum contrato no CS, a resposta é gravada normalmente e aparece no NPS, apenas sem vínculo de conta. Quando o contrato com aquela instância for cadastrado, as respostas anteriores são religadas retroativamente à conta. Ou seja, a integração pode ser publicada antes de todos os contratos estarem cadastrados, sem perda de dados.</w:t>
-      </w:r>
-    </w:p>
-    <w:p>
-      <w:pPr>
-        <w:pStyle w:val="Heading1"/>
-      </w:pPr>
-      <w:r>
-        <w:t xml:space="preserve">5. Privacidade e segurança</w:t>
-      </w:r>
-    </w:p>
-    <w:p>
-      <w:pPr>
-        <w:pStyle w:val="ListParagraph"/>
+        <w:t>Se a instância enviada ainda não estiver cadastrada em nenhum contrato no CS, a resposta é gravada normalmente e aparece no NPS, apenas sem vínculo de conta. Quando o contrato com aquela instância for cadastrado, as respostas anteriores são religadas retroativamente à conta. Ou seja, a integração pode ser publicada antes de todos os contratos estarem cadastrados, sem perda de dados.</w:t>
+      </w:r>
+    </w:p>
+    <w:p>
+      <w:pPr>
+        <w:pStyle w:val="Ttulo1"/>
+      </w:pPr>
+      <w:bookmarkStart w:id="11" w:name="_Toc231398000"/>
+      <w:r>
+        <w:lastRenderedPageBreak/>
+        <w:t>5. Privacidade e segurança</w:t>
+      </w:r>
+      <w:bookmarkEnd w:id="11"/>
+    </w:p>
+    <w:p>
+      <w:pPr>
+        <w:pStyle w:val="PargrafodaLista"/>
         <w:numPr>
           <w:ilvl w:val="0"/>
           <w:numId w:val="2"/>
@@ -1599,12 +2533,12 @@
         <w:spacing w:after="60"/>
       </w:pPr>
       <w:r>
-        <w:t xml:space="preserve">O script não coleta dados além dos atributos (instance e email) e das respostas digitadas pelo usuário.</w:t>
-      </w:r>
-    </w:p>
-    <w:p>
-      <w:pPr>
-        <w:pStyle w:val="ListParagraph"/>
+        <w:t>O script não coleta dados além dos atributos (instance e email) e das respostas digitadas pelo usuário.</w:t>
+      </w:r>
+    </w:p>
+    <w:p>
+      <w:pPr>
+        <w:pStyle w:val="PargrafodaLista"/>
         <w:numPr>
           <w:ilvl w:val="0"/>
           <w:numId w:val="2"/>
@@ -1612,12 +2546,12 @@
         <w:spacing w:after="60"/>
       </w:pPr>
       <w:r>
-        <w:t xml:space="preserve">Não há cookies de rastreamento; o controle de "não exibir de novo" usa localStorage na origem da ferramenta Plannera.</w:t>
-      </w:r>
-    </w:p>
-    <w:p>
-      <w:pPr>
-        <w:pStyle w:val="ListParagraph"/>
+        <w:t>Não há cookies de rastreamento; o controle de "não exibir de novo" usa localStorage na origem da ferramenta Plannera.</w:t>
+      </w:r>
+    </w:p>
+    <w:p>
+      <w:pPr>
+        <w:pStyle w:val="PargrafodaLista"/>
         <w:numPr>
           <w:ilvl w:val="0"/>
           <w:numId w:val="2"/>
@@ -1625,12 +2559,12 @@
         <w:spacing w:after="60"/>
       </w:pPr>
       <w:r>
-        <w:t xml:space="preserve">As chamadas vão para a API do CS via HTTPS, com CORS habilitado para uso cross-origin.</w:t>
-      </w:r>
-    </w:p>
-    <w:p>
-      <w:pPr>
-        <w:pStyle w:val="ListParagraph"/>
+        <w:t>As chamadas vão para a API do CS via HTTPS, com CORS habilitado para uso cross-origin.</w:t>
+      </w:r>
+    </w:p>
+    <w:p>
+      <w:pPr>
+        <w:pStyle w:val="PargrafodaLista"/>
         <w:numPr>
           <w:ilvl w:val="0"/>
           <w:numId w:val="2"/>
@@ -1638,20 +2572,22 @@
         <w:spacing w:after="60"/>
       </w:pPr>
       <w:r>
-        <w:t xml:space="preserve">Nenhuma credencial é enviada. program-key é um identificador público da pesquisa, não um segredo de autenticação.</w:t>
-      </w:r>
-    </w:p>
-    <w:p>
-      <w:pPr>
-        <w:pStyle w:val="Heading1"/>
-      </w:pPr>
-      <w:r>
-        <w:t xml:space="preserve">6. Checklist de implementação</w:t>
-      </w:r>
-    </w:p>
-    <w:p>
-      <w:pPr>
-        <w:pStyle w:val="ListParagraph"/>
+        <w:t>Nenhuma credencial é enviada. program-key é um identificador público da pesquisa, não um segredo de autenticação.</w:t>
+      </w:r>
+    </w:p>
+    <w:p>
+      <w:pPr>
+        <w:pStyle w:val="Ttulo1"/>
+      </w:pPr>
+      <w:bookmarkStart w:id="12" w:name="_Toc231398001"/>
+      <w:r>
+        <w:t>6. Checklist de implementação</w:t>
+      </w:r>
+      <w:bookmarkEnd w:id="12"/>
+    </w:p>
+    <w:p>
+      <w:pPr>
+        <w:pStyle w:val="PargrafodaLista"/>
         <w:numPr>
           <w:ilvl w:val="0"/>
           <w:numId w:val="2"/>
@@ -1659,12 +2595,12 @@
         <w:spacing w:after="60"/>
       </w:pPr>
       <w:r>
-        <w:t xml:space="preserve">Incluir o &lt;script&gt; em um ponto carregado após o login (layout base).</w:t>
-      </w:r>
-    </w:p>
-    <w:p>
-      <w:pPr>
-        <w:pStyle w:val="ListParagraph"/>
+        <w:t>Incluir o &lt;script&gt; em um ponto carregado após o login (layout base).</w:t>
+      </w:r>
+    </w:p>
+    <w:p>
+      <w:pPr>
+        <w:pStyle w:val="PargrafodaLista"/>
         <w:numPr>
           <w:ilvl w:val="0"/>
           <w:numId w:val="2"/>
@@ -1672,12 +2608,12 @@
         <w:spacing w:after="60"/>
       </w:pPr>
       <w:r>
-        <w:t xml:space="preserve">Injetar data-instance com a URL da instância do cliente atual.</w:t>
-      </w:r>
-    </w:p>
-    <w:p>
-      <w:pPr>
-        <w:pStyle w:val="ListParagraph"/>
+        <w:t>Injetar data-instance com a URL da instância do cliente atual.</w:t>
+      </w:r>
+    </w:p>
+    <w:p>
+      <w:pPr>
+        <w:pStyle w:val="PargrafodaLista"/>
         <w:numPr>
           <w:ilvl w:val="0"/>
           <w:numId w:val="2"/>
@@ -1685,12 +2621,12 @@
         <w:spacing w:after="60"/>
       </w:pPr>
       <w:r>
-        <w:t xml:space="preserve">Injetar data-email com o e-mail do usuário logado.</w:t>
-      </w:r>
-    </w:p>
-    <w:p>
-      <w:pPr>
-        <w:pStyle w:val="ListParagraph"/>
+        <w:t>Injetar data-email com o e-mail do usuário logado.</w:t>
+      </w:r>
+    </w:p>
+    <w:p>
+      <w:pPr>
+        <w:pStyle w:val="PargrafodaLista"/>
         <w:numPr>
           <w:ilvl w:val="0"/>
           <w:numId w:val="2"/>
@@ -1698,12 +2634,12 @@
         <w:spacing w:after="60"/>
       </w:pPr>
       <w:r>
-        <w:t xml:space="preserve">Manter data-program-key e data-base-url com os valores fixos fornecidos pelo CS.</w:t>
-      </w:r>
-    </w:p>
-    <w:p>
-      <w:pPr>
-        <w:pStyle w:val="ListParagraph"/>
+        <w:t>Manter data-program-key e data-base-url com os valores fixos fornecidos pelo CS.</w:t>
+      </w:r>
+    </w:p>
+    <w:p>
+      <w:pPr>
+        <w:pStyle w:val="PargrafodaLista"/>
         <w:numPr>
           <w:ilvl w:val="0"/>
           <w:numId w:val="2"/>
@@ -1711,12 +2647,12 @@
         <w:spacing w:after="60"/>
       </w:pPr>
       <w:r>
-        <w:t xml:space="preserve">Não enviar data-user-id (descontinuado).</w:t>
-      </w:r>
-    </w:p>
-    <w:p>
-      <w:pPr>
-        <w:pStyle w:val="ListParagraph"/>
+        <w:t>Não enviar data-user-id (descontinuado).</w:t>
+      </w:r>
+    </w:p>
+    <w:p>
+      <w:pPr>
+        <w:pStyle w:val="PargrafodaLista"/>
         <w:numPr>
           <w:ilvl w:val="0"/>
           <w:numId w:val="2"/>
@@ -1724,12 +2660,12 @@
         <w:spacing w:after="60"/>
       </w:pPr>
       <w:r>
-        <w:t xml:space="preserve">Garantir substituição dos valores no servidor/render, sem placeholders literais.</w:t>
-      </w:r>
-    </w:p>
-    <w:p>
-      <w:pPr>
-        <w:pStyle w:val="ListParagraph"/>
+        <w:t>Garantir substituição dos valores no servidor/render, sem placeholders literais.</w:t>
+      </w:r>
+    </w:p>
+    <w:p>
+      <w:pPr>
+        <w:pStyle w:val="PargrafodaLista"/>
         <w:numPr>
           <w:ilvl w:val="0"/>
           <w:numId w:val="2"/>
@@ -1737,32 +2673,34 @@
         <w:spacing w:after="60"/>
       </w:pPr>
       <w:r>
-        <w:t xml:space="preserve">(Opcional) Validar em homologação com data-force="true".</w:t>
-      </w:r>
-    </w:p>
-    <w:p>
-      <w:pPr>
-        <w:pStyle w:val="Heading1"/>
-      </w:pPr>
-      <w:r>
-        <w:t xml:space="preserve">7. Teste de aceite</w:t>
-      </w:r>
-    </w:p>
-    <w:p>
-      <w:pPr>
-        <w:pStyle w:val="ListParagraph"/>
+        <w:t>(Opcional) Validar em homologação com data-force="true".</w:t>
+      </w:r>
+    </w:p>
+    <w:p>
+      <w:pPr>
+        <w:pStyle w:val="Ttulo1"/>
+      </w:pPr>
+      <w:bookmarkStart w:id="13" w:name="_Toc231398002"/>
+      <w:r>
+        <w:t>7. Teste de aceite</w:t>
+      </w:r>
+      <w:bookmarkEnd w:id="13"/>
+    </w:p>
+    <w:p>
+      <w:pPr>
+        <w:pStyle w:val="PargrafodaLista"/>
         <w:numPr>
           <w:ilvl w:val="0"/>
           <w:numId w:val="2"/>
         </w:numPr>
       </w:pPr>
       <w:r>
-        <w:t xml:space="preserve">Carregar uma página com o snippet preenchido (instância + e-mail de teste).</w:t>
-      </w:r>
-    </w:p>
-    <w:p>
-      <w:pPr>
-        <w:pStyle w:val="ListParagraph"/>
+        <w:t>Carregar uma página com o snippet preenchido (instância + e-mail de teste).</w:t>
+      </w:r>
+    </w:p>
+    <w:p>
+      <w:pPr>
+        <w:pStyle w:val="PargrafodaLista"/>
         <w:numPr>
           <w:ilvl w:val="0"/>
           <w:numId w:val="2"/>
@@ -1770,12 +2708,12 @@
         <w:spacing w:after="60"/>
       </w:pPr>
       <w:r>
-        <w:t xml:space="preserve">Confirmar no DevTools → Network a chamada …/api/nps/check?…&amp;instance=… retornando 200 com should_show: true.</w:t>
-      </w:r>
-    </w:p>
-    <w:p>
-      <w:pPr>
-        <w:pStyle w:val="ListParagraph"/>
+        <w:t>Confirmar no DevTools → Network a chamada …/api/nps/check?…&amp;instance=… retornando 200 com should_show: true.</w:t>
+      </w:r>
+    </w:p>
+    <w:p>
+      <w:pPr>
+        <w:pStyle w:val="PargrafodaLista"/>
         <w:numPr>
           <w:ilvl w:val="0"/>
           <w:numId w:val="2"/>
@@ -1783,12 +2721,12 @@
         <w:spacing w:after="60"/>
       </w:pPr>
       <w:r>
-        <w:t xml:space="preserve">Responder a pesquisa e confirmar POST …/api/nps/response retornando 201.</w:t>
-      </w:r>
-    </w:p>
-    <w:p>
-      <w:pPr>
-        <w:pStyle w:val="ListParagraph"/>
+        <w:t>Responder a pesquisa e confirmar POST …/api/nps/response retornando 201.</w:t>
+      </w:r>
+    </w:p>
+    <w:p>
+      <w:pPr>
+        <w:pStyle w:val="PargrafodaLista"/>
         <w:numPr>
           <w:ilvl w:val="0"/>
           <w:numId w:val="2"/>
@@ -1796,52 +2734,65 @@
         <w:spacing w:after="60"/>
       </w:pPr>
       <w:r>
-        <w:t xml:space="preserve">O time de CS confirma a resposta no dashboard de NPS.</w:t>
-      </w:r>
-    </w:p>
-    <w:p>
-      <w:pPr>
-        <w:pStyle w:val="Heading1"/>
-      </w:pPr>
-      <w:r>
-        <w:t xml:space="preserve">8. Parâmetros por ambiente (a confirmar com o CS)</w:t>
-      </w:r>
+        <w:t>O time de CS confirma a resposta no dashboard de NPS.</w:t>
+      </w:r>
+    </w:p>
+    <w:p>
+      <w:pPr>
+        <w:pStyle w:val="Ttulo1"/>
+      </w:pPr>
+      <w:bookmarkStart w:id="14" w:name="_Toc231398003"/>
+      <w:r>
+        <w:t>8. Parâmetros por ambiente (a confirmar com o CS)</w:t>
+      </w:r>
+      <w:bookmarkEnd w:id="14"/>
     </w:p>
     <w:tbl>
       <w:tblPr>
-        <w:tblW w:type="dxa" w:w="9360"/>
+        <w:tblW w:w="9360" w:type="dxa"/>
         <w:tblBorders>
-          <w:top w:val="single" w:color="auto" w:sz="4"/>
-          <w:left w:val="single" w:color="auto" w:sz="4"/>
-          <w:bottom w:val="single" w:color="auto" w:sz="4"/>
-          <w:right w:val="single" w:color="auto" w:sz="4"/>
-          <w:insideH w:val="single" w:color="auto" w:sz="4"/>
-          <w:insideV w:val="single" w:color="auto" w:sz="4"/>
+          <w:top w:val="single" w:sz="4" w:space="0" w:color="auto"/>
+          <w:left w:val="single" w:sz="4" w:space="0" w:color="auto"/>
+          <w:bottom w:val="single" w:sz="4" w:space="0" w:color="auto"/>
+          <w:right w:val="single" w:sz="4" w:space="0" w:color="auto"/>
+          <w:insideH w:val="single" w:sz="4" w:space="0" w:color="auto"/>
+          <w:insideV w:val="single" w:sz="4" w:space="0" w:color="auto"/>
         </w:tblBorders>
+        <w:tblCellMar>
+          <w:left w:w="10" w:type="dxa"/>
+          <w:right w:w="10" w:type="dxa"/>
+        </w:tblCellMar>
+        <w:tblLook w:val="04A0" w:firstRow="1" w:lastRow="0" w:firstColumn="1" w:lastColumn="0" w:noHBand="0" w:noVBand="1"/>
       </w:tblPr>
       <w:tblGrid>
         <w:gridCol w:w="3120"/>
         <w:gridCol w:w="6240"/>
       </w:tblGrid>
       <w:tr>
+        <w:tblPrEx>
+          <w:tblCellMar>
+            <w:top w:w="0" w:type="dxa"/>
+            <w:bottom w:w="0" w:type="dxa"/>
+          </w:tblCellMar>
+        </w:tblPrEx>
         <w:trPr>
           <w:tblHeader/>
         </w:trPr>
         <w:tc>
           <w:tcPr>
-            <w:tcW w:type="dxa" w:w="3120"/>
+            <w:tcW w:w="3120" w:type="dxa"/>
             <w:tcBorders>
-              <w:top w:val="single" w:color="BFBFBF" w:sz="1"/>
-              <w:left w:val="single" w:color="BFBFBF" w:sz="1"/>
-              <w:bottom w:val="single" w:color="BFBFBF" w:sz="1"/>
-              <w:right w:val="single" w:color="BFBFBF" w:sz="1"/>
+              <w:top w:val="single" w:sz="1" w:space="0" w:color="BFBFBF"/>
+              <w:left w:val="single" w:sz="1" w:space="0" w:color="BFBFBF"/>
+              <w:bottom w:val="single" w:sz="1" w:space="0" w:color="BFBFBF"/>
+              <w:right w:val="single" w:sz="1" w:space="0" w:color="BFBFBF"/>
             </w:tcBorders>
-            <w:shd w:fill="1F3864" w:val="clear"/>
+            <w:shd w:val="clear" w:color="auto" w:fill="1F3864"/>
             <w:tcMar>
-              <w:top w:type="dxa" w:w="60"/>
-              <w:left w:type="dxa" w:w="120"/>
-              <w:bottom w:type="dxa" w:w="60"/>
-              <w:right w:type="dxa" w:w="120"/>
+              <w:top w:w="60" w:type="dxa"/>
+              <w:left w:w="120" w:type="dxa"/>
+              <w:bottom w:w="60" w:type="dxa"/>
+              <w:right w:w="120" w:type="dxa"/>
             </w:tcMar>
           </w:tcPr>
           <w:p>
@@ -1853,25 +2804,25 @@
                 <w:sz w:val="19"/>
                 <w:szCs w:val="19"/>
               </w:rPr>
-              <w:t xml:space="preserve">Parâmetro</w:t>
+              <w:t>Parâmetro</w:t>
             </w:r>
           </w:p>
         </w:tc>
         <w:tc>
           <w:tcPr>
-            <w:tcW w:type="dxa" w:w="6240"/>
+            <w:tcW w:w="6240" w:type="dxa"/>
             <w:tcBorders>
-              <w:top w:val="single" w:color="BFBFBF" w:sz="1"/>
-              <w:left w:val="single" w:color="BFBFBF" w:sz="1"/>
-              <w:bottom w:val="single" w:color="BFBFBF" w:sz="1"/>
-              <w:right w:val="single" w:color="BFBFBF" w:sz="1"/>
+              <w:top w:val="single" w:sz="1" w:space="0" w:color="BFBFBF"/>
+              <w:left w:val="single" w:sz="1" w:space="0" w:color="BFBFBF"/>
+              <w:bottom w:val="single" w:sz="1" w:space="0" w:color="BFBFBF"/>
+              <w:right w:val="single" w:sz="1" w:space="0" w:color="BFBFBF"/>
             </w:tcBorders>
-            <w:shd w:fill="1F3864" w:val="clear"/>
+            <w:shd w:val="clear" w:color="auto" w:fill="1F3864"/>
             <w:tcMar>
-              <w:top w:type="dxa" w:w="60"/>
-              <w:left w:type="dxa" w:w="120"/>
-              <w:bottom w:type="dxa" w:w="60"/>
-              <w:right w:type="dxa" w:w="120"/>
+              <w:top w:w="60" w:type="dxa"/>
+              <w:left w:w="120" w:type="dxa"/>
+              <w:bottom w:w="60" w:type="dxa"/>
+              <w:right w:w="120" w:type="dxa"/>
             </w:tcMar>
           </w:tcPr>
           <w:p>
@@ -1883,133 +2834,131 @@
                 <w:sz w:val="19"/>
                 <w:szCs w:val="19"/>
               </w:rPr>
-              <w:t xml:space="preserve">Valor</w:t>
+              <w:t>Valor</w:t>
             </w:r>
           </w:p>
         </w:tc>
       </w:tr>
       <w:tr>
-        <w:trPr>
-          <w:tblHeader w:val="false"/>
-        </w:trPr>
+        <w:tblPrEx>
+          <w:tblCellMar>
+            <w:top w:w="0" w:type="dxa"/>
+            <w:bottom w:w="0" w:type="dxa"/>
+          </w:tblCellMar>
+        </w:tblPrEx>
         <w:tc>
           <w:tcPr>
-            <w:tcW w:type="dxa" w:w="3120"/>
+            <w:tcW w:w="3120" w:type="dxa"/>
             <w:tcBorders>
-              <w:top w:val="single" w:color="BFBFBF" w:sz="1"/>
-              <w:left w:val="single" w:color="BFBFBF" w:sz="1"/>
-              <w:bottom w:val="single" w:color="BFBFBF" w:sz="1"/>
-              <w:right w:val="single" w:color="BFBFBF" w:sz="1"/>
+              <w:top w:val="single" w:sz="1" w:space="0" w:color="BFBFBF"/>
+              <w:left w:val="single" w:sz="1" w:space="0" w:color="BFBFBF"/>
+              <w:bottom w:val="single" w:sz="1" w:space="0" w:color="BFBFBF"/>
+              <w:right w:val="single" w:sz="1" w:space="0" w:color="BFBFBF"/>
             </w:tcBorders>
             <w:tcMar>
-              <w:top w:type="dxa" w:w="60"/>
-              <w:left w:type="dxa" w:w="120"/>
-              <w:bottom w:type="dxa" w:w="60"/>
-              <w:right w:type="dxa" w:w="120"/>
+              <w:top w:w="60" w:type="dxa"/>
+              <w:left w:w="120" w:type="dxa"/>
+              <w:bottom w:w="60" w:type="dxa"/>
+              <w:right w:w="120" w:type="dxa"/>
             </w:tcMar>
           </w:tcPr>
           <w:p>
             <w:r>
               <w:rPr>
-                <w:b w:val="false"/>
-                <w:bCs w:val="false"/>
                 <w:color w:val="000000"/>
                 <w:sz w:val="19"/>
                 <w:szCs w:val="19"/>
               </w:rPr>
-              <w:t xml:space="preserve">program-key (pesquisa)</w:t>
+              <w:t>program-key (pesquisa)</w:t>
             </w:r>
           </w:p>
         </w:tc>
         <w:tc>
           <w:tcPr>
-            <w:tcW w:type="dxa" w:w="6240"/>
+            <w:tcW w:w="6240" w:type="dxa"/>
             <w:tcBorders>
-              <w:top w:val="single" w:color="BFBFBF" w:sz="1"/>
-              <w:left w:val="single" w:color="BFBFBF" w:sz="1"/>
-              <w:bottom w:val="single" w:color="BFBFBF" w:sz="1"/>
-              <w:right w:val="single" w:color="BFBFBF" w:sz="1"/>
+              <w:top w:val="single" w:sz="1" w:space="0" w:color="BFBFBF"/>
+              <w:left w:val="single" w:sz="1" w:space="0" w:color="BFBFBF"/>
+              <w:bottom w:val="single" w:sz="1" w:space="0" w:color="BFBFBF"/>
+              <w:right w:val="single" w:sz="1" w:space="0" w:color="BFBFBF"/>
             </w:tcBorders>
             <w:tcMar>
-              <w:top w:type="dxa" w:w="60"/>
-              <w:left w:type="dxa" w:w="120"/>
-              <w:bottom w:type="dxa" w:w="60"/>
-              <w:right w:type="dxa" w:w="120"/>
+              <w:top w:w="60" w:type="dxa"/>
+              <w:left w:w="120" w:type="dxa"/>
+              <w:bottom w:w="60" w:type="dxa"/>
+              <w:right w:w="120" w:type="dxa"/>
             </w:tcMar>
           </w:tcPr>
           <w:p>
             <w:r>
               <w:rPr>
-                <w:b w:val="false"/>
-                <w:bCs w:val="false"/>
                 <w:color w:val="000000"/>
                 <w:sz w:val="19"/>
                 <w:szCs w:val="19"/>
               </w:rPr>
-              <w:t xml:space="preserve">Fornecido pelo CS por pesquisa/ambiente.</w:t>
+              <w:t>Fornecido pelo CS por pesquisa/ambiente.</w:t>
             </w:r>
           </w:p>
         </w:tc>
       </w:tr>
       <w:tr>
-        <w:trPr>
-          <w:tblHeader w:val="false"/>
-        </w:trPr>
+        <w:tblPrEx>
+          <w:tblCellMar>
+            <w:top w:w="0" w:type="dxa"/>
+            <w:bottom w:w="0" w:type="dxa"/>
+          </w:tblCellMar>
+        </w:tblPrEx>
         <w:tc>
           <w:tcPr>
-            <w:tcW w:type="dxa" w:w="3120"/>
+            <w:tcW w:w="3120" w:type="dxa"/>
             <w:tcBorders>
-              <w:top w:val="single" w:color="BFBFBF" w:sz="1"/>
-              <w:left w:val="single" w:color="BFBFBF" w:sz="1"/>
-              <w:bottom w:val="single" w:color="BFBFBF" w:sz="1"/>
-              <w:right w:val="single" w:color="BFBFBF" w:sz="1"/>
+              <w:top w:val="single" w:sz="1" w:space="0" w:color="BFBFBF"/>
+              <w:left w:val="single" w:sz="1" w:space="0" w:color="BFBFBF"/>
+              <w:bottom w:val="single" w:sz="1" w:space="0" w:color="BFBFBF"/>
+              <w:right w:val="single" w:sz="1" w:space="0" w:color="BFBFBF"/>
             </w:tcBorders>
             <w:tcMar>
-              <w:top w:type="dxa" w:w="60"/>
-              <w:left w:type="dxa" w:w="120"/>
-              <w:bottom w:type="dxa" w:w="60"/>
-              <w:right w:type="dxa" w:w="120"/>
+              <w:top w:w="60" w:type="dxa"/>
+              <w:left w:w="120" w:type="dxa"/>
+              <w:bottom w:w="60" w:type="dxa"/>
+              <w:right w:w="120" w:type="dxa"/>
             </w:tcMar>
           </w:tcPr>
           <w:p>
             <w:r>
               <w:rPr>
-                <w:b w:val="false"/>
-                <w:bCs w:val="false"/>
                 <w:color w:val="000000"/>
                 <w:sz w:val="19"/>
                 <w:szCs w:val="19"/>
               </w:rPr>
-              <w:t xml:space="preserve">base-url (API)</w:t>
+              <w:t>base-url (API)</w:t>
             </w:r>
           </w:p>
         </w:tc>
         <w:tc>
           <w:tcPr>
-            <w:tcW w:type="dxa" w:w="6240"/>
+            <w:tcW w:w="6240" w:type="dxa"/>
             <w:tcBorders>
-              <w:top w:val="single" w:color="BFBFBF" w:sz="1"/>
-              <w:left w:val="single" w:color="BFBFBF" w:sz="1"/>
-              <w:bottom w:val="single" w:color="BFBFBF" w:sz="1"/>
-              <w:right w:val="single" w:color="BFBFBF" w:sz="1"/>
+              <w:top w:val="single" w:sz="1" w:space="0" w:color="BFBFBF"/>
+              <w:left w:val="single" w:sz="1" w:space="0" w:color="BFBFBF"/>
+              <w:bottom w:val="single" w:sz="1" w:space="0" w:color="BFBFBF"/>
+              <w:right w:val="single" w:sz="1" w:space="0" w:color="BFBFBF"/>
             </w:tcBorders>
             <w:tcMar>
-              <w:top w:type="dxa" w:w="60"/>
-              <w:left w:type="dxa" w:w="120"/>
-              <w:bottom w:type="dxa" w:w="60"/>
-              <w:right w:type="dxa" w:w="120"/>
+              <w:top w:w="60" w:type="dxa"/>
+              <w:left w:w="120" w:type="dxa"/>
+              <w:bottom w:w="60" w:type="dxa"/>
+              <w:right w:w="120" w:type="dxa"/>
             </w:tcMar>
           </w:tcPr>
           <w:p>
             <w:r>
               <w:rPr>
-                <w:b w:val="false"/>
-                <w:bCs w:val="false"/>
                 <w:color w:val="000000"/>
                 <w:sz w:val="19"/>
                 <w:szCs w:val="19"/>
               </w:rPr>
-              <w:t xml:space="preserve">https://cs-plataform.vercel.app (atualizar se houver domínio próprio de produção).</w:t>
+              <w:t>https://cs-plataform.vercel.app (atualizar se houver domínio próprio de produção).</w:t>
             </w:r>
           </w:p>
         </w:tc>
@@ -2027,37 +2976,24 @@
         <w:t xml:space="preserve">Contato: </w:t>
       </w:r>
       <w:r>
-        <w:t xml:space="preserve">dúvidas de integração, valores por ambiente e cadastro de instâncias nos contratos — time de Customer Success (plataforma cs-plataform).</w:t>
+        <w:t>dúvidas de integração, valores por ambiente e cadastro de instâncias nos contratos — time de Customer Success (plataforma cs-plataform).</w:t>
       </w:r>
     </w:p>
     <w:sectPr>
       <w:footerReference w:type="default" r:id="rId7"/>
-      <w:pgSz w:w="12240" w:h="15840" w:orient="portrait"/>
+      <w:pgSz w:w="12240" w:h="15840"/>
       <w:pgMar w:top="1440" w:right="1440" w:bottom="1440" w:left="1440" w:header="708" w:footer="708" w:gutter="0"/>
-      <w:pgNumType/>
+      <w:cols w:space="720"/>
       <w:docGrid w:linePitch="360"/>
     </w:sectPr>
   </w:body>
 </w:document>
 </file>
 
-<file path=word/comments.xml><?xml version="1.0" encoding="utf-8"?>
-<w:comments xmlns:cx="http://schemas.microsoft.com/office/drawing/2014/chartex" xmlns:cx1="http://schemas.microsoft.com/office/drawing/2015/9/8/chartex" xmlns:cx2="http://schemas.microsoft.com/office/drawing/2015/10/21/chartex" xmlns:cx3="http://schemas.microsoft.com/office/drawing/2016/5/9/chartex" xmlns:cx4="http://schemas.microsoft.com/office/drawing/2016/5/10/chartex" xmlns:cx5="http://schemas.microsoft.com/office/drawing/2016/5/11/chartex" xmlns:cx6="http://schemas.microsoft.com/office/drawing/2016/5/12/chartex" xmlns:cx7="http://schemas.microsoft.com/office/drawing/2016/5/13/chartex" xmlns:cx8="http://schemas.microsoft.com/office/drawing/2016/5/14/chartex" xmlns:mc="http://schemas.openxmlformats.org/markup-compatibility/2006" xmlns:aink="http://schemas.microsoft.com/office/drawing/2016/ink" xmlns:am3d="http://schemas.microsoft.com/office/drawing/2017/model3d" xmlns:o="urn:schemas-microsoft-com:office:office" xmlns:r="http://schemas.openxmlformats.org/officeDocument/2006/relationships" xmlns:m="http://schemas.openxmlformats.org/officeDocument/2006/math" xmlns:v="urn:schemas-microsoft-com:vml" xmlns:wp14="http://schemas.microsoft.com/office/word/2010/wordprocessingDrawing" xmlns:wp="http://schemas.openxmlformats.org/drawingml/2006/wordprocessingDrawing" xmlns:w10="urn:schemas-microsoft-com:office:word" xmlns:w="http://schemas.openxmlformats.org/wordprocessingml/2006/main" xmlns:w14="http://schemas.microsoft.com/office/word/2010/wordml" xmlns:w15="http://schemas.microsoft.com/office/word/2012/wordml" xmlns:w16cex="http://schemas.microsoft.com/office/word/2018/wordml/cex" xmlns:w16cid="http://schemas.microsoft.com/office/word/2016/wordml/cid" xmlns:w16="http://schemas.microsoft.com/office/word/2018/wordml" xmlns:w16sdtdh="http://schemas.microsoft.com/office/word/2020/wordml/sdtdatahash" xmlns:w16se="http://schemas.microsoft.com/office/word/2015/wordml/symex" xmlns:wpg="http://schemas.microsoft.com/office/word/2010/wordprocessingGroup" xmlns:wpi="http://schemas.microsoft.com/office/word/2010/wordprocessingInk" xmlns:wne="http://schemas.microsoft.com/office/word/2006/wordml" xmlns:wps="http://schemas.microsoft.com/office/word/2010/wordprocessingShape"/>
-</file>
-
 <file path=word/endnotes.xml><?xml version="1.0" encoding="utf-8"?>
-<w:endnotes xmlns:wpc="http://schemas.microsoft.com/office/word/2010/wordprocessingCanvas" xmlns:mc="http://schemas.openxmlformats.org/markup-compatibility/2006" xmlns:o="urn:schemas-microsoft-com:office:office" xmlns:r="http://schemas.openxmlformats.org/officeDocument/2006/relationships" xmlns:m="http://schemas.openxmlformats.org/officeDocument/2006/math" xmlns:v="urn:schemas-microsoft-com:vml" xmlns:wp14="http://schemas.microsoft.com/office/word/2010/wordprocessingDrawing" xmlns:wp="http://schemas.openxmlformats.org/drawingml/2006/wordprocessingDrawing" xmlns:w10="urn:schemas-microsoft-com:office:word" xmlns:w="http://schemas.openxmlformats.org/wordprocessingml/2006/main" xmlns:w14="http://schemas.microsoft.com/office/word/2010/wordml" xmlns:w15="http://schemas.microsoft.com/office/word/2012/wordml" xmlns:wpg="http://schemas.microsoft.com/office/word/2010/wordprocessingGroup" xmlns:wpi="http://schemas.microsoft.com/office/word/2010/wordprocessingInk" xmlns:wne="http://schemas.microsoft.com/office/word/2006/wordml" xmlns:wps="http://schemas.microsoft.com/office/word/2010/wordprocessingShape" mc:Ignorable="w14 w15 wp14">
+<w:endnotes xmlns:wpc="http://schemas.microsoft.com/office/word/2010/wordprocessingCanvas" xmlns:cx="http://schemas.microsoft.com/office/drawing/2014/chartex" xmlns:cx1="http://schemas.microsoft.com/office/drawing/2015/9/8/chartex" xmlns:cx2="http://schemas.microsoft.com/office/drawing/2015/10/21/chartex" xmlns:cx3="http://schemas.microsoft.com/office/drawing/2016/5/9/chartex" xmlns:cx4="http://schemas.microsoft.com/office/drawing/2016/5/10/chartex" xmlns:cx5="http://schemas.microsoft.com/office/drawing/2016/5/11/chartex" xmlns:cx6="http://schemas.microsoft.com/office/drawing/2016/5/12/chartex" xmlns:cx7="http://schemas.microsoft.com/office/drawing/2016/5/13/chartex" xmlns:cx8="http://schemas.microsoft.com/office/drawing/2016/5/14/chartex" xmlns:mc="http://schemas.openxmlformats.org/markup-compatibility/2006" xmlns:aink="http://schemas.microsoft.com/office/drawing/2016/ink" xmlns:am3d="http://schemas.microsoft.com/office/drawing/2017/model3d" xmlns:o="urn:schemas-microsoft-com:office:office" xmlns:oel="http://schemas.microsoft.com/office/2019/extlst" xmlns:r="http://schemas.openxmlformats.org/officeDocument/2006/relationships" xmlns:m="http://schemas.openxmlformats.org/officeDocument/2006/math" xmlns:v="urn:schemas-microsoft-com:vml" xmlns:wp14="http://schemas.microsoft.com/office/word/2010/wordprocessingDrawing" xmlns:wp="http://schemas.openxmlformats.org/drawingml/2006/wordprocessingDrawing" xmlns:w10="urn:schemas-microsoft-com:office:word" xmlns:w="http://schemas.openxmlformats.org/wordprocessingml/2006/main" xmlns:w14="http://schemas.microsoft.com/office/word/2010/wordml" xmlns:w15="http://schemas.microsoft.com/office/word/2012/wordml" xmlns:w16cex="http://schemas.microsoft.com/office/word/2018/wordml/cex" xmlns:w16cid="http://schemas.microsoft.com/office/word/2016/wordml/cid" xmlns:w16="http://schemas.microsoft.com/office/word/2018/wordml" xmlns:w16du="http://schemas.microsoft.com/office/word/2023/wordml/word16du" xmlns:w16sdtdh="http://schemas.microsoft.com/office/word/2020/wordml/sdtdatahash" xmlns:w16sdtfl="http://schemas.microsoft.com/office/word/2024/wordml/sdtformatlock" xmlns:w16se="http://schemas.microsoft.com/office/word/2015/wordml/symex" xmlns:wpg="http://schemas.microsoft.com/office/word/2010/wordprocessingGroup" xmlns:wpi="http://schemas.microsoft.com/office/word/2010/wordprocessingInk" xmlns:wne="http://schemas.microsoft.com/office/word/2006/wordml" xmlns:wps="http://schemas.microsoft.com/office/word/2010/wordprocessingShape" mc:Ignorable="w14 w15 w16se w16cid w16 w16cex w16sdtdh w16sdtfl w16du wp14">
   <w:endnote w:type="separator" w:id="-1">
     <w:p>
-      <w:pPr>
-        <w:spacing w:after="0" w:line="240" w:lineRule="auto"/>
-      </w:pPr>
-      <w:r>
-        <w:rPr>
-          <w:rStyle w:val="EndnoteReference"/>
-        </w:rPr>
-        <w:endnoteRef/>
-      </w:r>
       <w:r>
         <w:separator/>
       </w:r>
@@ -2065,15 +3001,6 @@
   </w:endnote>
   <w:endnote w:type="continuationSeparator" w:id="0">
     <w:p>
-      <w:pPr>
-        <w:spacing w:after="0" w:line="240" w:lineRule="auto"/>
-      </w:pPr>
-      <w:r>
-        <w:rPr>
-          <w:rStyle w:val="EndnoteReference"/>
-        </w:rPr>
-        <w:endnoteRef/>
-      </w:r>
       <w:r>
         <w:continuationSeparator/>
       </w:r>
@@ -2083,7 +3010,7 @@
 </file>
 
 <file path=word/footer1.xml><?xml version="1.0" encoding="utf-8"?>
-<w:ftr xmlns:wpc="http://schemas.microsoft.com/office/word/2010/wordprocessingCanvas" xmlns:mc="http://schemas.openxmlformats.org/markup-compatibility/2006" xmlns:o="urn:schemas-microsoft-com:office:office" xmlns:r="http://schemas.openxmlformats.org/officeDocument/2006/relationships" xmlns:m="http://schemas.openxmlformats.org/officeDocument/2006/math" xmlns:v="urn:schemas-microsoft-com:vml" xmlns:wp14="http://schemas.microsoft.com/office/word/2010/wordprocessingDrawing" xmlns:wp="http://schemas.openxmlformats.org/drawingml/2006/wordprocessingDrawing" xmlns:w10="urn:schemas-microsoft-com:office:word" xmlns:w="http://schemas.openxmlformats.org/wordprocessingml/2006/main" xmlns:w14="http://schemas.microsoft.com/office/word/2010/wordml" xmlns:w15="http://schemas.microsoft.com/office/word/2012/wordml" xmlns:wpg="http://schemas.microsoft.com/office/word/2010/wordprocessingGroup" xmlns:wpi="http://schemas.microsoft.com/office/word/2010/wordprocessingInk" xmlns:wne="http://schemas.microsoft.com/office/word/2006/wordml" xmlns:wps="http://schemas.microsoft.com/office/word/2010/wordprocessingShape">
+<w:ftr xmlns:wpc="http://schemas.microsoft.com/office/word/2010/wordprocessingCanvas" xmlns:cx="http://schemas.microsoft.com/office/drawing/2014/chartex" xmlns:cx1="http://schemas.microsoft.com/office/drawing/2015/9/8/chartex" xmlns:cx2="http://schemas.microsoft.com/office/drawing/2015/10/21/chartex" xmlns:cx3="http://schemas.microsoft.com/office/drawing/2016/5/9/chartex" xmlns:cx4="http://schemas.microsoft.com/office/drawing/2016/5/10/chartex" xmlns:cx5="http://schemas.microsoft.com/office/drawing/2016/5/11/chartex" xmlns:cx6="http://schemas.microsoft.com/office/drawing/2016/5/12/chartex" xmlns:cx7="http://schemas.microsoft.com/office/drawing/2016/5/13/chartex" xmlns:cx8="http://schemas.microsoft.com/office/drawing/2016/5/14/chartex" xmlns:mc="http://schemas.openxmlformats.org/markup-compatibility/2006" xmlns:aink="http://schemas.microsoft.com/office/drawing/2016/ink" xmlns:am3d="http://schemas.microsoft.com/office/drawing/2017/model3d" xmlns:o="urn:schemas-microsoft-com:office:office" xmlns:oel="http://schemas.microsoft.com/office/2019/extlst" xmlns:r="http://schemas.openxmlformats.org/officeDocument/2006/relationships" xmlns:m="http://schemas.openxmlformats.org/officeDocument/2006/math" xmlns:v="urn:schemas-microsoft-com:vml" xmlns:wp14="http://schemas.microsoft.com/office/word/2010/wordprocessingDrawing" xmlns:wp="http://schemas.openxmlformats.org/drawingml/2006/wordprocessingDrawing" xmlns:w10="urn:schemas-microsoft-com:office:word" xmlns:w="http://schemas.openxmlformats.org/wordprocessingml/2006/main" xmlns:w14="http://schemas.microsoft.com/office/word/2010/wordml" xmlns:w15="http://schemas.microsoft.com/office/word/2012/wordml" xmlns:w16cex="http://schemas.microsoft.com/office/word/2018/wordml/cex" xmlns:w16cid="http://schemas.microsoft.com/office/word/2016/wordml/cid" xmlns:w16="http://schemas.microsoft.com/office/word/2018/wordml" xmlns:w16du="http://schemas.microsoft.com/office/word/2023/wordml/word16du" xmlns:w16sdtdh="http://schemas.microsoft.com/office/word/2020/wordml/sdtdatahash" xmlns:w16sdtfl="http://schemas.microsoft.com/office/word/2024/wordml/sdtformatlock" xmlns:w16se="http://schemas.microsoft.com/office/word/2015/wordml/symex" xmlns:wpg="http://schemas.microsoft.com/office/word/2010/wordprocessingGroup" xmlns:wpi="http://schemas.microsoft.com/office/word/2010/wordprocessingInk" xmlns:wne="http://schemas.microsoft.com/office/word/2006/wordml" xmlns:wps="http://schemas.microsoft.com/office/word/2010/wordprocessingShape" mc:Ignorable="w14 w15 w16se w16cid w16 w16cex w16sdtdh w16sdtfl w16du wp14">
   <w:p>
     <w:pPr>
       <w:jc w:val="center"/>
@@ -2103,8 +3030,38 @@
         <w:szCs w:val="16"/>
       </w:rPr>
       <w:fldChar w:fldCharType="begin"/>
-      <w:instrText xml:space="preserve">PAGE</w:instrText>
+    </w:r>
+    <w:r>
+      <w:rPr>
+        <w:color w:val="666666"/>
+        <w:sz w:val="16"/>
+        <w:szCs w:val="16"/>
+      </w:rPr>
+      <w:instrText>PAGE</w:instrText>
+    </w:r>
+    <w:r>
+      <w:rPr>
+        <w:color w:val="666666"/>
+        <w:sz w:val="16"/>
+        <w:szCs w:val="16"/>
+      </w:rPr>
       <w:fldChar w:fldCharType="separate"/>
+    </w:r>
+    <w:r>
+      <w:rPr>
+        <w:noProof/>
+        <w:color w:val="666666"/>
+        <w:sz w:val="16"/>
+        <w:szCs w:val="16"/>
+      </w:rPr>
+      <w:t>1</w:t>
+    </w:r>
+    <w:r>
+      <w:rPr>
+        <w:color w:val="666666"/>
+        <w:sz w:val="16"/>
+        <w:szCs w:val="16"/>
+      </w:rPr>
       <w:fldChar w:fldCharType="end"/>
     </w:r>
   </w:p>
@@ -2112,18 +3069,9 @@
 </file>
 
 <file path=word/footnotes.xml><?xml version="1.0" encoding="utf-8"?>
-<w:footnotes xmlns:wpc="http://schemas.microsoft.com/office/word/2010/wordprocessingCanvas" xmlns:mc="http://schemas.openxmlformats.org/markup-compatibility/2006" xmlns:o="urn:schemas-microsoft-com:office:office" xmlns:r="http://schemas.openxmlformats.org/officeDocument/2006/relationships" xmlns:m="http://schemas.openxmlformats.org/officeDocument/2006/math" xmlns:v="urn:schemas-microsoft-com:vml" xmlns:wp14="http://schemas.microsoft.com/office/word/2010/wordprocessingDrawing" xmlns:wp="http://schemas.openxmlformats.org/drawingml/2006/wordprocessingDrawing" xmlns:w10="urn:schemas-microsoft-com:office:word" xmlns:w="http://schemas.openxmlformats.org/wordprocessingml/2006/main" xmlns:w14="http://schemas.microsoft.com/office/word/2010/wordml" xmlns:w15="http://schemas.microsoft.com/office/word/2012/wordml" xmlns:wpg="http://schemas.microsoft.com/office/word/2010/wordprocessingGroup" xmlns:wpi="http://schemas.microsoft.com/office/word/2010/wordprocessingInk" xmlns:wne="http://schemas.microsoft.com/office/word/2006/wordml" xmlns:wps="http://schemas.microsoft.com/office/word/2010/wordprocessingShape" mc:Ignorable="w14 w15 wp14">
+<w:footnotes xmlns:wpc="http://schemas.microsoft.com/office/word/2010/wordprocessingCanvas" xmlns:cx="http://schemas.microsoft.com/office/drawing/2014/chartex" xmlns:cx1="http://schemas.microsoft.com/office/drawing/2015/9/8/chartex" xmlns:cx2="http://schemas.microsoft.com/office/drawing/2015/10/21/chartex" xmlns:cx3="http://schemas.microsoft.com/office/drawing/2016/5/9/chartex" xmlns:cx4="http://schemas.microsoft.com/office/drawing/2016/5/10/chartex" xmlns:cx5="http://schemas.microsoft.com/office/drawing/2016/5/11/chartex" xmlns:cx6="http://schemas.microsoft.com/office/drawing/2016/5/12/chartex" xmlns:cx7="http://schemas.microsoft.com/office/drawing/2016/5/13/chartex" xmlns:cx8="http://schemas.microsoft.com/office/drawing/2016/5/14/chartex" xmlns:mc="http://schemas.openxmlformats.org/markup-compatibility/2006" xmlns:aink="http://schemas.microsoft.com/office/drawing/2016/ink" xmlns:am3d="http://schemas.microsoft.com/office/drawing/2017/model3d" xmlns:o="urn:schemas-microsoft-com:office:office" xmlns:oel="http://schemas.microsoft.com/office/2019/extlst" xmlns:r="http://schemas.openxmlformats.org/officeDocument/2006/relationships" xmlns:m="http://schemas.openxmlformats.org/officeDocument/2006/math" xmlns:v="urn:schemas-microsoft-com:vml" xmlns:wp14="http://schemas.microsoft.com/office/word/2010/wordprocessingDrawing" xmlns:wp="http://schemas.openxmlformats.org/drawingml/2006/wordprocessingDrawing" xmlns:w10="urn:schemas-microsoft-com:office:word" xmlns:w="http://schemas.openxmlformats.org/wordprocessingml/2006/main" xmlns:w14="http://schemas.microsoft.com/office/word/2010/wordml" xmlns:w15="http://schemas.microsoft.com/office/word/2012/wordml" xmlns:w16cex="http://schemas.microsoft.com/office/word/2018/wordml/cex" xmlns:w16cid="http://schemas.microsoft.com/office/word/2016/wordml/cid" xmlns:w16="http://schemas.microsoft.com/office/word/2018/wordml" xmlns:w16du="http://schemas.microsoft.com/office/word/2023/wordml/word16du" xmlns:w16sdtdh="http://schemas.microsoft.com/office/word/2020/wordml/sdtdatahash" xmlns:w16sdtfl="http://schemas.microsoft.com/office/word/2024/wordml/sdtformatlock" xmlns:w16se="http://schemas.microsoft.com/office/word/2015/wordml/symex" xmlns:wpg="http://schemas.microsoft.com/office/word/2010/wordprocessingGroup" xmlns:wpi="http://schemas.microsoft.com/office/word/2010/wordprocessingInk" xmlns:wne="http://schemas.microsoft.com/office/word/2006/wordml" xmlns:wps="http://schemas.microsoft.com/office/word/2010/wordprocessingShape" mc:Ignorable="w14 w15 w16se w16cid w16 w16cex w16sdtdh w16sdtfl w16du wp14">
   <w:footnote w:type="separator" w:id="-1">
     <w:p>
-      <w:pPr>
-        <w:spacing w:after="0" w:line="240" w:lineRule="auto"/>
-      </w:pPr>
-      <w:r>
-        <w:rPr>
-          <w:rStyle w:val="FootnoteReference"/>
-        </w:rPr>
-        <w:footnoteRef/>
-      </w:r>
       <w:r>
         <w:separator/>
       </w:r>
@@ -2131,15 +3079,6 @@
   </w:footnote>
   <w:footnote w:type="continuationSeparator" w:id="0">
     <w:p>
-      <w:pPr>
-        <w:spacing w:after="0" w:line="240" w:lineRule="auto"/>
-      </w:pPr>
-      <w:r>
-        <w:rPr>
-          <w:rStyle w:val="FootnoteReference"/>
-        </w:rPr>
-        <w:footnoteRef/>
-      </w:r>
       <w:r>
         <w:continuationSeparator/>
       </w:r>
@@ -2149,10 +3088,12 @@
 </file>
 
 <file path=word/numbering.xml><?xml version="1.0" encoding="utf-8"?>
-<w:numbering xmlns:wpc="http://schemas.microsoft.com/office/word/2010/wordprocessingCanvas" xmlns:mc="http://schemas.openxmlformats.org/markup-compatibility/2006" xmlns:o="urn:schemas-microsoft-com:office:office" xmlns:r="http://schemas.openxmlformats.org/officeDocument/2006/relationships" xmlns:m="http://schemas.openxmlformats.org/officeDocument/2006/math" xmlns:v="urn:schemas-microsoft-com:vml" xmlns:wp14="http://schemas.microsoft.com/office/word/2010/wordprocessingDrawing" xmlns:wp="http://schemas.openxmlformats.org/drawingml/2006/wordprocessingDrawing" xmlns:w10="urn:schemas-microsoft-com:office:word" xmlns:w="http://schemas.openxmlformats.org/wordprocessingml/2006/main" xmlns:w14="http://schemas.microsoft.com/office/word/2010/wordml" xmlns:w15="http://schemas.microsoft.com/office/word/2012/wordml" xmlns:wpg="http://schemas.microsoft.com/office/word/2010/wordprocessingGroup" xmlns:wpi="http://schemas.microsoft.com/office/word/2010/wordprocessingInk" xmlns:wne="http://schemas.microsoft.com/office/word/2006/wordml" xmlns:wps="http://schemas.microsoft.com/office/word/2010/wordprocessingShape" mc:Ignorable="w14 w15 wp14">
-  <w:abstractNum w:abstractNumId="1" w15:restartNumberingAfterBreak="0">
+<w:numbering xmlns:wpc="http://schemas.microsoft.com/office/word/2010/wordprocessingCanvas" xmlns:cx="http://schemas.microsoft.com/office/drawing/2014/chartex" xmlns:cx1="http://schemas.microsoft.com/office/drawing/2015/9/8/chartex" xmlns:cx2="http://schemas.microsoft.com/office/drawing/2015/10/21/chartex" xmlns:cx3="http://schemas.microsoft.com/office/drawing/2016/5/9/chartex" xmlns:cx4="http://schemas.microsoft.com/office/drawing/2016/5/10/chartex" xmlns:cx5="http://schemas.microsoft.com/office/drawing/2016/5/11/chartex" xmlns:cx6="http://schemas.microsoft.com/office/drawing/2016/5/12/chartex" xmlns:cx7="http://schemas.microsoft.com/office/drawing/2016/5/13/chartex" xmlns:cx8="http://schemas.microsoft.com/office/drawing/2016/5/14/chartex" xmlns:mc="http://schemas.openxmlformats.org/markup-compatibility/2006" xmlns:aink="http://schemas.microsoft.com/office/drawing/2016/ink" xmlns:am3d="http://schemas.microsoft.com/office/drawing/2017/model3d" xmlns:o="urn:schemas-microsoft-com:office:office" xmlns:oel="http://schemas.microsoft.com/office/2019/extlst" xmlns:r="http://schemas.openxmlformats.org/officeDocument/2006/relationships" xmlns:m="http://schemas.openxmlformats.org/officeDocument/2006/math" xmlns:v="urn:schemas-microsoft-com:vml" xmlns:wp14="http://schemas.microsoft.com/office/word/2010/wordprocessingDrawing" xmlns:wp="http://schemas.openxmlformats.org/drawingml/2006/wordprocessingDrawing" xmlns:w10="urn:schemas-microsoft-com:office:word" xmlns:w="http://schemas.openxmlformats.org/wordprocessingml/2006/main" xmlns:w14="http://schemas.microsoft.com/office/word/2010/wordml" xmlns:w15="http://schemas.microsoft.com/office/word/2012/wordml" xmlns:w16cex="http://schemas.microsoft.com/office/word/2018/wordml/cex" xmlns:w16cid="http://schemas.microsoft.com/office/word/2016/wordml/cid" xmlns:w16="http://schemas.microsoft.com/office/word/2018/wordml" xmlns:w16du="http://schemas.microsoft.com/office/word/2023/wordml/word16du" xmlns:w16sdtdh="http://schemas.microsoft.com/office/word/2020/wordml/sdtdatahash" xmlns:w16sdtfl="http://schemas.microsoft.com/office/word/2024/wordml/sdtformatlock" xmlns:w16se="http://schemas.microsoft.com/office/word/2015/wordml/symex" xmlns:wpg="http://schemas.microsoft.com/office/word/2010/wordprocessingGroup" xmlns:wpi="http://schemas.microsoft.com/office/word/2010/wordprocessingInk" xmlns:wne="http://schemas.microsoft.com/office/word/2006/wordml" xmlns:wps="http://schemas.microsoft.com/office/word/2010/wordprocessingShape" mc:Ignorable="w14 w15 w16se w16cid w16 w16cex w16sdtdh w16sdtfl w16du wp14">
+  <w:abstractNum w:abstractNumId="0" w15:restartNumberingAfterBreak="0">
+    <w:nsid w:val="01A1285B"/>
     <w:multiLevelType w:val="hybridMultilevel"/>
-    <w:lvl w:ilvl="0" w15:tentative="1">
+    <w:tmpl w:val="1F181CAE"/>
+    <w:lvl w:ilvl="0" w:tplc="8B0CCD70">
       <w:start w:val="1"/>
       <w:numFmt w:val="bullet"/>
       <w:lvlText w:val="●"/>
@@ -2161,7 +3102,7 @@
         <w:ind w:left="720" w:hanging="360"/>
       </w:pPr>
     </w:lvl>
-    <w:lvl w:ilvl="1" w15:tentative="1">
+    <w:lvl w:ilvl="1" w:tplc="B5E6EE16">
       <w:start w:val="1"/>
       <w:numFmt w:val="bullet"/>
       <w:lvlText w:val="○"/>
@@ -2170,7 +3111,7 @@
         <w:ind w:left="1440" w:hanging="360"/>
       </w:pPr>
     </w:lvl>
-    <w:lvl w:ilvl="2" w15:tentative="1">
+    <w:lvl w:ilvl="2" w:tplc="67FA5BEA">
       <w:start w:val="1"/>
       <w:numFmt w:val="bullet"/>
       <w:lvlText w:val="■"/>
@@ -2179,7 +3120,7 @@
         <w:ind w:left="2160" w:hanging="360"/>
       </w:pPr>
     </w:lvl>
-    <w:lvl w:ilvl="3" w15:tentative="1">
+    <w:lvl w:ilvl="3" w:tplc="B476A16C">
       <w:start w:val="1"/>
       <w:numFmt w:val="bullet"/>
       <w:lvlText w:val="●"/>
@@ -2188,7 +3129,7 @@
         <w:ind w:left="2880" w:hanging="360"/>
       </w:pPr>
     </w:lvl>
-    <w:lvl w:ilvl="4" w15:tentative="1">
+    <w:lvl w:ilvl="4" w:tplc="4DEE376C">
       <w:start w:val="1"/>
       <w:numFmt w:val="bullet"/>
       <w:lvlText w:val="○"/>
@@ -2197,7 +3138,7 @@
         <w:ind w:left="3600" w:hanging="360"/>
       </w:pPr>
     </w:lvl>
-    <w:lvl w:ilvl="5" w15:tentative="1">
+    <w:lvl w:ilvl="5" w:tplc="844E362E">
       <w:start w:val="1"/>
       <w:numFmt w:val="bullet"/>
       <w:lvlText w:val="■"/>
@@ -2206,7 +3147,7 @@
         <w:ind w:left="4320" w:hanging="360"/>
       </w:pPr>
     </w:lvl>
-    <w:lvl w:ilvl="6" w15:tentative="1">
+    <w:lvl w:ilvl="6" w:tplc="143A4D30">
       <w:start w:val="1"/>
       <w:numFmt w:val="bullet"/>
       <w:lvlText w:val="●"/>
@@ -2215,7 +3156,7 @@
         <w:ind w:left="5040" w:hanging="360"/>
       </w:pPr>
     </w:lvl>
-    <w:lvl w:ilvl="7" w15:tentative="1">
+    <w:lvl w:ilvl="7" w:tplc="A1DAB748">
       <w:start w:val="1"/>
       <w:numFmt w:val="bullet"/>
       <w:lvlText w:val="●"/>
@@ -2224,7 +3165,7 @@
         <w:ind w:left="5760" w:hanging="360"/>
       </w:pPr>
     </w:lvl>
-    <w:lvl w:ilvl="8" w15:tentative="1">
+    <w:lvl w:ilvl="8" w:tplc="C1768424">
       <w:start w:val="1"/>
       <w:numFmt w:val="bullet"/>
       <w:lvlText w:val="●"/>
@@ -2234,9 +3175,11 @@
       </w:pPr>
     </w:lvl>
   </w:abstractNum>
-  <w:abstractNum w:abstractNumId="2" w15:restartNumberingAfterBreak="0">
+  <w:abstractNum w:abstractNumId="1" w15:restartNumberingAfterBreak="0">
+    <w:nsid w:val="6E2B3226"/>
     <w:multiLevelType w:val="hybridMultilevel"/>
-    <w:lvl w:ilvl="0" w15:tentative="1">
+    <w:tmpl w:val="327E7A88"/>
+    <w:lvl w:ilvl="0" w:tplc="30826BF0">
       <w:start w:val="1"/>
       <w:numFmt w:val="bullet"/>
       <w:lvlText w:val="•"/>
@@ -2245,15 +3188,55 @@
         <w:ind w:left="540" w:hanging="280"/>
       </w:pPr>
     </w:lvl>
+    <w:lvl w:ilvl="1" w:tplc="5FD4D2C0">
+      <w:numFmt w:val="decimal"/>
+      <w:lvlText w:val=""/>
+      <w:lvlJc w:val="left"/>
+    </w:lvl>
+    <w:lvl w:ilvl="2" w:tplc="B090FDEC">
+      <w:numFmt w:val="decimal"/>
+      <w:lvlText w:val=""/>
+      <w:lvlJc w:val="left"/>
+    </w:lvl>
+    <w:lvl w:ilvl="3" w:tplc="DABE44D6">
+      <w:numFmt w:val="decimal"/>
+      <w:lvlText w:val=""/>
+      <w:lvlJc w:val="left"/>
+    </w:lvl>
+    <w:lvl w:ilvl="4" w:tplc="548E273A">
+      <w:numFmt w:val="decimal"/>
+      <w:lvlText w:val=""/>
+      <w:lvlJc w:val="left"/>
+    </w:lvl>
+    <w:lvl w:ilvl="5" w:tplc="2C60BAA2">
+      <w:numFmt w:val="decimal"/>
+      <w:lvlText w:val=""/>
+      <w:lvlJc w:val="left"/>
+    </w:lvl>
+    <w:lvl w:ilvl="6" w:tplc="4A980D42">
+      <w:numFmt w:val="decimal"/>
+      <w:lvlText w:val=""/>
+      <w:lvlJc w:val="left"/>
+    </w:lvl>
+    <w:lvl w:ilvl="7" w:tplc="D94E07CA">
+      <w:numFmt w:val="decimal"/>
+      <w:lvlText w:val=""/>
+      <w:lvlJc w:val="left"/>
+    </w:lvl>
+    <w:lvl w:ilvl="8" w:tplc="4216DBA0">
+      <w:numFmt w:val="decimal"/>
+      <w:lvlText w:val=""/>
+      <w:lvlJc w:val="left"/>
+    </w:lvl>
   </w:abstractNum>
-  <w:num w:numId="1">
-    <w:abstractNumId w:val="1"/>
+  <w:num w:numId="1" w16cid:durableId="1794202362">
+    <w:abstractNumId w:val="0"/>
     <w:lvlOverride w:ilvl="0">
       <w:startOverride w:val="1"/>
     </w:lvlOverride>
   </w:num>
-  <w:num w:numId="2">
-    <w:abstractNumId w:val="2"/>
+  <w:num w:numId="2" w16cid:durableId="1159542876">
+    <w:abstractNumId w:val="1"/>
     <w:lvlOverride w:ilvl="0">
       <w:startOverride w:val="1"/>
     </w:lvlOverride>
@@ -2262,107 +3245,539 @@
 </file>
 
 <file path=word/styles.xml><?xml version="1.0" encoding="utf-8"?>
-<w:styles xmlns:mc="http://schemas.openxmlformats.org/markup-compatibility/2006" xmlns:r="http://schemas.openxmlformats.org/officeDocument/2006/relationships" xmlns:w="http://schemas.openxmlformats.org/wordprocessingml/2006/main" xmlns:w14="http://schemas.microsoft.com/office/word/2010/wordml" xmlns:w15="http://schemas.microsoft.com/office/word/2012/wordml" mc:Ignorable="w14 w15">
+<w:styles xmlns:mc="http://schemas.openxmlformats.org/markup-compatibility/2006" xmlns:r="http://schemas.openxmlformats.org/officeDocument/2006/relationships" xmlns:w="http://schemas.openxmlformats.org/wordprocessingml/2006/main" xmlns:w14="http://schemas.microsoft.com/office/word/2010/wordml" xmlns:w15="http://schemas.microsoft.com/office/word/2012/wordml" xmlns:w16cex="http://schemas.microsoft.com/office/word/2018/wordml/cex" xmlns:w16cid="http://schemas.microsoft.com/office/word/2016/wordml/cid" xmlns:w16="http://schemas.microsoft.com/office/word/2018/wordml" xmlns:w16du="http://schemas.microsoft.com/office/word/2023/wordml/word16du" xmlns:w16sdtdh="http://schemas.microsoft.com/office/word/2020/wordml/sdtdatahash" xmlns:w16sdtfl="http://schemas.microsoft.com/office/word/2024/wordml/sdtformatlock" xmlns:w16se="http://schemas.microsoft.com/office/word/2015/wordml/symex" mc:Ignorable="w14 w15 w16se w16cid w16 w16cex w16sdtdh w16sdtfl w16du">
   <w:docDefaults>
     <w:rPrDefault>
       <w:rPr>
-        <w:rFonts w:ascii="Arial" w:cs="Arial" w:eastAsia="Arial" w:hAnsi="Arial"/>
+        <w:rFonts w:ascii="Arial" w:eastAsia="Arial" w:hAnsi="Arial" w:cs="Arial"/>
         <w:sz w:val="22"/>
         <w:szCs w:val="22"/>
+        <w:lang w:val="pt-BR" w:eastAsia="pt-BR" w:bidi="ar-SA"/>
       </w:rPr>
     </w:rPrDefault>
     <w:pPrDefault/>
   </w:docDefaults>
-  <w:style w:type="paragraph" w:styleId="Title">
+  <w:latentStyles w:defLockedState="0" w:defUIPriority="99" w:defSemiHidden="0" w:defUnhideWhenUsed="0" w:defQFormat="0" w:count="376">
+    <w:lsdException w:name="Normal" w:uiPriority="0" w:qFormat="1"/>
+    <w:lsdException w:name="heading 1" w:uiPriority="9" w:qFormat="1"/>
+    <w:lsdException w:name="heading 2" w:semiHidden="1" w:uiPriority="9" w:unhideWhenUsed="1" w:qFormat="1"/>
+    <w:lsdException w:name="heading 3" w:semiHidden="1" w:uiPriority="9" w:unhideWhenUsed="1" w:qFormat="1"/>
+    <w:lsdException w:name="heading 4" w:semiHidden="1" w:uiPriority="9" w:unhideWhenUsed="1" w:qFormat="1"/>
+    <w:lsdException w:name="heading 5" w:semiHidden="1" w:uiPriority="9" w:unhideWhenUsed="1" w:qFormat="1"/>
+    <w:lsdException w:name="heading 6" w:semiHidden="1" w:uiPriority="9" w:unhideWhenUsed="1" w:qFormat="1"/>
+    <w:lsdException w:name="heading 7" w:semiHidden="1" w:uiPriority="9" w:unhideWhenUsed="1" w:qFormat="1"/>
+    <w:lsdException w:name="heading 8" w:semiHidden="1" w:uiPriority="9" w:unhideWhenUsed="1" w:qFormat="1"/>
+    <w:lsdException w:name="heading 9" w:semiHidden="1" w:uiPriority="9" w:unhideWhenUsed="1" w:qFormat="1"/>
+    <w:lsdException w:name="index 1" w:semiHidden="1" w:unhideWhenUsed="1"/>
+    <w:lsdException w:name="index 2" w:semiHidden="1" w:unhideWhenUsed="1"/>
+    <w:lsdException w:name="index 3" w:semiHidden="1" w:unhideWhenUsed="1"/>
+    <w:lsdException w:name="index 4" w:semiHidden="1" w:unhideWhenUsed="1"/>
+    <w:lsdException w:name="index 5" w:semiHidden="1" w:unhideWhenUsed="1"/>
+    <w:lsdException w:name="index 6" w:semiHidden="1" w:unhideWhenUsed="1"/>
+    <w:lsdException w:name="index 7" w:semiHidden="1" w:unhideWhenUsed="1"/>
+    <w:lsdException w:name="index 8" w:semiHidden="1" w:unhideWhenUsed="1"/>
+    <w:lsdException w:name="index 9" w:semiHidden="1" w:unhideWhenUsed="1"/>
+    <w:lsdException w:name="toc 1" w:semiHidden="1" w:uiPriority="39" w:unhideWhenUsed="1"/>
+    <w:lsdException w:name="toc 2" w:semiHidden="1" w:uiPriority="39" w:unhideWhenUsed="1"/>
+    <w:lsdException w:name="toc 3" w:semiHidden="1" w:uiPriority="39" w:unhideWhenUsed="1"/>
+    <w:lsdException w:name="toc 4" w:semiHidden="1" w:uiPriority="39" w:unhideWhenUsed="1"/>
+    <w:lsdException w:name="toc 5" w:semiHidden="1" w:uiPriority="39" w:unhideWhenUsed="1"/>
+    <w:lsdException w:name="toc 6" w:semiHidden="1" w:uiPriority="39" w:unhideWhenUsed="1"/>
+    <w:lsdException w:name="toc 7" w:semiHidden="1" w:uiPriority="39" w:unhideWhenUsed="1"/>
+    <w:lsdException w:name="toc 8" w:semiHidden="1" w:uiPriority="39" w:unhideWhenUsed="1"/>
+    <w:lsdException w:name="toc 9" w:semiHidden="1" w:uiPriority="39" w:unhideWhenUsed="1"/>
+    <w:lsdException w:name="Normal Indent" w:semiHidden="1" w:unhideWhenUsed="1"/>
+    <w:lsdException w:name="footnote text" w:semiHidden="1" w:unhideWhenUsed="1"/>
+    <w:lsdException w:name="annotation text" w:semiHidden="1" w:unhideWhenUsed="1"/>
+    <w:lsdException w:name="header" w:semiHidden="1" w:unhideWhenUsed="1"/>
+    <w:lsdException w:name="footer" w:semiHidden="1" w:unhideWhenUsed="1"/>
+    <w:lsdException w:name="index heading" w:semiHidden="1" w:unhideWhenUsed="1"/>
+    <w:lsdException w:name="caption" w:semiHidden="1" w:uiPriority="35" w:unhideWhenUsed="1" w:qFormat="1"/>
+    <w:lsdException w:name="table of figures" w:semiHidden="1" w:unhideWhenUsed="1"/>
+    <w:lsdException w:name="envelope address" w:semiHidden="1" w:unhideWhenUsed="1"/>
+    <w:lsdException w:name="envelope return" w:semiHidden="1" w:unhideWhenUsed="1"/>
+    <w:lsdException w:name="footnote reference" w:semiHidden="1" w:unhideWhenUsed="1"/>
+    <w:lsdException w:name="annotation reference" w:semiHidden="1" w:unhideWhenUsed="1"/>
+    <w:lsdException w:name="line number" w:semiHidden="1" w:unhideWhenUsed="1"/>
+    <w:lsdException w:name="page number" w:semiHidden="1" w:unhideWhenUsed="1"/>
+    <w:lsdException w:name="endnote reference" w:semiHidden="1" w:unhideWhenUsed="1"/>
+    <w:lsdException w:name="endnote text" w:semiHidden="1" w:unhideWhenUsed="1"/>
+    <w:lsdException w:name="table of authorities" w:semiHidden="1" w:unhideWhenUsed="1"/>
+    <w:lsdException w:name="macro" w:semiHidden="1" w:unhideWhenUsed="1"/>
+    <w:lsdException w:name="toa heading" w:semiHidden="1" w:unhideWhenUsed="1"/>
+    <w:lsdException w:name="List" w:semiHidden="1" w:unhideWhenUsed="1"/>
+    <w:lsdException w:name="List Bullet" w:semiHidden="1" w:unhideWhenUsed="1"/>
+    <w:lsdException w:name="List Number" w:semiHidden="1" w:unhideWhenUsed="1"/>
+    <w:lsdException w:name="List 2" w:semiHidden="1" w:unhideWhenUsed="1"/>
+    <w:lsdException w:name="List 3" w:semiHidden="1" w:unhideWhenUsed="1"/>
+    <w:lsdException w:name="List 4" w:semiHidden="1" w:unhideWhenUsed="1"/>
+    <w:lsdException w:name="List 5" w:semiHidden="1" w:unhideWhenUsed="1"/>
+    <w:lsdException w:name="List Bullet 2" w:semiHidden="1" w:unhideWhenUsed="1"/>
+    <w:lsdException w:name="List Bullet 3" w:semiHidden="1" w:unhideWhenUsed="1"/>
+    <w:lsdException w:name="List Bullet 4" w:semiHidden="1" w:unhideWhenUsed="1"/>
+    <w:lsdException w:name="List Bullet 5" w:semiHidden="1" w:unhideWhenUsed="1"/>
+    <w:lsdException w:name="List Number 2" w:semiHidden="1" w:unhideWhenUsed="1"/>
+    <w:lsdException w:name="List Number 3" w:semiHidden="1" w:unhideWhenUsed="1"/>
+    <w:lsdException w:name="List Number 4" w:semiHidden="1" w:unhideWhenUsed="1"/>
+    <w:lsdException w:name="List Number 5" w:semiHidden="1" w:unhideWhenUsed="1"/>
+    <w:lsdException w:name="Title" w:uiPriority="10" w:qFormat="1"/>
+    <w:lsdException w:name="Closing" w:semiHidden="1" w:unhideWhenUsed="1"/>
+    <w:lsdException w:name="Signature" w:semiHidden="1" w:unhideWhenUsed="1"/>
+    <w:lsdException w:name="Default Paragraph Font" w:semiHidden="1" w:uiPriority="1" w:unhideWhenUsed="1"/>
+    <w:lsdException w:name="Body Text" w:semiHidden="1" w:unhideWhenUsed="1"/>
+    <w:lsdException w:name="Body Text Indent" w:semiHidden="1" w:unhideWhenUsed="1"/>
+    <w:lsdException w:name="List Continue" w:semiHidden="1" w:unhideWhenUsed="1"/>
+    <w:lsdException w:name="List Continue 2" w:semiHidden="1" w:unhideWhenUsed="1"/>
+    <w:lsdException w:name="List Continue 3" w:semiHidden="1" w:unhideWhenUsed="1"/>
+    <w:lsdException w:name="List Continue 4" w:semiHidden="1" w:unhideWhenUsed="1"/>
+    <w:lsdException w:name="List Continue 5" w:semiHidden="1" w:unhideWhenUsed="1"/>
+    <w:lsdException w:name="Message Header" w:semiHidden="1" w:unhideWhenUsed="1"/>
+    <w:lsdException w:name="Subtitle" w:uiPriority="11" w:qFormat="1"/>
+    <w:lsdException w:name="Salutation" w:semiHidden="1" w:unhideWhenUsed="1"/>
+    <w:lsdException w:name="Date" w:semiHidden="1" w:unhideWhenUsed="1"/>
+    <w:lsdException w:name="Body Text First Indent" w:semiHidden="1" w:unhideWhenUsed="1"/>
+    <w:lsdException w:name="Body Text First Indent 2" w:semiHidden="1" w:unhideWhenUsed="1"/>
+    <w:lsdException w:name="Note Heading" w:semiHidden="1" w:unhideWhenUsed="1"/>
+    <w:lsdException w:name="Body Text 2" w:semiHidden="1" w:unhideWhenUsed="1"/>
+    <w:lsdException w:name="Body Text 3" w:semiHidden="1" w:unhideWhenUsed="1"/>
+    <w:lsdException w:name="Body Text Indent 2" w:semiHidden="1" w:unhideWhenUsed="1"/>
+    <w:lsdException w:name="Body Text Indent 3" w:semiHidden="1" w:unhideWhenUsed="1"/>
+    <w:lsdException w:name="Block Text" w:semiHidden="1" w:unhideWhenUsed="1"/>
+    <w:lsdException w:name="Hyperlink" w:semiHidden="1" w:unhideWhenUsed="1"/>
+    <w:lsdException w:name="FollowedHyperlink" w:semiHidden="1" w:unhideWhenUsed="1"/>
+    <w:lsdException w:name="Strong" w:uiPriority="22" w:qFormat="1"/>
+    <w:lsdException w:name="Emphasis" w:uiPriority="20" w:qFormat="1"/>
+    <w:lsdException w:name="Document Map" w:semiHidden="1" w:unhideWhenUsed="1"/>
+    <w:lsdException w:name="Plain Text" w:semiHidden="1" w:unhideWhenUsed="1"/>
+    <w:lsdException w:name="E-mail Signature" w:semiHidden="1" w:unhideWhenUsed="1"/>
+    <w:lsdException w:name="HTML Top of Form" w:semiHidden="1" w:unhideWhenUsed="1"/>
+    <w:lsdException w:name="HTML Bottom of Form" w:semiHidden="1" w:unhideWhenUsed="1"/>
+    <w:lsdException w:name="Normal (Web)" w:semiHidden="1" w:unhideWhenUsed="1"/>
+    <w:lsdException w:name="HTML Acronym" w:semiHidden="1" w:unhideWhenUsed="1"/>
+    <w:lsdException w:name="HTML Address" w:semiHidden="1" w:unhideWhenUsed="1"/>
+    <w:lsdException w:name="HTML Cite" w:semiHidden="1" w:unhideWhenUsed="1"/>
+    <w:lsdException w:name="HTML Code" w:semiHidden="1" w:unhideWhenUsed="1"/>
+    <w:lsdException w:name="HTML Definition" w:semiHidden="1" w:unhideWhenUsed="1"/>
+    <w:lsdException w:name="HTML Keyboard" w:semiHidden="1" w:unhideWhenUsed="1"/>
+    <w:lsdException w:name="HTML Preformatted" w:semiHidden="1" w:unhideWhenUsed="1"/>
+    <w:lsdException w:name="HTML Sample" w:semiHidden="1" w:unhideWhenUsed="1"/>
+    <w:lsdException w:name="HTML Typewriter" w:semiHidden="1" w:unhideWhenUsed="1"/>
+    <w:lsdException w:name="HTML Variable" w:semiHidden="1" w:unhideWhenUsed="1"/>
+    <w:lsdException w:name="Normal Table" w:semiHidden="1" w:unhideWhenUsed="1"/>
+    <w:lsdException w:name="annotation subject" w:semiHidden="1" w:unhideWhenUsed="1"/>
+    <w:lsdException w:name="No List" w:semiHidden="1" w:unhideWhenUsed="1"/>
+    <w:lsdException w:name="Outline List 1" w:semiHidden="1" w:unhideWhenUsed="1"/>
+    <w:lsdException w:name="Outline List 2" w:semiHidden="1" w:unhideWhenUsed="1"/>
+    <w:lsdException w:name="Outline List 3" w:semiHidden="1" w:unhideWhenUsed="1"/>
+    <w:lsdException w:name="Table Simple 1" w:semiHidden="1" w:unhideWhenUsed="1"/>
+    <w:lsdException w:name="Table Simple 2" w:semiHidden="1" w:unhideWhenUsed="1"/>
+    <w:lsdException w:name="Table Simple 3" w:semiHidden="1" w:unhideWhenUsed="1"/>
+    <w:lsdException w:name="Table Classic 1" w:semiHidden="1" w:unhideWhenUsed="1"/>
+    <w:lsdException w:name="Table Classic 2" w:semiHidden="1" w:unhideWhenUsed="1"/>
+    <w:lsdException w:name="Table Classic 3" w:semiHidden="1" w:unhideWhenUsed="1"/>
+    <w:lsdException w:name="Table Classic 4" w:semiHidden="1" w:unhideWhenUsed="1"/>
+    <w:lsdException w:name="Table Colorful 1" w:semiHidden="1" w:unhideWhenUsed="1"/>
+    <w:lsdException w:name="Table Colorful 2" w:semiHidden="1" w:unhideWhenUsed="1"/>
+    <w:lsdException w:name="Table Colorful 3" w:semiHidden="1" w:unhideWhenUsed="1"/>
+    <w:lsdException w:name="Table Columns 1" w:semiHidden="1" w:unhideWhenUsed="1"/>
+    <w:lsdException w:name="Table Columns 2" w:semiHidden="1" w:unhideWhenUsed="1"/>
+    <w:lsdException w:name="Table Columns 3" w:semiHidden="1" w:unhideWhenUsed="1"/>
+    <w:lsdException w:name="Table Columns 4" w:semiHidden="1" w:unhideWhenUsed="1"/>
+    <w:lsdException w:name="Table Columns 5" w:semiHidden="1" w:unhideWhenUsed="1"/>
+    <w:lsdException w:name="Table Grid 1" w:semiHidden="1" w:unhideWhenUsed="1"/>
+    <w:lsdException w:name="Table Grid 2" w:semiHidden="1" w:unhideWhenUsed="1"/>
+    <w:lsdException w:name="Table Grid 3" w:semiHidden="1" w:unhideWhenUsed="1"/>
+    <w:lsdException w:name="Table Grid 4" w:semiHidden="1" w:unhideWhenUsed="1"/>
+    <w:lsdException w:name="Table Grid 5" w:semiHidden="1" w:unhideWhenUsed="1"/>
+    <w:lsdException w:name="Table Grid 6" w:semiHidden="1" w:unhideWhenUsed="1"/>
+    <w:lsdException w:name="Table Grid 7" w:semiHidden="1" w:unhideWhenUsed="1"/>
+    <w:lsdException w:name="Table Grid 8" w:semiHidden="1" w:unhideWhenUsed="1"/>
+    <w:lsdException w:name="Table List 1" w:semiHidden="1" w:unhideWhenUsed="1"/>
+    <w:lsdException w:name="Table List 2" w:semiHidden="1" w:unhideWhenUsed="1"/>
+    <w:lsdException w:name="Table List 3" w:semiHidden="1" w:unhideWhenUsed="1"/>
+    <w:lsdException w:name="Table List 4" w:semiHidden="1" w:unhideWhenUsed="1"/>
+    <w:lsdException w:name="Table List 5" w:semiHidden="1" w:unhideWhenUsed="1"/>
+    <w:lsdException w:name="Table List 6" w:semiHidden="1" w:unhideWhenUsed="1"/>
+    <w:lsdException w:name="Table List 7" w:semiHidden="1" w:unhideWhenUsed="1"/>
+    <w:lsdException w:name="Table List 8" w:semiHidden="1" w:unhideWhenUsed="1"/>
+    <w:lsdException w:name="Table 3D effects 1" w:semiHidden="1" w:unhideWhenUsed="1"/>
+    <w:lsdException w:name="Table 3D effects 2" w:semiHidden="1" w:unhideWhenUsed="1"/>
+    <w:lsdException w:name="Table 3D effects 3" w:semiHidden="1" w:unhideWhenUsed="1"/>
+    <w:lsdException w:name="Table Contemporary" w:semiHidden="1" w:unhideWhenUsed="1"/>
+    <w:lsdException w:name="Table Elegant" w:semiHidden="1" w:unhideWhenUsed="1"/>
+    <w:lsdException w:name="Table Professional" w:semiHidden="1" w:unhideWhenUsed="1"/>
+    <w:lsdException w:name="Table Subtle 1" w:semiHidden="1" w:unhideWhenUsed="1"/>
+    <w:lsdException w:name="Table Subtle 2" w:semiHidden="1" w:unhideWhenUsed="1"/>
+    <w:lsdException w:name="Table Web 1" w:semiHidden="1" w:unhideWhenUsed="1"/>
+    <w:lsdException w:name="Table Web 2" w:semiHidden="1" w:unhideWhenUsed="1"/>
+    <w:lsdException w:name="Table Web 3" w:semiHidden="1" w:unhideWhenUsed="1"/>
+    <w:lsdException w:name="Balloon Text" w:semiHidden="1" w:unhideWhenUsed="1"/>
+    <w:lsdException w:name="Table Grid" w:uiPriority="39"/>
+    <w:lsdException w:name="Table Theme" w:semiHidden="1" w:unhideWhenUsed="1"/>
+    <w:lsdException w:name="Placeholder Text" w:semiHidden="1"/>
+    <w:lsdException w:name="No Spacing" w:uiPriority="1" w:qFormat="1"/>
+    <w:lsdException w:name="Light Shading" w:uiPriority="60"/>
+    <w:lsdException w:name="Light List" w:uiPriority="61"/>
+    <w:lsdException w:name="Light Grid" w:uiPriority="62"/>
+    <w:lsdException w:name="Medium Shading 1" w:uiPriority="63"/>
+    <w:lsdException w:name="Medium Shading 2" w:uiPriority="64"/>
+    <w:lsdException w:name="Medium List 1" w:uiPriority="65"/>
+    <w:lsdException w:name="Medium List 2" w:uiPriority="66"/>
+    <w:lsdException w:name="Medium Grid 1" w:uiPriority="67"/>
+    <w:lsdException w:name="Medium Grid 2" w:uiPriority="68"/>
+    <w:lsdException w:name="Medium Grid 3" w:uiPriority="69"/>
+    <w:lsdException w:name="Dark List" w:uiPriority="70"/>
+    <w:lsdException w:name="Colorful Shading" w:uiPriority="71"/>
+    <w:lsdException w:name="Colorful List" w:uiPriority="72"/>
+    <w:lsdException w:name="Colorful Grid" w:uiPriority="73"/>
+    <w:lsdException w:name="Light Shading Accent 1" w:uiPriority="60"/>
+    <w:lsdException w:name="Light List Accent 1" w:uiPriority="61"/>
+    <w:lsdException w:name="Light Grid Accent 1" w:uiPriority="62"/>
+    <w:lsdException w:name="Medium Shading 1 Accent 1" w:uiPriority="63"/>
+    <w:lsdException w:name="Medium Shading 2 Accent 1" w:uiPriority="64"/>
+    <w:lsdException w:name="Medium List 1 Accent 1" w:uiPriority="65"/>
+    <w:lsdException w:name="Revision" w:semiHidden="1"/>
+    <w:lsdException w:name="List Paragraph" w:uiPriority="34" w:qFormat="1"/>
+    <w:lsdException w:name="Quote" w:uiPriority="29" w:qFormat="1"/>
+    <w:lsdException w:name="Intense Quote" w:uiPriority="30" w:qFormat="1"/>
+    <w:lsdException w:name="Medium List 2 Accent 1" w:uiPriority="66"/>
+    <w:lsdException w:name="Medium Grid 1 Accent 1" w:uiPriority="67"/>
+    <w:lsdException w:name="Medium Grid 2 Accent 1" w:uiPriority="68"/>
+    <w:lsdException w:name="Medium Grid 3 Accent 1" w:uiPriority="69"/>
+    <w:lsdException w:name="Dark List Accent 1" w:uiPriority="70"/>
+    <w:lsdException w:name="Colorful Shading Accent 1" w:uiPriority="71"/>
+    <w:lsdException w:name="Colorful List Accent 1" w:uiPriority="72"/>
+    <w:lsdException w:name="Colorful Grid Accent 1" w:uiPriority="73"/>
+    <w:lsdException w:name="Light Shading Accent 2" w:uiPriority="60"/>
+    <w:lsdException w:name="Light List Accent 2" w:uiPriority="61"/>
+    <w:lsdException w:name="Light Grid Accent 2" w:uiPriority="62"/>
+    <w:lsdException w:name="Medium Shading 1 Accent 2" w:uiPriority="63"/>
+    <w:lsdException w:name="Medium Shading 2 Accent 2" w:uiPriority="64"/>
+    <w:lsdException w:name="Medium List 1 Accent 2" w:uiPriority="65"/>
+    <w:lsdException w:name="Medium List 2 Accent 2" w:uiPriority="66"/>
+    <w:lsdException w:name="Medium Grid 1 Accent 2" w:uiPriority="67"/>
+    <w:lsdException w:name="Medium Grid 2 Accent 2" w:uiPriority="68"/>
+    <w:lsdException w:name="Medium Grid 3 Accent 2" w:uiPriority="69"/>
+    <w:lsdException w:name="Dark List Accent 2" w:uiPriority="70"/>
+    <w:lsdException w:name="Colorful Shading Accent 2" w:uiPriority="71"/>
+    <w:lsdException w:name="Colorful List Accent 2" w:uiPriority="72"/>
+    <w:lsdException w:name="Colorful Grid Accent 2" w:uiPriority="73"/>
+    <w:lsdException w:name="Light Shading Accent 3" w:uiPriority="60"/>
+    <w:lsdException w:name="Light List Accent 3" w:uiPriority="61"/>
+    <w:lsdException w:name="Light Grid Accent 3" w:uiPriority="62"/>
+    <w:lsdException w:name="Medium Shading 1 Accent 3" w:uiPriority="63"/>
+    <w:lsdException w:name="Medium Shading 2 Accent 3" w:uiPriority="64"/>
+    <w:lsdException w:name="Medium List 1 Accent 3" w:uiPriority="65"/>
+    <w:lsdException w:name="Medium List 2 Accent 3" w:uiPriority="66"/>
+    <w:lsdException w:name="Medium Grid 1 Accent 3" w:uiPriority="67"/>
+    <w:lsdException w:name="Medium Grid 2 Accent 3" w:uiPriority="68"/>
+    <w:lsdException w:name="Medium Grid 3 Accent 3" w:uiPriority="69"/>
+    <w:lsdException w:name="Dark List Accent 3" w:uiPriority="70"/>
+    <w:lsdException w:name="Colorful Shading Accent 3" w:uiPriority="71"/>
+    <w:lsdException w:name="Colorful List Accent 3" w:uiPriority="72"/>
+    <w:lsdException w:name="Colorful Grid Accent 3" w:uiPriority="73"/>
+    <w:lsdException w:name="Light Shading Accent 4" w:uiPriority="60"/>
+    <w:lsdException w:name="Light List Accent 4" w:uiPriority="61"/>
+    <w:lsdException w:name="Light Grid Accent 4" w:uiPriority="62"/>
+    <w:lsdException w:name="Medium Shading 1 Accent 4" w:uiPriority="63"/>
+    <w:lsdException w:name="Medium Shading 2 Accent 4" w:uiPriority="64"/>
+    <w:lsdException w:name="Medium List 1 Accent 4" w:uiPriority="65"/>
+    <w:lsdException w:name="Medium List 2 Accent 4" w:uiPriority="66"/>
+    <w:lsdException w:name="Medium Grid 1 Accent 4" w:uiPriority="67"/>
+    <w:lsdException w:name="Medium Grid 2 Accent 4" w:uiPriority="68"/>
+    <w:lsdException w:name="Medium Grid 3 Accent 4" w:uiPriority="69"/>
+    <w:lsdException w:name="Dark List Accent 4" w:uiPriority="70"/>
+    <w:lsdException w:name="Colorful Shading Accent 4" w:uiPriority="71"/>
+    <w:lsdException w:name="Colorful List Accent 4" w:uiPriority="72"/>
+    <w:lsdException w:name="Colorful Grid Accent 4" w:uiPriority="73"/>
+    <w:lsdException w:name="Light Shading Accent 5" w:uiPriority="60"/>
+    <w:lsdException w:name="Light List Accent 5" w:uiPriority="61"/>
+    <w:lsdException w:name="Light Grid Accent 5" w:uiPriority="62"/>
+    <w:lsdException w:name="Medium Shading 1 Accent 5" w:uiPriority="63"/>
+    <w:lsdException w:name="Medium Shading 2 Accent 5" w:uiPriority="64"/>
+    <w:lsdException w:name="Medium List 1 Accent 5" w:uiPriority="65"/>
+    <w:lsdException w:name="Medium List 2 Accent 5" w:uiPriority="66"/>
+    <w:lsdException w:name="Medium Grid 1 Accent 5" w:uiPriority="67"/>
+    <w:lsdException w:name="Medium Grid 2 Accent 5" w:uiPriority="68"/>
+    <w:lsdException w:name="Medium Grid 3 Accent 5" w:uiPriority="69"/>
+    <w:lsdException w:name="Dark List Accent 5" w:uiPriority="70"/>
+    <w:lsdException w:name="Colorful Shading Accent 5" w:uiPriority="71"/>
+    <w:lsdException w:name="Colorful List Accent 5" w:uiPriority="72"/>
+    <w:lsdException w:name="Colorful Grid Accent 5" w:uiPriority="73"/>
+    <w:lsdException w:name="Light Shading Accent 6" w:uiPriority="60"/>
+    <w:lsdException w:name="Light List Accent 6" w:uiPriority="61"/>
+    <w:lsdException w:name="Light Grid Accent 6" w:uiPriority="62"/>
+    <w:lsdException w:name="Medium Shading 1 Accent 6" w:uiPriority="63"/>
+    <w:lsdException w:name="Medium Shading 2 Accent 6" w:uiPriority="64"/>
+    <w:lsdException w:name="Medium List 1 Accent 6" w:uiPriority="65"/>
+    <w:lsdException w:name="Medium List 2 Accent 6" w:uiPriority="66"/>
+    <w:lsdException w:name="Medium Grid 1 Accent 6" w:uiPriority="67"/>
+    <w:lsdException w:name="Medium Grid 2 Accent 6" w:uiPriority="68"/>
+    <w:lsdException w:name="Medium Grid 3 Accent 6" w:uiPriority="69"/>
+    <w:lsdException w:name="Dark List Accent 6" w:uiPriority="70"/>
+    <w:lsdException w:name="Colorful Shading Accent 6" w:uiPriority="71"/>
+    <w:lsdException w:name="Colorful List Accent 6" w:uiPriority="72"/>
+    <w:lsdException w:name="Colorful Grid Accent 6" w:uiPriority="73"/>
+    <w:lsdException w:name="Subtle Emphasis" w:uiPriority="19" w:qFormat="1"/>
+    <w:lsdException w:name="Intense Emphasis" w:uiPriority="21" w:qFormat="1"/>
+    <w:lsdException w:name="Subtle Reference" w:uiPriority="31" w:qFormat="1"/>
+    <w:lsdException w:name="Intense Reference" w:uiPriority="32" w:qFormat="1"/>
+    <w:lsdException w:name="Book Title" w:uiPriority="33" w:qFormat="1"/>
+    <w:lsdException w:name="Bibliography" w:semiHidden="1" w:uiPriority="37" w:unhideWhenUsed="1"/>
+    <w:lsdException w:name="TOC Heading" w:semiHidden="1" w:uiPriority="39" w:unhideWhenUsed="1" w:qFormat="1"/>
+    <w:lsdException w:name="Plain Table 1" w:uiPriority="41"/>
+    <w:lsdException w:name="Plain Table 2" w:uiPriority="42"/>
+    <w:lsdException w:name="Plain Table 3" w:uiPriority="43"/>
+    <w:lsdException w:name="Plain Table 4" w:uiPriority="44"/>
+    <w:lsdException w:name="Plain Table 5" w:uiPriority="45"/>
+    <w:lsdException w:name="Grid Table Light" w:uiPriority="40"/>
+    <w:lsdException w:name="Grid Table 1 Light" w:uiPriority="46"/>
+    <w:lsdException w:name="Grid Table 2" w:uiPriority="47"/>
+    <w:lsdException w:name="Grid Table 3" w:uiPriority="48"/>
+    <w:lsdException w:name="Grid Table 4" w:uiPriority="49"/>
+    <w:lsdException w:name="Grid Table 5 Dark" w:uiPriority="50"/>
+    <w:lsdException w:name="Grid Table 6 Colorful" w:uiPriority="51"/>
+    <w:lsdException w:name="Grid Table 7 Colorful" w:uiPriority="52"/>
+    <w:lsdException w:name="Grid Table 1 Light Accent 1" w:uiPriority="46"/>
+    <w:lsdException w:name="Grid Table 2 Accent 1" w:uiPriority="47"/>
+    <w:lsdException w:name="Grid Table 3 Accent 1" w:uiPriority="48"/>
+    <w:lsdException w:name="Grid Table 4 Accent 1" w:uiPriority="49"/>
+    <w:lsdException w:name="Grid Table 5 Dark Accent 1" w:uiPriority="50"/>
+    <w:lsdException w:name="Grid Table 6 Colorful Accent 1" w:uiPriority="51"/>
+    <w:lsdException w:name="Grid Table 7 Colorful Accent 1" w:uiPriority="52"/>
+    <w:lsdException w:name="Grid Table 1 Light Accent 2" w:uiPriority="46"/>
+    <w:lsdException w:name="Grid Table 2 Accent 2" w:uiPriority="47"/>
+    <w:lsdException w:name="Grid Table 3 Accent 2" w:uiPriority="48"/>
+    <w:lsdException w:name="Grid Table 4 Accent 2" w:uiPriority="49"/>
+    <w:lsdException w:name="Grid Table 5 Dark Accent 2" w:uiPriority="50"/>
+    <w:lsdException w:name="Grid Table 6 Colorful Accent 2" w:uiPriority="51"/>
+    <w:lsdException w:name="Grid Table 7 Colorful Accent 2" w:uiPriority="52"/>
+    <w:lsdException w:name="Grid Table 1 Light Accent 3" w:uiPriority="46"/>
+    <w:lsdException w:name="Grid Table 2 Accent 3" w:uiPriority="47"/>
+    <w:lsdException w:name="Grid Table 3 Accent 3" w:uiPriority="48"/>
+    <w:lsdException w:name="Grid Table 4 Accent 3" w:uiPriority="49"/>
+    <w:lsdException w:name="Grid Table 5 Dark Accent 3" w:uiPriority="50"/>
+    <w:lsdException w:name="Grid Table 6 Colorful Accent 3" w:uiPriority="51"/>
+    <w:lsdException w:name="Grid Table 7 Colorful Accent 3" w:uiPriority="52"/>
+    <w:lsdException w:name="Grid Table 1 Light Accent 4" w:uiPriority="46"/>
+    <w:lsdException w:name="Grid Table 2 Accent 4" w:uiPriority="47"/>
+    <w:lsdException w:name="Grid Table 3 Accent 4" w:uiPriority="48"/>
+    <w:lsdException w:name="Grid Table 4 Accent 4" w:uiPriority="49"/>
+    <w:lsdException w:name="Grid Table 5 Dark Accent 4" w:uiPriority="50"/>
+    <w:lsdException w:name="Grid Table 6 Colorful Accent 4" w:uiPriority="51"/>
+    <w:lsdException w:name="Grid Table 7 Colorful Accent 4" w:uiPriority="52"/>
+    <w:lsdException w:name="Grid Table 1 Light Accent 5" w:uiPriority="46"/>
+    <w:lsdException w:name="Grid Table 2 Accent 5" w:uiPriority="47"/>
+    <w:lsdException w:name="Grid Table 3 Accent 5" w:uiPriority="48"/>
+    <w:lsdException w:name="Grid Table 4 Accent 5" w:uiPriority="49"/>
+    <w:lsdException w:name="Grid Table 5 Dark Accent 5" w:uiPriority="50"/>
+    <w:lsdException w:name="Grid Table 6 Colorful Accent 5" w:uiPriority="51"/>
+    <w:lsdException w:name="Grid Table 7 Colorful Accent 5" w:uiPriority="52"/>
+    <w:lsdException w:name="Grid Table 1 Light Accent 6" w:uiPriority="46"/>
+    <w:lsdException w:name="Grid Table 2 Accent 6" w:uiPriority="47"/>
+    <w:lsdException w:name="Grid Table 3 Accent 6" w:uiPriority="48"/>
+    <w:lsdException w:name="Grid Table 4 Accent 6" w:uiPriority="49"/>
+    <w:lsdException w:name="Grid Table 5 Dark Accent 6" w:uiPriority="50"/>
+    <w:lsdException w:name="Grid Table 6 Colorful Accent 6" w:uiPriority="51"/>
+    <w:lsdException w:name="Grid Table 7 Colorful Accent 6" w:uiPriority="52"/>
+    <w:lsdException w:name="List Table 1 Light" w:uiPriority="46"/>
+    <w:lsdException w:name="List Table 2" w:uiPriority="47"/>
+    <w:lsdException w:name="List Table 3" w:uiPriority="48"/>
+    <w:lsdException w:name="List Table 4" w:uiPriority="49"/>
+    <w:lsdException w:name="List Table 5 Dark" w:uiPriority="50"/>
+    <w:lsdException w:name="List Table 6 Colorful" w:uiPriority="51"/>
+    <w:lsdException w:name="List Table 7 Colorful" w:uiPriority="52"/>
+    <w:lsdException w:name="List Table 1 Light Accent 1" w:uiPriority="46"/>
+    <w:lsdException w:name="List Table 2 Accent 1" w:uiPriority="47"/>
+    <w:lsdException w:name="List Table 3 Accent 1" w:uiPriority="48"/>
+    <w:lsdException w:name="List Table 4 Accent 1" w:uiPriority="49"/>
+    <w:lsdException w:name="List Table 5 Dark Accent 1" w:uiPriority="50"/>
+    <w:lsdException w:name="List Table 6 Colorful Accent 1" w:uiPriority="51"/>
+    <w:lsdException w:name="List Table 7 Colorful Accent 1" w:uiPriority="52"/>
+    <w:lsdException w:name="List Table 1 Light Accent 2" w:uiPriority="46"/>
+    <w:lsdException w:name="List Table 2 Accent 2" w:uiPriority="47"/>
+    <w:lsdException w:name="List Table 3 Accent 2" w:uiPriority="48"/>
+    <w:lsdException w:name="List Table 4 Accent 2" w:uiPriority="49"/>
+    <w:lsdException w:name="List Table 5 Dark Accent 2" w:uiPriority="50"/>
+    <w:lsdException w:name="List Table 6 Colorful Accent 2" w:uiPriority="51"/>
+    <w:lsdException w:name="List Table 7 Colorful Accent 2" w:uiPriority="52"/>
+    <w:lsdException w:name="List Table 1 Light Accent 3" w:uiPriority="46"/>
+    <w:lsdException w:name="List Table 2 Accent 3" w:uiPriority="47"/>
+    <w:lsdException w:name="List Table 3 Accent 3" w:uiPriority="48"/>
+    <w:lsdException w:name="List Table 4 Accent 3" w:uiPriority="49"/>
+    <w:lsdException w:name="List Table 5 Dark Accent 3" w:uiPriority="50"/>
+    <w:lsdException w:name="List Table 6 Colorful Accent 3" w:uiPriority="51"/>
+    <w:lsdException w:name="List Table 7 Colorful Accent 3" w:uiPriority="52"/>
+    <w:lsdException w:name="List Table 1 Light Accent 4" w:uiPriority="46"/>
+    <w:lsdException w:name="List Table 2 Accent 4" w:uiPriority="47"/>
+    <w:lsdException w:name="List Table 3 Accent 4" w:uiPriority="48"/>
+    <w:lsdException w:name="List Table 4 Accent 4" w:uiPriority="49"/>
+    <w:lsdException w:name="List Table 5 Dark Accent 4" w:uiPriority="50"/>
+    <w:lsdException w:name="List Table 6 Colorful Accent 4" w:uiPriority="51"/>
+    <w:lsdException w:name="List Table 7 Colorful Accent 4" w:uiPriority="52"/>
+    <w:lsdException w:name="List Table 1 Light Accent 5" w:uiPriority="46"/>
+    <w:lsdException w:name="List Table 2 Accent 5" w:uiPriority="47"/>
+    <w:lsdException w:name="List Table 3 Accent 5" w:uiPriority="48"/>
+    <w:lsdException w:name="List Table 4 Accent 5" w:uiPriority="49"/>
+    <w:lsdException w:name="List Table 5 Dark Accent 5" w:uiPriority="50"/>
+    <w:lsdException w:name="List Table 6 Colorful Accent 5" w:uiPriority="51"/>
+    <w:lsdException w:name="List Table 7 Colorful Accent 5" w:uiPriority="52"/>
+    <w:lsdException w:name="List Table 1 Light Accent 6" w:uiPriority="46"/>
+    <w:lsdException w:name="List Table 2 Accent 6" w:uiPriority="47"/>
+    <w:lsdException w:name="List Table 3 Accent 6" w:uiPriority="48"/>
+    <w:lsdException w:name="List Table 4 Accent 6" w:uiPriority="49"/>
+    <w:lsdException w:name="List Table 5 Dark Accent 6" w:uiPriority="50"/>
+    <w:lsdException w:name="List Table 6 Colorful Accent 6" w:uiPriority="51"/>
+    <w:lsdException w:name="List Table 7 Colorful Accent 6" w:uiPriority="52"/>
+    <w:lsdException w:name="Mention" w:semiHidden="1" w:unhideWhenUsed="1"/>
+    <w:lsdException w:name="Smart Hyperlink" w:semiHidden="1" w:unhideWhenUsed="1"/>
+    <w:lsdException w:name="Hashtag" w:semiHidden="1" w:unhideWhenUsed="1"/>
+    <w:lsdException w:name="Unresolved Mention" w:semiHidden="1" w:unhideWhenUsed="1"/>
+    <w:lsdException w:name="Smart Link" w:semiHidden="1" w:unhideWhenUsed="1"/>
+  </w:latentStyles>
+  <w:style w:type="paragraph" w:default="1" w:styleId="Normal">
+    <w:name w:val="Normal"/>
+    <w:qFormat/>
+  </w:style>
+  <w:style w:type="paragraph" w:styleId="Ttulo1">
+    <w:name w:val="heading 1"/>
+    <w:uiPriority w:val="9"/>
+    <w:qFormat/>
+    <w:pPr>
+      <w:spacing w:before="280" w:after="140"/>
+      <w:outlineLvl w:val="0"/>
+    </w:pPr>
+    <w:rPr>
+      <w:b/>
+      <w:bCs/>
+      <w:color w:val="1F3864"/>
+      <w:sz w:val="30"/>
+      <w:szCs w:val="30"/>
+    </w:rPr>
+  </w:style>
+  <w:style w:type="paragraph" w:styleId="Ttulo2">
+    <w:name w:val="heading 2"/>
+    <w:uiPriority w:val="9"/>
+    <w:unhideWhenUsed/>
+    <w:qFormat/>
+    <w:pPr>
+      <w:spacing w:before="200" w:after="100"/>
+      <w:outlineLvl w:val="1"/>
+    </w:pPr>
+    <w:rPr>
+      <w:b/>
+      <w:bCs/>
+      <w:color w:val="2E75B6"/>
+      <w:sz w:val="24"/>
+      <w:szCs w:val="24"/>
+    </w:rPr>
+  </w:style>
+  <w:style w:type="paragraph" w:styleId="Ttulo3">
+    <w:name w:val="heading 3"/>
+    <w:uiPriority w:val="9"/>
+    <w:semiHidden/>
+    <w:unhideWhenUsed/>
+    <w:qFormat/>
+    <w:pPr>
+      <w:outlineLvl w:val="2"/>
+    </w:pPr>
+    <w:rPr>
+      <w:color w:val="1F4D78"/>
+      <w:sz w:val="24"/>
+      <w:szCs w:val="24"/>
+    </w:rPr>
+  </w:style>
+  <w:style w:type="paragraph" w:styleId="Ttulo4">
+    <w:name w:val="heading 4"/>
+    <w:uiPriority w:val="9"/>
+    <w:semiHidden/>
+    <w:unhideWhenUsed/>
+    <w:qFormat/>
+    <w:pPr>
+      <w:outlineLvl w:val="3"/>
+    </w:pPr>
+    <w:rPr>
+      <w:i/>
+      <w:iCs/>
+      <w:color w:val="2E74B5"/>
+    </w:rPr>
+  </w:style>
+  <w:style w:type="paragraph" w:styleId="Ttulo5">
+    <w:name w:val="heading 5"/>
+    <w:uiPriority w:val="9"/>
+    <w:semiHidden/>
+    <w:unhideWhenUsed/>
+    <w:qFormat/>
+    <w:pPr>
+      <w:outlineLvl w:val="4"/>
+    </w:pPr>
+    <w:rPr>
+      <w:color w:val="2E74B5"/>
+    </w:rPr>
+  </w:style>
+  <w:style w:type="paragraph" w:styleId="Ttulo6">
+    <w:name w:val="heading 6"/>
+    <w:uiPriority w:val="9"/>
+    <w:semiHidden/>
+    <w:unhideWhenUsed/>
+    <w:qFormat/>
+    <w:pPr>
+      <w:outlineLvl w:val="5"/>
+    </w:pPr>
+    <w:rPr>
+      <w:color w:val="1F4D78"/>
+    </w:rPr>
+  </w:style>
+  <w:style w:type="character" w:default="1" w:styleId="Fontepargpadro">
+    <w:name w:val="Default Paragraph Font"/>
+    <w:uiPriority w:val="1"/>
+    <w:semiHidden/>
+    <w:unhideWhenUsed/>
+  </w:style>
+  <w:style w:type="table" w:default="1" w:styleId="Tabelanormal">
+    <w:name w:val="Normal Table"/>
+    <w:uiPriority w:val="99"/>
+    <w:semiHidden/>
+    <w:unhideWhenUsed/>
+    <w:tblPr>
+      <w:tblInd w:w="0" w:type="dxa"/>
+      <w:tblCellMar>
+        <w:top w:w="0" w:type="dxa"/>
+        <w:left w:w="108" w:type="dxa"/>
+        <w:bottom w:w="0" w:type="dxa"/>
+        <w:right w:w="108" w:type="dxa"/>
+      </w:tblCellMar>
+    </w:tblPr>
+  </w:style>
+  <w:style w:type="numbering" w:default="1" w:styleId="Semlista">
+    <w:name w:val="No List"/>
+    <w:uiPriority w:val="99"/>
+    <w:semiHidden/>
+    <w:unhideWhenUsed/>
+  </w:style>
+  <w:style w:type="paragraph" w:styleId="Ttulo">
     <w:name w:val="Title"/>
-    <w:basedOn w:val="Normal"/>
-    <w:next w:val="Normal"/>
+    <w:uiPriority w:val="10"/>
     <w:qFormat/>
     <w:rPr>
       <w:sz w:val="56"/>
       <w:szCs w:val="56"/>
     </w:rPr>
   </w:style>
-  <w:style w:type="paragraph" w:styleId="Heading1">
-    <w:name w:val="Heading 1"/>
-    <w:basedOn w:val="Normal"/>
-    <w:next w:val="Normal"/>
-    <w:qFormat/>
-    <w:rPr>
-      <w:color w:val="2E74B5"/>
-      <w:sz w:val="32"/>
-      <w:szCs w:val="32"/>
-    </w:rPr>
-  </w:style>
-  <w:style w:type="paragraph" w:styleId="Heading2">
-    <w:name w:val="Heading 2"/>
-    <w:basedOn w:val="Normal"/>
-    <w:next w:val="Normal"/>
-    <w:qFormat/>
-    <w:rPr>
-      <w:color w:val="2E74B5"/>
-      <w:sz w:val="26"/>
-      <w:szCs w:val="26"/>
-    </w:rPr>
-  </w:style>
-  <w:style w:type="paragraph" w:styleId="Heading3">
-    <w:name w:val="Heading 3"/>
-    <w:basedOn w:val="Normal"/>
-    <w:next w:val="Normal"/>
-    <w:qFormat/>
-    <w:rPr>
-      <w:color w:val="1F4D78"/>
-      <w:sz w:val="24"/>
-      <w:szCs w:val="24"/>
-    </w:rPr>
-  </w:style>
-  <w:style w:type="paragraph" w:styleId="Heading4">
-    <w:name w:val="Heading 4"/>
-    <w:basedOn w:val="Normal"/>
-    <w:next w:val="Normal"/>
-    <w:qFormat/>
-    <w:rPr>
-      <w:i/>
-      <w:iCs/>
-      <w:color w:val="2E74B5"/>
-    </w:rPr>
-  </w:style>
-  <w:style w:type="paragraph" w:styleId="Heading5">
-    <w:name w:val="Heading 5"/>
-    <w:basedOn w:val="Normal"/>
-    <w:next w:val="Normal"/>
-    <w:qFormat/>
-    <w:rPr>
-      <w:color w:val="2E74B5"/>
-    </w:rPr>
-  </w:style>
-  <w:style w:type="paragraph" w:styleId="Heading6">
-    <w:name w:val="Heading 6"/>
-    <w:basedOn w:val="Normal"/>
-    <w:next w:val="Normal"/>
-    <w:qFormat/>
-    <w:rPr>
-      <w:color w:val="1F4D78"/>
-    </w:rPr>
-  </w:style>
-  <w:style w:type="paragraph" w:styleId="Strong">
-    <w:name w:val="Strong"/>
-    <w:basedOn w:val="Normal"/>
-    <w:next w:val="Normal"/>
+  <w:style w:type="paragraph" w:customStyle="1" w:styleId="Forte1">
+    <w:name w:val="Forte1"/>
     <w:qFormat/>
     <w:rPr>
       <w:b/>
       <w:bCs/>
     </w:rPr>
   </w:style>
-  <w:style w:type="paragraph" w:styleId="ListParagraph">
+  <w:style w:type="paragraph" w:styleId="PargrafodaLista">
     <w:name w:val="List Paragraph"/>
-    <w:basedOn w:val="Normal"/>
     <w:qFormat/>
   </w:style>
   <w:style w:type="character" w:styleId="Hyperlink">
     <w:name w:val="Hyperlink"/>
-    <w:basedOn w:val="DefaultParagraphFont"/>
     <w:uiPriority w:val="99"/>
     <w:unhideWhenUsed/>
     <w:rPr>
@@ -2370,9 +3785,8 @@
       <w:u w:val="single"/>
     </w:rPr>
   </w:style>
-  <w:style w:type="character" w:styleId="FootnoteReference">
+  <w:style w:type="character" w:styleId="Refdenotaderodap">
     <w:name w:val="footnote reference"/>
-    <w:basedOn w:val="DefaultParagraphFont"/>
     <w:uiPriority w:val="99"/>
     <w:semiHidden/>
     <w:unhideWhenUsed/>
@@ -2380,25 +3794,9 @@
       <w:vertAlign w:val="superscript"/>
     </w:rPr>
   </w:style>
-  <w:style w:type="paragraph" w:styleId="FootnoteText">
+  <w:style w:type="paragraph" w:styleId="Textodenotaderodap">
     <w:name w:val="footnote text"/>
-    <w:basedOn w:val="Normal"/>
-    <w:link w:val="FootnoteTextChar"/>
-    <w:uiPriority w:val="99"/>
-    <w:semiHidden/>
-    <w:unhideWhenUsed/>
-    <w:pPr>
-      <w:spacing w:after="0" w:line="240" w:lineRule="auto"/>
-    </w:pPr>
-    <w:rPr>
-      <w:sz w:val="20"/>
-      <w:szCs w:val="20"/>
-    </w:rPr>
-  </w:style>
-  <w:style w:type="character" w:styleId="FootnoteTextChar">
-    <w:name w:val="Footnote Text Char"/>
-    <w:basedOn w:val="DefaultParagraphFont"/>
-    <w:link w:val="FootnoteText"/>
+    <w:link w:val="TextodenotaderodapChar"/>
     <w:uiPriority w:val="99"/>
     <w:semiHidden/>
     <w:unhideWhenUsed/>
@@ -2407,35 +3805,9 @@
       <w:szCs w:val="20"/>
     </w:rPr>
   </w:style>
-  <w:style w:type="character" w:styleId="EndnoteReference">
-    <w:name w:val="endnote reference"/>
-    <w:basedOn w:val="DefaultParagraphFont"/>
-    <w:uiPriority w:val="99"/>
-    <w:semiHidden/>
-    <w:unhideWhenUsed/>
-    <w:rPr>
-      <w:vertAlign w:val="superscript"/>
-    </w:rPr>
-  </w:style>
-  <w:style w:type="paragraph" w:styleId="EndnoteText">
-    <w:name w:val="endnote text"/>
-    <w:basedOn w:val="Normal"/>
-    <w:link w:val="EndnoteTextChar"/>
-    <w:uiPriority w:val="99"/>
-    <w:semiHidden/>
-    <w:unhideWhenUsed/>
-    <w:pPr>
-      <w:spacing w:after="0" w:line="240" w:lineRule="auto"/>
-    </w:pPr>
-    <w:rPr>
-      <w:sz w:val="20"/>
-      <w:szCs w:val="20"/>
-    </w:rPr>
-  </w:style>
-  <w:style w:type="character" w:styleId="EndnoteTextChar">
-    <w:name w:val="Endnote Text Char"/>
-    <w:basedOn w:val="DefaultParagraphFont"/>
-    <w:link w:val="EndnoteText"/>
+  <w:style w:type="character" w:customStyle="1" w:styleId="TextodenotaderodapChar">
+    <w:name w:val="Texto de nota de rodapé Char"/>
+    <w:link w:val="Textodenotaderodap"/>
     <w:uiPriority w:val="99"/>
     <w:semiHidden/>
     <w:unhideWhenUsed/>
@@ -2444,41 +3816,376 @@
       <w:szCs w:val="20"/>
     </w:rPr>
   </w:style>
-  <w:style w:type="paragraph" w:styleId="Heading1">
-    <w:name w:val="Heading 1"/>
+  <w:style w:type="character" w:styleId="Refdenotadefim">
+    <w:name w:val="endnote reference"/>
+    <w:uiPriority w:val="99"/>
+    <w:semiHidden/>
+    <w:unhideWhenUsed/>
+    <w:rPr>
+      <w:vertAlign w:val="superscript"/>
+    </w:rPr>
+  </w:style>
+  <w:style w:type="paragraph" w:styleId="Textodenotadefim">
+    <w:name w:val="endnote text"/>
+    <w:link w:val="TextodenotadefimChar"/>
+    <w:uiPriority w:val="99"/>
+    <w:semiHidden/>
+    <w:unhideWhenUsed/>
+    <w:rPr>
+      <w:sz w:val="20"/>
+      <w:szCs w:val="20"/>
+    </w:rPr>
+  </w:style>
+  <w:style w:type="character" w:customStyle="1" w:styleId="TextodenotadefimChar">
+    <w:name w:val="Texto de nota de fim Char"/>
+    <w:link w:val="Textodenotadefim"/>
+    <w:uiPriority w:val="99"/>
+    <w:semiHidden/>
+    <w:unhideWhenUsed/>
+    <w:rPr>
+      <w:sz w:val="20"/>
+      <w:szCs w:val="20"/>
+    </w:rPr>
+  </w:style>
+  <w:style w:type="paragraph" w:styleId="Sumrio1">
+    <w:name w:val="toc 1"/>
     <w:basedOn w:val="Normal"/>
     <w:next w:val="Normal"/>
-    <w:qFormat/>
+    <w:autoRedefine/>
+    <w:uiPriority w:val="39"/>
+    <w:unhideWhenUsed/>
+    <w:rsid w:val="00685669"/>
     <w:pPr>
-      <w:spacing w:after="140" w:before="280"/>
-      <w:outlineLvl w:val="0"/>
+      <w:spacing w:after="100"/>
     </w:pPr>
-    <w:rPr>
-      <w:rFonts w:ascii="Arial" w:cs="Arial" w:eastAsia="Arial" w:hAnsi="Arial"/>
-      <w:b/>
-      <w:bCs/>
-      <w:color w:val="1F3864"/>
-      <w:sz w:val="30"/>
-      <w:szCs w:val="30"/>
-    </w:rPr>
   </w:style>
-  <w:style w:type="paragraph" w:styleId="Heading2">
-    <w:name w:val="Heading 2"/>
+  <w:style w:type="paragraph" w:styleId="Sumrio2">
+    <w:name w:val="toc 2"/>
     <w:basedOn w:val="Normal"/>
     <w:next w:val="Normal"/>
-    <w:qFormat/>
+    <w:autoRedefine/>
+    <w:uiPriority w:val="39"/>
+    <w:unhideWhenUsed/>
+    <w:rsid w:val="00685669"/>
     <w:pPr>
-      <w:spacing w:after="100" w:before="200"/>
-      <w:outlineLvl w:val="1"/>
+      <w:spacing w:after="100"/>
+      <w:ind w:left="220"/>
     </w:pPr>
-    <w:rPr>
-      <w:rFonts w:ascii="Arial" w:cs="Arial" w:eastAsia="Arial" w:hAnsi="Arial"/>
-      <w:b/>
-      <w:bCs/>
-      <w:color w:val="2E75B6"/>
-      <w:sz w:val="24"/>
-      <w:szCs w:val="24"/>
-    </w:rPr>
   </w:style>
 </w:styles>
+</file>
+
+<file path=word/theme/theme1.xml><?xml version="1.0" encoding="utf-8"?>
+<a:theme xmlns:a="http://schemas.openxmlformats.org/drawingml/2006/main" name="Tema do Office">
+  <a:themeElements>
+    <a:clrScheme name="Office">
+      <a:dk1>
+        <a:sysClr val="windowText" lastClr="000000"/>
+      </a:dk1>
+      <a:lt1>
+        <a:sysClr val="window" lastClr="FFFFFF"/>
+      </a:lt1>
+      <a:dk2>
+        <a:srgbClr val="0E2841"/>
+      </a:dk2>
+      <a:lt2>
+        <a:srgbClr val="E8E8E8"/>
+      </a:lt2>
+      <a:accent1>
+        <a:srgbClr val="156082"/>
+      </a:accent1>
+      <a:accent2>
+        <a:srgbClr val="E97132"/>
+      </a:accent2>
+      <a:accent3>
+        <a:srgbClr val="196B24"/>
+      </a:accent3>
+      <a:accent4>
+        <a:srgbClr val="0F9ED5"/>
+      </a:accent4>
+      <a:accent5>
+        <a:srgbClr val="A02B93"/>
+      </a:accent5>
+      <a:accent6>
+        <a:srgbClr val="4EA72E"/>
+      </a:accent6>
+      <a:hlink>
+        <a:srgbClr val="467886"/>
+      </a:hlink>
+      <a:folHlink>
+        <a:srgbClr val="96607D"/>
+      </a:folHlink>
+    </a:clrScheme>
+    <a:fontScheme name="Office">
+      <a:majorFont>
+        <a:latin typeface="Aptos Display" panose="02110004020202020204"/>
+        <a:ea typeface=""/>
+        <a:cs typeface=""/>
+        <a:font script="Jpan" typeface="游ゴシック Light"/>
+        <a:font script="Hang" typeface="맑은 고딕"/>
+        <a:font script="Hans" typeface="等线 Light"/>
+        <a:font script="Hant" typeface="新細明體"/>
+        <a:font script="Arab" typeface="Times New Roman"/>
+        <a:font script="Hebr" typeface="Times New Roman"/>
+        <a:font script="Thai" typeface="Angsana New"/>
+        <a:font script="Ethi" typeface="Nyala"/>
+        <a:font script="Beng" typeface="Vrinda"/>
+        <a:font script="Gujr" typeface="Shruti"/>
+        <a:font script="Khmr" typeface="MoolBoran"/>
+        <a:font script="Knda" typeface="Tunga"/>
+        <a:font script="Guru" typeface="Raavi"/>
+        <a:font script="Cans" typeface="Euphemia"/>
+        <a:font script="Cher" typeface="Plantagenet Cherokee"/>
+        <a:font script="Yiii" typeface="Microsoft Yi Baiti"/>
+        <a:font script="Tibt" typeface="Microsoft Himalaya"/>
+        <a:font script="Thaa" typeface="MV Boli"/>
+        <a:font script="Deva" typeface="Mangal"/>
+        <a:font script="Telu" typeface="Gautami"/>
+        <a:font script="Taml" typeface="Latha"/>
+        <a:font script="Syrc" typeface="Estrangelo Edessa"/>
+        <a:font script="Orya" typeface="Kalinga"/>
+        <a:font script="Mlym" typeface="Kartika"/>
+        <a:font script="Laoo" typeface="DokChampa"/>
+        <a:font script="Sinh" typeface="Iskoola Pota"/>
+        <a:font script="Mong" typeface="Mongolian Baiti"/>
+        <a:font script="Viet" typeface="Times New Roman"/>
+        <a:font script="Uigh" typeface="Microsoft Uighur"/>
+        <a:font script="Geor" typeface="Sylfaen"/>
+        <a:font script="Armn" typeface="Arial"/>
+        <a:font script="Bugi" typeface="Leelawadee UI"/>
+        <a:font script="Bopo" typeface="Microsoft JhengHei"/>
+        <a:font script="Java" typeface="Javanese Text"/>
+        <a:font script="Lisu" typeface="Segoe UI"/>
+        <a:font script="Mymr" typeface="Myanmar Text"/>
+        <a:font script="Nkoo" typeface="Ebrima"/>
+        <a:font script="Olck" typeface="Nirmala UI"/>
+        <a:font script="Osma" typeface="Ebrima"/>
+        <a:font script="Phag" typeface="Phagspa"/>
+        <a:font script="Syrn" typeface="Estrangelo Edessa"/>
+        <a:font script="Syrj" typeface="Estrangelo Edessa"/>
+        <a:font script="Syre" typeface="Estrangelo Edessa"/>
+        <a:font script="Sora" typeface="Nirmala UI"/>
+        <a:font script="Tale" typeface="Microsoft Tai Le"/>
+        <a:font script="Talu" typeface="Microsoft New Tai Lue"/>
+        <a:font script="Tfng" typeface="Ebrima"/>
+      </a:majorFont>
+      <a:minorFont>
+        <a:latin typeface="Aptos" panose="02110004020202020204"/>
+        <a:ea typeface=""/>
+        <a:cs typeface=""/>
+        <a:font script="Jpan" typeface="游明朝"/>
+        <a:font script="Hang" typeface="맑은 고딕"/>
+        <a:font script="Hans" typeface="等线"/>
+        <a:font script="Hant" typeface="新細明體"/>
+        <a:font script="Arab" typeface="Arial"/>
+        <a:font script="Hebr" typeface="Arial"/>
+        <a:font script="Thai" typeface="Cordia New"/>
+        <a:font script="Ethi" typeface="Nyala"/>
+        <a:font script="Beng" typeface="Vrinda"/>
+        <a:font script="Gujr" typeface="Shruti"/>
+        <a:font script="Khmr" typeface="DaunPenh"/>
+        <a:font script="Knda" typeface="Tunga"/>
+        <a:font script="Guru" typeface="Raavi"/>
+        <a:font script="Cans" typeface="Euphemia"/>
+        <a:font script="Cher" typeface="Plantagenet Cherokee"/>
+        <a:font script="Yiii" typeface="Microsoft Yi Baiti"/>
+        <a:font script="Tibt" typeface="Microsoft Himalaya"/>
+        <a:font script="Thaa" typeface="MV Boli"/>
+        <a:font script="Deva" typeface="Mangal"/>
+        <a:font script="Telu" typeface="Gautami"/>
+        <a:font script="Taml" typeface="Latha"/>
+        <a:font script="Syrc" typeface="Estrangelo Edessa"/>
+        <a:font script="Orya" typeface="Kalinga"/>
+        <a:font script="Mlym" typeface="Kartika"/>
+        <a:font script="Laoo" typeface="DokChampa"/>
+        <a:font script="Sinh" typeface="Iskoola Pota"/>
+        <a:font script="Mong" typeface="Mongolian Baiti"/>
+        <a:font script="Viet" typeface="Arial"/>
+        <a:font script="Uigh" typeface="Microsoft Uighur"/>
+        <a:font script="Geor" typeface="Sylfaen"/>
+        <a:font script="Armn" typeface="Arial"/>
+        <a:font script="Bugi" typeface="Leelawadee UI"/>
+        <a:font script="Bopo" typeface="Microsoft JhengHei"/>
+        <a:font script="Java" typeface="Javanese Text"/>
+        <a:font script="Lisu" typeface="Segoe UI"/>
+        <a:font script="Mymr" typeface="Myanmar Text"/>
+        <a:font script="Nkoo" typeface="Ebrima"/>
+        <a:font script="Olck" typeface="Nirmala UI"/>
+        <a:font script="Osma" typeface="Ebrima"/>
+        <a:font script="Phag" typeface="Phagspa"/>
+        <a:font script="Syrn" typeface="Estrangelo Edessa"/>
+        <a:font script="Syrj" typeface="Estrangelo Edessa"/>
+        <a:font script="Syre" typeface="Estrangelo Edessa"/>
+        <a:font script="Sora" typeface="Nirmala UI"/>
+        <a:font script="Tale" typeface="Microsoft Tai Le"/>
+        <a:font script="Talu" typeface="Microsoft New Tai Lue"/>
+        <a:font script="Tfng" typeface="Ebrima"/>
+      </a:minorFont>
+    </a:fontScheme>
+    <a:fmtScheme name="Office">
+      <a:fillStyleLst>
+        <a:solidFill>
+          <a:schemeClr val="phClr"/>
+        </a:solidFill>
+        <a:gradFill rotWithShape="1">
+          <a:gsLst>
+            <a:gs pos="0">
+              <a:schemeClr val="phClr">
+                <a:lumMod val="110000"/>
+                <a:satMod val="105000"/>
+                <a:tint val="67000"/>
+              </a:schemeClr>
+            </a:gs>
+            <a:gs pos="50000">
+              <a:schemeClr val="phClr">
+                <a:lumMod val="105000"/>
+                <a:satMod val="103000"/>
+                <a:tint val="73000"/>
+              </a:schemeClr>
+            </a:gs>
+            <a:gs pos="100000">
+              <a:schemeClr val="phClr">
+                <a:lumMod val="105000"/>
+                <a:satMod val="109000"/>
+                <a:tint val="81000"/>
+              </a:schemeClr>
+            </a:gs>
+          </a:gsLst>
+          <a:lin ang="5400000" scaled="0"/>
+        </a:gradFill>
+        <a:gradFill rotWithShape="1">
+          <a:gsLst>
+            <a:gs pos="0">
+              <a:schemeClr val="phClr">
+                <a:satMod val="103000"/>
+                <a:lumMod val="102000"/>
+                <a:tint val="94000"/>
+              </a:schemeClr>
+            </a:gs>
+            <a:gs pos="50000">
+              <a:schemeClr val="phClr">
+                <a:satMod val="110000"/>
+                <a:lumMod val="100000"/>
+                <a:shade val="100000"/>
+              </a:schemeClr>
+            </a:gs>
+            <a:gs pos="100000">
+              <a:schemeClr val="phClr">
+                <a:lumMod val="99000"/>
+                <a:satMod val="120000"/>
+                <a:shade val="78000"/>
+              </a:schemeClr>
+            </a:gs>
+          </a:gsLst>
+          <a:lin ang="5400000" scaled="0"/>
+        </a:gradFill>
+      </a:fillStyleLst>
+      <a:lnStyleLst>
+        <a:ln w="12700" cap="flat" cmpd="sng" algn="ctr">
+          <a:solidFill>
+            <a:schemeClr val="phClr"/>
+          </a:solidFill>
+          <a:prstDash val="solid"/>
+          <a:miter lim="800000"/>
+        </a:ln>
+        <a:ln w="19050" cap="flat" cmpd="sng" algn="ctr">
+          <a:solidFill>
+            <a:schemeClr val="phClr"/>
+          </a:solidFill>
+          <a:prstDash val="solid"/>
+          <a:miter lim="800000"/>
+        </a:ln>
+        <a:ln w="25400" cap="flat" cmpd="sng" algn="ctr">
+          <a:solidFill>
+            <a:schemeClr val="phClr"/>
+          </a:solidFill>
+          <a:prstDash val="solid"/>
+          <a:miter lim="800000"/>
+        </a:ln>
+      </a:lnStyleLst>
+      <a:effectStyleLst>
+        <a:effectStyle>
+          <a:effectLst/>
+        </a:effectStyle>
+        <a:effectStyle>
+          <a:effectLst/>
+        </a:effectStyle>
+        <a:effectStyle>
+          <a:effectLst>
+            <a:outerShdw blurRad="57150" dist="19050" dir="5400000" algn="ctr" rotWithShape="0">
+              <a:srgbClr val="000000">
+                <a:alpha val="63000"/>
+              </a:srgbClr>
+            </a:outerShdw>
+          </a:effectLst>
+        </a:effectStyle>
+      </a:effectStyleLst>
+      <a:bgFillStyleLst>
+        <a:solidFill>
+          <a:schemeClr val="phClr"/>
+        </a:solidFill>
+        <a:solidFill>
+          <a:schemeClr val="phClr">
+            <a:tint val="95000"/>
+            <a:satMod val="170000"/>
+          </a:schemeClr>
+        </a:solidFill>
+        <a:gradFill rotWithShape="1">
+          <a:gsLst>
+            <a:gs pos="0">
+              <a:schemeClr val="phClr">
+                <a:tint val="93000"/>
+                <a:satMod val="150000"/>
+                <a:shade val="98000"/>
+                <a:lumMod val="102000"/>
+              </a:schemeClr>
+            </a:gs>
+            <a:gs pos="50000">
+              <a:schemeClr val="phClr">
+                <a:tint val="98000"/>
+                <a:satMod val="130000"/>
+                <a:shade val="90000"/>
+                <a:lumMod val="103000"/>
+              </a:schemeClr>
+            </a:gs>
+            <a:gs pos="100000">
+              <a:schemeClr val="phClr">
+                <a:shade val="63000"/>
+                <a:satMod val="120000"/>
+              </a:schemeClr>
+            </a:gs>
+          </a:gsLst>
+          <a:lin ang="5400000" scaled="0"/>
+        </a:gradFill>
+      </a:bgFillStyleLst>
+    </a:fmtScheme>
+  </a:themeElements>
+  <a:objectDefaults>
+    <a:lnDef>
+      <a:spPr/>
+      <a:bodyPr/>
+      <a:lstStyle/>
+      <a:style>
+        <a:lnRef idx="2">
+          <a:schemeClr val="accent1"/>
+        </a:lnRef>
+        <a:fillRef idx="0">
+          <a:schemeClr val="accent1"/>
+        </a:fillRef>
+        <a:effectRef idx="1">
+          <a:schemeClr val="accent1"/>
+        </a:effectRef>
+        <a:fontRef idx="minor">
+          <a:schemeClr val="tx1"/>
+        </a:fontRef>
+      </a:style>
+    </a:lnDef>
+  </a:objectDefaults>
+  <a:extraClrSchemeLst/>
+  <a:extLst>
+    <a:ext uri="{05A4C25C-085E-4340-85A3-A5531E510DB2}">
+      <thm15:themeFamily xmlns:thm15="http://schemas.microsoft.com/office/thememl/2012/main" name="Office Theme" id="{2E142A2C-CD16-42D6-873A-C26D2A0506FA}" vid="{1BDDFF52-6CD6-40A5-AB3C-68EB2F1E4D0A}"/>
+    </a:ext>
+  </a:extLst>
+</a:theme>
 </file>